--- a/public/images/IDAEWOR S.E PROVIDENCE..CV.docx
+++ b/public/images/IDAEWOR S.E PROVIDENCE..CV.docx
@@ -159,16 +159,20 @@
         </w:rPr>
         <w:t xml:space="preserve">Teacher </w:t>
       </w:r>
+      <w:r>
+        <w:rPr>
+          <w:b/>
+          <w:color w:val="CC4125"/>
+          <w:sz w:val="32"/>
+          <w:szCs w:val="32"/>
+          <w:highlight w:val="white"/>
+        </w:rPr>
+        <w:t xml:space="preserve">|Ai trainer </w:t>
+      </w:r>
     </w:p>
     <w:p>
       <w:pPr>
         <w:pStyle w:val="Subtitle"/>
-        <w:rPr>
-          <w:b/>
-          <w:sz w:val="32"/>
-          <w:szCs w:val="32"/>
-          <w:highlight w:val="white"/>
-        </w:rPr>
       </w:pPr>
       <w:r>
         <w:rPr>
@@ -308,6 +312,20 @@
     </w:p>
     <w:p>
       <w:pPr>
+        <w:pStyle w:val="Subtitle"/>
+        <w:rPr>
+          <w:sz w:val="32"/>
+          <w:szCs w:val="32"/>
+        </w:rPr>
+      </w:pPr>
+    </w:p>
+    <w:p>
+      <w:pPr>
+        <w:pStyle w:val="Subtitle"/>
+      </w:pPr>
+    </w:p>
+    <w:p>
+      <w:pPr>
         <w:spacing w:before="0"/>
         <w:rPr>
           <w:rFonts w:ascii="Open Sans" w:hAnsi="Open Sans" w:cs="Open Sans"/>
@@ -468,7 +486,155 @@
           <w:szCs w:val="32"/>
           <w:highlight w:val="white"/>
         </w:rPr>
-        <w:t>With over 6 years of experience in various roles, especially in designs, I’ve developed a unique blend of technical expertise and creative flair. My expertise spans:</w:t>
+        <w:t xml:space="preserve">As a </w:t>
+      </w:r>
+      <w:r>
+        <w:rPr>
+          <w:rFonts w:ascii="Open Sans" w:eastAsia="Ubuntu" w:hAnsi="Open Sans" w:cs="Open Sans"/>
+          <w:sz w:val="32"/>
+          <w:szCs w:val="32"/>
+          <w:highlight w:val="white"/>
+        </w:rPr>
+        <w:t>teacher of humans and AI. I teach people how to code</w:t>
+      </w:r>
+      <w:r>
+        <w:rPr>
+          <w:rFonts w:ascii="Open Sans" w:eastAsia="Ubuntu" w:hAnsi="Open Sans" w:cs="Open Sans"/>
+          <w:sz w:val="32"/>
+          <w:szCs w:val="32"/>
+          <w:highlight w:val="white"/>
+        </w:rPr>
+        <w:t>, design, learn</w:t>
+      </w:r>
+      <w:r>
+        <w:rPr>
+          <w:rFonts w:ascii="Open Sans" w:eastAsia="Ubuntu" w:hAnsi="Open Sans" w:cs="Open Sans"/>
+          <w:sz w:val="32"/>
+          <w:szCs w:val="32"/>
+          <w:highlight w:val="white"/>
+        </w:rPr>
+        <w:t>, and I train AI how to think</w:t>
+      </w:r>
+      <w:r>
+        <w:rPr>
+          <w:rFonts w:ascii="Open Sans" w:eastAsia="Ubuntu" w:hAnsi="Open Sans" w:cs="Open Sans"/>
+          <w:sz w:val="32"/>
+          <w:szCs w:val="32"/>
+          <w:highlight w:val="white"/>
+        </w:rPr>
+        <w:t>, identify learn</w:t>
+      </w:r>
+      <w:r>
+        <w:rPr>
+          <w:rFonts w:ascii="Open Sans" w:eastAsia="Ubuntu" w:hAnsi="Open Sans" w:cs="Open Sans"/>
+          <w:sz w:val="32"/>
+          <w:szCs w:val="32"/>
+          <w:highlight w:val="white"/>
+        </w:rPr>
+        <w:t xml:space="preserve"> sharing knowledge the same way I learnt it: clearly,</w:t>
+      </w:r>
+      <w:r>
+        <w:rPr>
+          <w:rFonts w:ascii="Open Sans" w:eastAsia="Ubuntu" w:hAnsi="Open Sans" w:cs="Open Sans"/>
+          <w:sz w:val="32"/>
+          <w:szCs w:val="32"/>
+          <w:highlight w:val="white"/>
+        </w:rPr>
+        <w:t xml:space="preserve"> reinforced </w:t>
+      </w:r>
+      <w:r>
+        <w:rPr>
+          <w:rFonts w:ascii="Open Sans" w:eastAsia="Ubuntu" w:hAnsi="Open Sans" w:cs="Open Sans"/>
+          <w:sz w:val="32"/>
+          <w:szCs w:val="32"/>
+          <w:highlight w:val="white"/>
+        </w:rPr>
+        <w:t>practically, and with purpose.</w:t>
+      </w:r>
+    </w:p>
+    <w:p>
+      <w:pPr>
+        <w:spacing w:before="0"/>
+        <w:rPr>
+          <w:rFonts w:ascii="Open Sans" w:eastAsia="Ubuntu" w:hAnsi="Open Sans" w:cs="Open Sans"/>
+          <w:sz w:val="32"/>
+          <w:szCs w:val="32"/>
+          <w:highlight w:val="white"/>
+        </w:rPr>
+      </w:pPr>
+    </w:p>
+    <w:p>
+      <w:pPr>
+        <w:spacing w:before="0"/>
+        <w:rPr>
+          <w:rFonts w:ascii="Open Sans" w:eastAsia="Ubuntu" w:hAnsi="Open Sans" w:cs="Open Sans"/>
+          <w:sz w:val="32"/>
+          <w:szCs w:val="32"/>
+          <w:highlight w:val="white"/>
+        </w:rPr>
+      </w:pPr>
+      <w:r>
+        <w:rPr>
+          <w:rFonts w:ascii="Open Sans" w:eastAsia="Ubuntu" w:hAnsi="Open Sans" w:cs="Open Sans"/>
+          <w:sz w:val="32"/>
+          <w:szCs w:val="32"/>
+          <w:highlight w:val="white"/>
+        </w:rPr>
+        <w:t xml:space="preserve">With </w:t>
+      </w:r>
+      <w:r>
+        <w:rPr>
+          <w:rFonts w:ascii="Open Sans" w:eastAsia="Ubuntu" w:hAnsi="Open Sans" w:cs="Open Sans"/>
+          <w:sz w:val="32"/>
+          <w:szCs w:val="32"/>
+          <w:highlight w:val="white"/>
+        </w:rPr>
+        <w:t xml:space="preserve">at least 6-2 </w:t>
+      </w:r>
+      <w:r>
+        <w:rPr>
+          <w:rFonts w:ascii="Open Sans" w:eastAsia="Ubuntu" w:hAnsi="Open Sans" w:cs="Open Sans"/>
+          <w:sz w:val="32"/>
+          <w:szCs w:val="32"/>
+          <w:highlight w:val="white"/>
+        </w:rPr>
+        <w:t xml:space="preserve">years of experience in various roles, especially in </w:t>
+      </w:r>
+      <w:r>
+        <w:rPr>
+          <w:rFonts w:ascii="Open Sans" w:eastAsia="Ubuntu" w:hAnsi="Open Sans" w:cs="Open Sans"/>
+          <w:sz w:val="32"/>
+          <w:szCs w:val="32"/>
+          <w:highlight w:val="white"/>
+        </w:rPr>
+        <w:t>teaching, training</w:t>
+      </w:r>
+      <w:r>
+        <w:rPr>
+          <w:rFonts w:ascii="Open Sans" w:eastAsia="Ubuntu" w:hAnsi="Open Sans" w:cs="Open Sans"/>
+          <w:sz w:val="32"/>
+          <w:szCs w:val="32"/>
+          <w:highlight w:val="white"/>
+        </w:rPr>
+        <w:t>,</w:t>
+      </w:r>
+      <w:r>
+        <w:rPr>
+          <w:rFonts w:ascii="Open Sans" w:eastAsia="Ubuntu" w:hAnsi="Open Sans" w:cs="Open Sans"/>
+          <w:sz w:val="32"/>
+          <w:szCs w:val="32"/>
+          <w:highlight w:val="white"/>
+        </w:rPr>
+        <w:t xml:space="preserve"> and design </w:t>
+      </w:r>
+      <w:r>
+        <w:rPr>
+          <w:rFonts w:ascii="Open Sans" w:eastAsia="Ubuntu" w:hAnsi="Open Sans" w:cs="Open Sans"/>
+          <w:sz w:val="32"/>
+          <w:szCs w:val="32"/>
+          <w:highlight w:val="white"/>
+        </w:rPr>
+        <w:t>I’ve developed a unique blend of technical expertise and creative flair. My expertise spans:</w:t>
       </w:r>
     </w:p>
     <w:p>
@@ -616,7 +782,97 @@
           <w:szCs w:val="32"/>
           <w:highlight w:val="white"/>
         </w:rPr>
-        <w:t>and interactive experiences.</w:t>
+        <w:t>and interactive experiences</w:t>
+      </w:r>
+      <w:r>
+        <w:rPr>
+          <w:rFonts w:ascii="Open Sans" w:eastAsia="Ubuntu" w:hAnsi="Open Sans" w:cs="Open Sans"/>
+          <w:sz w:val="32"/>
+          <w:szCs w:val="32"/>
+          <w:highlight w:val="white"/>
+        </w:rPr>
+        <w:t xml:space="preserve"> making sure you websites are properly optimi</w:t>
+      </w:r>
+      <w:r>
+        <w:rPr>
+          <w:rFonts w:ascii="Open Sans" w:eastAsia="Ubuntu" w:hAnsi="Open Sans" w:cs="Open Sans"/>
+          <w:sz w:val="32"/>
+          <w:szCs w:val="32"/>
+          <w:highlight w:val="white"/>
+        </w:rPr>
+        <w:t xml:space="preserve">sed, readable, </w:t>
+      </w:r>
+      <w:r>
+        <w:rPr>
+          <w:rFonts w:ascii="Open Sans" w:eastAsia="Ubuntu" w:hAnsi="Open Sans" w:cs="Open Sans"/>
+          <w:sz w:val="32"/>
+          <w:szCs w:val="32"/>
+          <w:highlight w:val="white"/>
+        </w:rPr>
+        <w:t xml:space="preserve">with Ai functionality </w:t>
+      </w:r>
+      <w:r>
+        <w:rPr>
+          <w:rFonts w:ascii="Open Sans" w:eastAsia="Ubuntu" w:hAnsi="Open Sans" w:cs="Open Sans"/>
+          <w:sz w:val="32"/>
+          <w:szCs w:val="32"/>
+          <w:highlight w:val="white"/>
+        </w:rPr>
+        <w:t>like a response model for users and most of all secure, allowing user date</w:t>
+      </w:r>
+      <w:r>
+        <w:rPr>
+          <w:rFonts w:ascii="Open Sans" w:eastAsia="Ubuntu" w:hAnsi="Open Sans" w:cs="Open Sans"/>
+          <w:sz w:val="32"/>
+          <w:szCs w:val="32"/>
+          <w:highlight w:val="white"/>
+        </w:rPr>
+        <w:t xml:space="preserve"> or company data </w:t>
+      </w:r>
+      <w:r>
+        <w:rPr>
+          <w:rFonts w:ascii="Open Sans" w:eastAsia="Ubuntu" w:hAnsi="Open Sans" w:cs="Open Sans"/>
+          <w:sz w:val="32"/>
+          <w:szCs w:val="32"/>
+          <w:highlight w:val="white"/>
+        </w:rPr>
+        <w:t>staying isolated from the pub</w:t>
+      </w:r>
+      <w:r>
+        <w:rPr>
+          <w:rFonts w:ascii="Open Sans" w:eastAsia="Ubuntu" w:hAnsi="Open Sans" w:cs="Open Sans"/>
+          <w:sz w:val="32"/>
+          <w:szCs w:val="32"/>
+          <w:highlight w:val="white"/>
+        </w:rPr>
+        <w:t>lic</w:t>
+      </w:r>
+      <w:r>
+        <w:rPr>
+          <w:rFonts w:ascii="Open Sans" w:eastAsia="Ubuntu" w:hAnsi="Open Sans" w:cs="Open Sans"/>
+          <w:sz w:val="32"/>
+          <w:szCs w:val="32"/>
+          <w:highlight w:val="white"/>
+        </w:rPr>
+        <w:t xml:space="preserve">, also </w:t>
+      </w:r>
+      <w:r>
+        <w:rPr>
+          <w:rFonts w:ascii="Open Sans" w:eastAsia="Ubuntu" w:hAnsi="Open Sans" w:cs="Open Sans"/>
+          <w:sz w:val="32"/>
+          <w:szCs w:val="32"/>
+          <w:highlight w:val="white"/>
+        </w:rPr>
+        <w:t>skilled in hardware maintenance, installations and repairs</w:t>
+      </w:r>
+      <w:r>
+        <w:rPr>
+          <w:rFonts w:ascii="Open Sans" w:eastAsia="Ubuntu" w:hAnsi="Open Sans" w:cs="Open Sans"/>
+          <w:sz w:val="32"/>
+          <w:szCs w:val="32"/>
+          <w:highlight w:val="white"/>
+        </w:rPr>
+        <w:t>.</w:t>
       </w:r>
     </w:p>
     <w:p>
@@ -665,7 +921,43 @@
           <w:szCs w:val="32"/>
           <w:highlight w:val="white"/>
         </w:rPr>
-        <w:t xml:space="preserve">: Creating captivating 2D and 3D artworks, animations, </w:t>
+        <w:t xml:space="preserve">: </w:t>
+      </w:r>
+      <w:r>
+        <w:rPr>
+          <w:rFonts w:ascii="Open Sans" w:eastAsia="Ubuntu" w:hAnsi="Open Sans" w:cs="Open Sans"/>
+          <w:sz w:val="32"/>
+          <w:szCs w:val="32"/>
+          <w:highlight w:val="white"/>
+        </w:rPr>
+        <w:t>I</w:t>
+      </w:r>
+      <w:r>
+        <w:rPr>
+          <w:rFonts w:ascii="Open Sans" w:eastAsia="Ubuntu" w:hAnsi="Open Sans" w:cs="Open Sans"/>
+          <w:sz w:val="32"/>
+          <w:szCs w:val="32"/>
+          <w:highlight w:val="white"/>
+        </w:rPr>
+        <w:t>dentifying the goal of a company</w:t>
+      </w:r>
+      <w:r>
+        <w:rPr>
+          <w:rFonts w:ascii="Open Sans" w:eastAsia="Ubuntu" w:hAnsi="Open Sans" w:cs="Open Sans"/>
+          <w:sz w:val="32"/>
+          <w:szCs w:val="32"/>
+          <w:highlight w:val="white"/>
+        </w:rPr>
+        <w:t xml:space="preserve"> and using it’s brand identity to properly relate itself with its users or target audience by </w:t>
+      </w:r>
+      <w:r>
+        <w:rPr>
+          <w:rFonts w:ascii="Open Sans" w:eastAsia="Ubuntu" w:hAnsi="Open Sans" w:cs="Open Sans"/>
+          <w:sz w:val="32"/>
+          <w:szCs w:val="32"/>
+          <w:highlight w:val="white"/>
+        </w:rPr>
+        <w:t xml:space="preserve">Creating captivating 2D and 3D artworks, animations, </w:t>
       </w:r>
       <w:r>
         <w:rPr>
@@ -683,15 +975,6 @@
           <w:szCs w:val="32"/>
           <w:highlight w:val="white"/>
         </w:rPr>
-        <w:t xml:space="preserve">&amp; Logo </w:t>
-      </w:r>
-      <w:r>
-        <w:rPr>
-          <w:rFonts w:ascii="Open Sans" w:eastAsia="Ubuntu" w:hAnsi="Open Sans" w:cs="Open Sans"/>
-          <w:sz w:val="32"/>
-          <w:szCs w:val="32"/>
-          <w:highlight w:val="white"/>
-        </w:rPr>
         <w:t>design</w:t>
       </w:r>
       <w:r>
@@ -701,7 +984,81 @@
           <w:szCs w:val="32"/>
           <w:highlight w:val="white"/>
         </w:rPr>
-        <w:t>er</w:t>
+        <w:t xml:space="preserve">s. I am </w:t>
+      </w:r>
+      <w:r>
+        <w:rPr>
+          <w:rFonts w:ascii="Open Sans" w:eastAsia="Ubuntu" w:hAnsi="Open Sans" w:cs="Open Sans"/>
+          <w:sz w:val="32"/>
+          <w:szCs w:val="32"/>
+          <w:highlight w:val="white"/>
+        </w:rPr>
+        <w:t>Adep</w:t>
+      </w:r>
+      <w:r>
+        <w:rPr>
+          <w:rFonts w:ascii="Open Sans" w:eastAsia="Ubuntu" w:hAnsi="Open Sans" w:cs="Open Sans"/>
+          <w:sz w:val="32"/>
+          <w:szCs w:val="32"/>
+          <w:highlight w:val="white"/>
+        </w:rPr>
+        <w:t xml:space="preserve">t in </w:t>
+      </w:r>
+      <w:proofErr w:type="spellStart"/>
+      <w:r>
+        <w:rPr>
+          <w:rFonts w:ascii="Open Sans" w:eastAsia="Ubuntu" w:hAnsi="Open Sans" w:cs="Open Sans"/>
+          <w:sz w:val="32"/>
+          <w:szCs w:val="32"/>
+          <w:highlight w:val="white"/>
+        </w:rPr>
+        <w:t>Ms</w:t>
+      </w:r>
+      <w:proofErr w:type="spellEnd"/>
+      <w:r>
+        <w:rPr>
+          <w:rFonts w:ascii="Open Sans" w:eastAsia="Ubuntu" w:hAnsi="Open Sans" w:cs="Open Sans"/>
+          <w:sz w:val="32"/>
+          <w:szCs w:val="32"/>
+          <w:highlight w:val="white"/>
+        </w:rPr>
+        <w:t xml:space="preserve"> office ,</w:t>
+      </w:r>
+      <w:r>
+        <w:rPr>
+          <w:rFonts w:ascii="Open Sans" w:eastAsia="Ubuntu" w:hAnsi="Open Sans" w:cs="Open Sans"/>
+          <w:sz w:val="32"/>
+          <w:szCs w:val="32"/>
+          <w:highlight w:val="white"/>
+        </w:rPr>
+        <w:t xml:space="preserve"> A</w:t>
+      </w:r>
+      <w:r>
+        <w:rPr>
+          <w:rFonts w:ascii="Open Sans" w:eastAsia="Ubuntu" w:hAnsi="Open Sans" w:cs="Open Sans"/>
+          <w:sz w:val="32"/>
+          <w:szCs w:val="32"/>
+          <w:highlight w:val="white"/>
+        </w:rPr>
+        <w:t xml:space="preserve"> Social media </w:t>
+      </w:r>
+      <w:r>
+        <w:rPr>
+          <w:rFonts w:ascii="Open Sans" w:eastAsia="Ubuntu" w:hAnsi="Open Sans" w:cs="Open Sans"/>
+          <w:sz w:val="32"/>
+          <w:szCs w:val="32"/>
+          <w:highlight w:val="white"/>
+        </w:rPr>
+        <w:t>manage</w:t>
+      </w:r>
+      <w:r>
+        <w:rPr>
+          <w:rFonts w:ascii="Open Sans" w:eastAsia="Ubuntu" w:hAnsi="Open Sans" w:cs="Open Sans"/>
+          <w:sz w:val="32"/>
+          <w:szCs w:val="32"/>
+          <w:highlight w:val="white"/>
+        </w:rPr>
+        <w:t>r</w:t>
       </w:r>
       <w:r>
         <w:rPr>
@@ -719,6 +1076,24 @@
           <w:szCs w:val="32"/>
           <w:highlight w:val="white"/>
         </w:rPr>
+        <w:t xml:space="preserve">a </w:t>
+      </w:r>
+      <w:r>
+        <w:rPr>
+          <w:rFonts w:ascii="Open Sans" w:eastAsia="Ubuntu" w:hAnsi="Open Sans" w:cs="Open Sans"/>
+          <w:sz w:val="32"/>
+          <w:szCs w:val="32"/>
+          <w:highlight w:val="white"/>
+        </w:rPr>
+        <w:t>Video editor,</w:t>
+      </w:r>
+      <w:r>
+        <w:rPr>
+          <w:rFonts w:ascii="Open Sans" w:eastAsia="Ubuntu" w:hAnsi="Open Sans" w:cs="Open Sans"/>
+          <w:sz w:val="32"/>
+          <w:szCs w:val="32"/>
+          <w:highlight w:val="white"/>
+        </w:rPr>
         <w:t xml:space="preserve"> </w:t>
       </w:r>
       <w:r>
@@ -728,80 +1103,6 @@
           <w:szCs w:val="32"/>
           <w:highlight w:val="white"/>
         </w:rPr>
-        <w:t>Adep</w:t>
-      </w:r>
-      <w:r>
-        <w:rPr>
-          <w:rFonts w:ascii="Open Sans" w:eastAsia="Ubuntu" w:hAnsi="Open Sans" w:cs="Open Sans"/>
-          <w:sz w:val="32"/>
-          <w:szCs w:val="32"/>
-          <w:highlight w:val="white"/>
-        </w:rPr>
-        <w:t xml:space="preserve">t in </w:t>
-      </w:r>
-      <w:proofErr w:type="spellStart"/>
-      <w:r>
-        <w:rPr>
-          <w:rFonts w:ascii="Open Sans" w:eastAsia="Ubuntu" w:hAnsi="Open Sans" w:cs="Open Sans"/>
-          <w:sz w:val="32"/>
-          <w:szCs w:val="32"/>
-          <w:highlight w:val="white"/>
-        </w:rPr>
-        <w:t>Ms</w:t>
-      </w:r>
-      <w:proofErr w:type="spellEnd"/>
-      <w:r>
-        <w:rPr>
-          <w:rFonts w:ascii="Open Sans" w:eastAsia="Ubuntu" w:hAnsi="Open Sans" w:cs="Open Sans"/>
-          <w:sz w:val="32"/>
-          <w:szCs w:val="32"/>
-          <w:highlight w:val="white"/>
-        </w:rPr>
-        <w:t xml:space="preserve"> office ,</w:t>
-      </w:r>
-      <w:r>
-        <w:rPr>
-          <w:rFonts w:ascii="Open Sans" w:eastAsia="Ubuntu" w:hAnsi="Open Sans" w:cs="Open Sans"/>
-          <w:sz w:val="32"/>
-          <w:szCs w:val="32"/>
-          <w:highlight w:val="white"/>
-        </w:rPr>
-        <w:t xml:space="preserve"> Social media </w:t>
-      </w:r>
-      <w:r>
-        <w:rPr>
-          <w:rFonts w:ascii="Open Sans" w:eastAsia="Ubuntu" w:hAnsi="Open Sans" w:cs="Open Sans"/>
-          <w:sz w:val="32"/>
-          <w:szCs w:val="32"/>
-          <w:highlight w:val="white"/>
-        </w:rPr>
-        <w:t>management ,</w:t>
-      </w:r>
-      <w:r>
-        <w:rPr>
-          <w:rFonts w:ascii="Open Sans" w:eastAsia="Ubuntu" w:hAnsi="Open Sans" w:cs="Open Sans"/>
-          <w:sz w:val="32"/>
-          <w:szCs w:val="32"/>
-          <w:highlight w:val="white"/>
-        </w:rPr>
-        <w:t>Video editor,</w:t>
-      </w:r>
-      <w:r>
-        <w:rPr>
-          <w:rFonts w:ascii="Open Sans" w:eastAsia="Ubuntu" w:hAnsi="Open Sans" w:cs="Open Sans"/>
-          <w:sz w:val="32"/>
-          <w:szCs w:val="32"/>
-          <w:highlight w:val="white"/>
-        </w:rPr>
-        <w:t xml:space="preserve"> </w:t>
-      </w:r>
-      <w:r>
-        <w:rPr>
-          <w:rFonts w:ascii="Open Sans" w:eastAsia="Ubuntu" w:hAnsi="Open Sans" w:cs="Open Sans"/>
-          <w:sz w:val="32"/>
-          <w:szCs w:val="32"/>
-          <w:highlight w:val="white"/>
-        </w:rPr>
         <w:t xml:space="preserve">3D </w:t>
       </w:r>
       <w:r>
@@ -860,7 +1161,43 @@
           <w:szCs w:val="32"/>
           <w:highlight w:val="white"/>
         </w:rPr>
-        <w:t>- Education: Teaching and mentoring students in computer science, programming, and designs.</w:t>
+        <w:t>- Educati</w:t>
+      </w:r>
+      <w:r>
+        <w:rPr>
+          <w:rFonts w:ascii="Open Sans" w:eastAsia="Ubuntu" w:hAnsi="Open Sans" w:cs="Open Sans"/>
+          <w:sz w:val="32"/>
+          <w:szCs w:val="32"/>
+          <w:highlight w:val="white"/>
+        </w:rPr>
+        <w:t>onal skills</w:t>
+      </w:r>
+      <w:r>
+        <w:rPr>
+          <w:rFonts w:ascii="Open Sans" w:eastAsia="Ubuntu" w:hAnsi="Open Sans" w:cs="Open Sans"/>
+          <w:sz w:val="32"/>
+          <w:szCs w:val="32"/>
+          <w:highlight w:val="white"/>
+        </w:rPr>
+        <w:t>: Teaching and mentoring students in computer science, programming, and designs</w:t>
+      </w:r>
+      <w:r>
+        <w:rPr>
+          <w:rFonts w:ascii="Open Sans" w:eastAsia="Ubuntu" w:hAnsi="Open Sans" w:cs="Open Sans"/>
+          <w:sz w:val="32"/>
+          <w:szCs w:val="32"/>
+          <w:highlight w:val="white"/>
+        </w:rPr>
+        <w:t xml:space="preserve">, and adept in training various AI models </w:t>
+      </w:r>
+      <w:r>
+        <w:rPr>
+          <w:rFonts w:ascii="Open Sans" w:eastAsia="Ubuntu" w:hAnsi="Open Sans" w:cs="Open Sans"/>
+          <w:sz w:val="32"/>
+          <w:szCs w:val="32"/>
+          <w:highlight w:val="white"/>
+        </w:rPr>
+        <w:t>especially on how to identify patterns and creating create responses</w:t>
       </w:r>
     </w:p>
     <w:p>
@@ -1359,7 +1696,15 @@
           <w:sz w:val="32"/>
           <w:szCs w:val="32"/>
         </w:rPr>
-        <w:t>windcss</w:t>
+        <w:t>windcs</w:t>
+      </w:r>
+      <w:r>
+        <w:rPr>
+          <w:rFonts w:ascii="Open Sans" w:hAnsi="Open Sans" w:cs="Open Sans"/>
+          <w:sz w:val="32"/>
+          <w:szCs w:val="32"/>
+        </w:rPr>
+        <w:t>s</w:t>
       </w:r>
       <w:proofErr w:type="spellEnd"/>
     </w:p>
@@ -1600,7 +1945,15 @@
           <w:sz w:val="32"/>
           <w:szCs w:val="32"/>
         </w:rPr>
-        <w:t>.</w:t>
+        <w:t>(</w:t>
+      </w:r>
+      <w:r>
+        <w:rPr>
+          <w:rFonts w:ascii="Open Sans" w:hAnsi="Open Sans" w:cs="Open Sans"/>
+          <w:sz w:val="32"/>
+          <w:szCs w:val="32"/>
+        </w:rPr>
+        <w:t>weak)</w:t>
       </w:r>
     </w:p>
     <w:p>
@@ -1623,7 +1976,15 @@
           <w:sz w:val="32"/>
           <w:szCs w:val="32"/>
         </w:rPr>
-        <w:t>Java.</w:t>
+        <w:t>Python</w:t>
+      </w:r>
+      <w:r>
+        <w:rPr>
+          <w:rFonts w:ascii="Open Sans" w:hAnsi="Open Sans" w:cs="Open Sans"/>
+          <w:sz w:val="32"/>
+          <w:szCs w:val="32"/>
+        </w:rPr>
+        <w:t>.</w:t>
       </w:r>
     </w:p>
     <w:p>
@@ -1646,15 +2007,7 @@
           <w:sz w:val="32"/>
           <w:szCs w:val="32"/>
         </w:rPr>
-        <w:t>Python</w:t>
-      </w:r>
-      <w:r>
-        <w:rPr>
-          <w:rFonts w:ascii="Open Sans" w:hAnsi="Open Sans" w:cs="Open Sans"/>
-          <w:sz w:val="32"/>
-          <w:szCs w:val="32"/>
-        </w:rPr>
-        <w:t>.</w:t>
+        <w:t>Django(weak)</w:t>
       </w:r>
     </w:p>
     <w:p>
@@ -2171,7 +2524,23 @@
           <w:sz w:val="32"/>
           <w:szCs w:val="32"/>
         </w:rPr>
-        <w:t>-He</w:t>
+        <w:t>-</w:t>
+      </w:r>
+      <w:r>
+        <w:rPr>
+          <w:rFonts w:ascii="Open Sans" w:hAnsi="Open Sans" w:cs="Open Sans"/>
+          <w:sz w:val="32"/>
+          <w:szCs w:val="32"/>
+        </w:rPr>
+        <w:t xml:space="preserve"> </w:t>
+      </w:r>
+      <w:r>
+        <w:rPr>
+          <w:rFonts w:ascii="Open Sans" w:hAnsi="Open Sans" w:cs="Open Sans"/>
+          <w:sz w:val="32"/>
+          <w:szCs w:val="32"/>
+        </w:rPr>
+        <w:t>He</w:t>
       </w:r>
       <w:r>
         <w:rPr>
@@ -2180,6 +2549,74 @@
           <w:szCs w:val="32"/>
         </w:rPr>
         <w:t>rd.</w:t>
+      </w:r>
+    </w:p>
+    <w:p>
+      <w:pPr>
+        <w:spacing w:before="0"/>
+        <w:rPr>
+          <w:rFonts w:ascii="Open Sans" w:hAnsi="Open Sans" w:cs="Open Sans"/>
+          <w:sz w:val="32"/>
+          <w:szCs w:val="32"/>
+        </w:rPr>
+      </w:pPr>
+      <w:r>
+        <w:rPr>
+          <w:rFonts w:ascii="Open Sans" w:hAnsi="Open Sans" w:cs="Open Sans"/>
+          <w:sz w:val="32"/>
+          <w:szCs w:val="32"/>
+        </w:rPr>
+        <w:t>-</w:t>
+      </w:r>
+      <w:r>
+        <w:rPr>
+          <w:rFonts w:ascii="Open Sans" w:hAnsi="Open Sans" w:cs="Open Sans"/>
+          <w:sz w:val="32"/>
+          <w:szCs w:val="32"/>
+        </w:rPr>
+        <w:t xml:space="preserve"> </w:t>
+      </w:r>
+      <w:r>
+        <w:rPr>
+          <w:rFonts w:ascii="Open Sans" w:hAnsi="Open Sans" w:cs="Open Sans"/>
+          <w:sz w:val="32"/>
+          <w:szCs w:val="32"/>
+        </w:rPr>
+        <w:t xml:space="preserve">Scratch </w:t>
+      </w:r>
+      <w:r>
+        <w:rPr>
+          <w:rFonts w:ascii="Open Sans" w:hAnsi="Open Sans" w:cs="Open Sans"/>
+          <w:sz w:val="32"/>
+          <w:szCs w:val="32"/>
+        </w:rPr>
+        <w:t>.</w:t>
+      </w:r>
+    </w:p>
+    <w:p>
+      <w:pPr>
+        <w:spacing w:before="0"/>
+        <w:rPr>
+          <w:rFonts w:ascii="Open Sans" w:hAnsi="Open Sans" w:cs="Open Sans"/>
+          <w:sz w:val="32"/>
+          <w:szCs w:val="32"/>
+        </w:rPr>
+      </w:pPr>
+      <w:r>
+        <w:rPr>
+          <w:rFonts w:ascii="Open Sans" w:hAnsi="Open Sans" w:cs="Open Sans"/>
+          <w:sz w:val="32"/>
+          <w:szCs w:val="32"/>
+        </w:rPr>
+        <w:t>- Canva</w:t>
+      </w:r>
+      <w:r>
+        <w:rPr>
+          <w:rFonts w:ascii="Open Sans" w:hAnsi="Open Sans" w:cs="Open Sans"/>
+          <w:sz w:val="32"/>
+          <w:szCs w:val="32"/>
+        </w:rPr>
+        <w:t>.</w:t>
       </w:r>
     </w:p>
     <w:p>
@@ -2310,6 +2747,42 @@
           <w:szCs w:val="32"/>
         </w:rPr>
         <w:t>.</w:t>
+      </w:r>
+    </w:p>
+    <w:p>
+      <w:pPr>
+        <w:spacing w:before="0"/>
+        <w:rPr>
+          <w:rFonts w:ascii="Open Sans" w:hAnsi="Open Sans" w:cs="Open Sans"/>
+          <w:sz w:val="32"/>
+          <w:szCs w:val="32"/>
+        </w:rPr>
+      </w:pPr>
+      <w:r>
+        <w:rPr>
+          <w:rFonts w:ascii="Open Sans" w:hAnsi="Open Sans" w:cs="Open Sans"/>
+          <w:sz w:val="32"/>
+          <w:szCs w:val="32"/>
+        </w:rPr>
+        <w:t xml:space="preserve">-3D architecture </w:t>
+      </w:r>
+    </w:p>
+    <w:p>
+      <w:pPr>
+        <w:spacing w:before="0"/>
+        <w:rPr>
+          <w:rFonts w:ascii="Open Sans" w:hAnsi="Open Sans" w:cs="Open Sans"/>
+          <w:sz w:val="32"/>
+          <w:szCs w:val="32"/>
+        </w:rPr>
+      </w:pPr>
+      <w:r>
+        <w:rPr>
+          <w:rFonts w:ascii="Open Sans" w:hAnsi="Open Sans" w:cs="Open Sans"/>
+          <w:sz w:val="32"/>
+          <w:szCs w:val="32"/>
+        </w:rPr>
+        <w:t xml:space="preserve">-Story boarding </w:t>
       </w:r>
     </w:p>
     <w:p>
@@ -2677,114 +3150,34 @@
           <w:sz w:val="32"/>
           <w:szCs w:val="32"/>
         </w:rPr>
-        <w:t>- AI prompting .</w:t>
-      </w:r>
-    </w:p>
-    <w:p>
-      <w:pPr>
-        <w:spacing w:before="0"/>
-        <w:rPr>
-          <w:rFonts w:ascii="Open Sans" w:hAnsi="Open Sans" w:cs="Open Sans"/>
-          <w:sz w:val="32"/>
-          <w:szCs w:val="32"/>
-        </w:rPr>
-      </w:pPr>
-    </w:p>
-    <w:p>
-      <w:pPr>
-        <w:spacing w:before="0"/>
-        <w:rPr>
-          <w:rFonts w:ascii="Open Sans" w:hAnsi="Open Sans" w:cs="Open Sans"/>
-          <w:b/>
-          <w:bCs/>
-          <w:color w:val="4F81BD" w:themeColor="accent1"/>
-          <w:sz w:val="32"/>
-          <w:szCs w:val="32"/>
-        </w:rPr>
-      </w:pPr>
-      <w:r>
-        <w:rPr>
-          <w:rFonts w:ascii="Open Sans" w:hAnsi="Open Sans" w:cs="Open Sans"/>
-          <w:b/>
-          <w:bCs/>
-          <w:color w:val="4F81BD" w:themeColor="accent1"/>
-          <w:sz w:val="32"/>
-          <w:szCs w:val="32"/>
-        </w:rPr>
-        <w:t>Productivity and Collaboration</w:t>
-      </w:r>
-    </w:p>
-    <w:p>
-      <w:pPr>
-        <w:spacing w:before="0"/>
-        <w:rPr>
-          <w:rFonts w:ascii="Open Sans" w:hAnsi="Open Sans" w:cs="Open Sans"/>
-          <w:sz w:val="32"/>
-          <w:szCs w:val="32"/>
-        </w:rPr>
-      </w:pPr>
-    </w:p>
-    <w:p>
-      <w:pPr>
-        <w:spacing w:before="0"/>
-        <w:rPr>
-          <w:rFonts w:ascii="Open Sans" w:hAnsi="Open Sans" w:cs="Open Sans"/>
-          <w:sz w:val="32"/>
-          <w:szCs w:val="32"/>
-        </w:rPr>
-      </w:pPr>
-      <w:r>
-        <w:rPr>
-          <w:rFonts w:ascii="Open Sans" w:hAnsi="Open Sans" w:cs="Open Sans"/>
-          <w:sz w:val="32"/>
-          <w:szCs w:val="32"/>
-        </w:rPr>
-        <w:t>- Microsoft Expert</w:t>
-      </w:r>
-      <w:r>
-        <w:rPr>
-          <w:rFonts w:ascii="Open Sans" w:hAnsi="Open Sans" w:cs="Open Sans"/>
-          <w:sz w:val="32"/>
-          <w:szCs w:val="32"/>
-        </w:rPr>
-        <w:t>.</w:t>
-      </w:r>
-    </w:p>
-    <w:p>
-      <w:pPr>
-        <w:spacing w:before="0"/>
-        <w:rPr>
-          <w:rFonts w:ascii="Open Sans" w:hAnsi="Open Sans" w:cs="Open Sans"/>
-          <w:sz w:val="32"/>
-          <w:szCs w:val="32"/>
-        </w:rPr>
-      </w:pPr>
-      <w:r>
-        <w:rPr>
-          <w:rFonts w:ascii="Open Sans" w:hAnsi="Open Sans" w:cs="Open Sans"/>
-          <w:sz w:val="32"/>
-          <w:szCs w:val="32"/>
-        </w:rPr>
-        <w:t>- Technical Trainer</w:t>
-      </w:r>
-      <w:r>
-        <w:rPr>
-          <w:rFonts w:ascii="Open Sans" w:hAnsi="Open Sans" w:cs="Open Sans"/>
-          <w:sz w:val="32"/>
-          <w:szCs w:val="32"/>
-        </w:rPr>
-        <w:t>.</w:t>
-      </w:r>
-    </w:p>
-    <w:p>
-      <w:pPr>
-        <w:spacing w:before="0"/>
-        <w:rPr>
-          <w:rFonts w:ascii="Open Sans" w:hAnsi="Open Sans" w:cs="Open Sans"/>
-          <w:sz w:val="32"/>
-          <w:szCs w:val="32"/>
-        </w:rPr>
-      </w:pPr>
+        <w:t xml:space="preserve">- AI </w:t>
+      </w:r>
+      <w:r>
+        <w:rPr>
+          <w:rFonts w:ascii="Open Sans" w:hAnsi="Open Sans" w:cs="Open Sans"/>
+          <w:sz w:val="32"/>
+          <w:szCs w:val="32"/>
+        </w:rPr>
+        <w:t>training.</w:t>
+      </w:r>
+    </w:p>
+    <w:p>
+      <w:pPr>
+        <w:spacing w:before="0"/>
+        <w:rPr>
+          <w:rFonts w:ascii="Open Sans" w:hAnsi="Open Sans" w:cs="Open Sans"/>
+          <w:sz w:val="32"/>
+          <w:szCs w:val="32"/>
+        </w:rPr>
+      </w:pPr>
+      <w:r>
+        <w:rPr>
+          <w:rFonts w:ascii="Open Sans" w:hAnsi="Open Sans" w:cs="Open Sans"/>
+          <w:sz w:val="32"/>
+          <w:szCs w:val="32"/>
+        </w:rPr>
+        <w:t>-Robotics (entry level)</w:t>
+      </w:r>
     </w:p>
     <w:p>
       <w:pPr>
@@ -2939,7 +3332,23 @@
           <w:sz w:val="32"/>
           <w:szCs w:val="32"/>
         </w:rPr>
-        <w:t>, python and SQL).</w:t>
+        <w:t xml:space="preserve">, </w:t>
+      </w:r>
+      <w:r>
+        <w:rPr>
+          <w:rFonts w:ascii="Open Sans" w:hAnsi="Open Sans" w:cs="Open Sans"/>
+          <w:sz w:val="32"/>
+          <w:szCs w:val="32"/>
+        </w:rPr>
+        <w:t>Django</w:t>
+      </w:r>
+      <w:r>
+        <w:rPr>
+          <w:rFonts w:ascii="Open Sans" w:hAnsi="Open Sans" w:cs="Open Sans"/>
+          <w:sz w:val="32"/>
+          <w:szCs w:val="32"/>
+        </w:rPr>
+        <w:t>).</w:t>
       </w:r>
     </w:p>
     <w:p>
@@ -2961,7 +3370,7 @@
           <w:sz w:val="32"/>
           <w:szCs w:val="32"/>
         </w:rPr>
-        <w:t>Web 3</w:t>
+        <w:t>Game development.</w:t>
       </w:r>
     </w:p>
     <w:p>
@@ -2983,7 +3392,7 @@
           <w:sz w:val="32"/>
           <w:szCs w:val="32"/>
         </w:rPr>
-        <w:t>Game development.</w:t>
+        <w:t>Machine learning.</w:t>
       </w:r>
     </w:p>
     <w:p>
@@ -3035,8 +3444,6 @@
         <w:spacing w:before="0"/>
         <w:rPr>
           <w:rFonts w:ascii="Open Sans" w:hAnsi="Open Sans" w:cs="Open Sans"/>
-          <w:b/>
-          <w:bCs/>
           <w:sz w:val="32"/>
           <w:szCs w:val="32"/>
         </w:rPr>
@@ -3046,159 +3453,8 @@
     </w:p>
     <w:p>
       <w:pPr>
-        <w:spacing w:before="0"/>
-        <w:rPr>
-          <w:rFonts w:ascii="Open Sans" w:hAnsi="Open Sans" w:cs="Open Sans"/>
-          <w:sz w:val="32"/>
-          <w:szCs w:val="32"/>
-        </w:rPr>
-      </w:pPr>
-      <w:r>
-        <w:rPr>
-          <w:rFonts w:ascii="Open Sans" w:eastAsia="Lato" w:hAnsi="Open Sans" w:cs="Open Sans"/>
-          <w:b/>
-          <w:sz w:val="32"/>
-          <w:szCs w:val="32"/>
-        </w:rPr>
-        <w:t xml:space="preserve">   KAZIA  SCHOOL</w:t>
-      </w:r>
-      <w:r>
-        <w:rPr>
-          <w:rFonts w:ascii="Open Sans" w:eastAsia="Lato" w:hAnsi="Open Sans" w:cs="Open Sans"/>
-          <w:b/>
-          <w:sz w:val="32"/>
-          <w:szCs w:val="32"/>
-        </w:rPr>
-        <w:t xml:space="preserve">, Edo state - </w:t>
-      </w:r>
-      <w:r>
-        <w:rPr>
-          <w:rFonts w:ascii="Open Sans" w:eastAsia="Lato" w:hAnsi="Open Sans" w:cs="Open Sans"/>
-          <w:b/>
-          <w:sz w:val="32"/>
-          <w:szCs w:val="32"/>
-        </w:rPr>
-        <w:t>Class Teacher (</w:t>
-      </w:r>
-      <w:r>
-        <w:rPr>
-          <w:rFonts w:ascii="Open Sans" w:hAnsi="Open Sans" w:cs="Open Sans"/>
-          <w:sz w:val="32"/>
-          <w:szCs w:val="32"/>
-        </w:rPr>
-        <w:t>2015-2016)</w:t>
-      </w:r>
-    </w:p>
-    <w:p>
-      <w:pPr>
-        <w:spacing w:before="0"/>
-        <w:rPr>
-          <w:rFonts w:ascii="Open Sans" w:hAnsi="Open Sans" w:cs="Open Sans"/>
-          <w:sz w:val="32"/>
-          <w:szCs w:val="32"/>
-        </w:rPr>
-      </w:pPr>
-    </w:p>
-    <w:p>
-      <w:pPr>
-        <w:spacing w:before="0"/>
-        <w:rPr>
-          <w:rFonts w:ascii="Open Sans" w:hAnsi="Open Sans" w:cs="Open Sans"/>
-          <w:sz w:val="32"/>
-          <w:szCs w:val="32"/>
-        </w:rPr>
-      </w:pPr>
-      <w:r>
-        <w:rPr>
-          <w:rFonts w:ascii="Open Sans" w:hAnsi="Open Sans" w:cs="Open Sans"/>
-          <w:sz w:val="32"/>
-          <w:szCs w:val="32"/>
-        </w:rPr>
-        <w:t>Handle all sub</w:t>
-      </w:r>
-      <w:r>
-        <w:rPr>
-          <w:rFonts w:ascii="Open Sans" w:hAnsi="Open Sans" w:cs="Open Sans"/>
-          <w:sz w:val="32"/>
-          <w:szCs w:val="32"/>
-        </w:rPr>
-        <w:t xml:space="preserve">jects for two classrooms including </w:t>
-      </w:r>
-      <w:r>
-        <w:rPr>
-          <w:rFonts w:ascii="Open Sans" w:hAnsi="Open Sans" w:cs="Open Sans"/>
-          <w:sz w:val="32"/>
-          <w:szCs w:val="32"/>
-        </w:rPr>
-        <w:t>Mathematic, English, Computer</w:t>
-      </w:r>
-      <w:r>
-        <w:rPr>
-          <w:rFonts w:ascii="Open Sans" w:hAnsi="Open Sans" w:cs="Open Sans"/>
-          <w:sz w:val="32"/>
-          <w:szCs w:val="32"/>
-        </w:rPr>
-        <w:t xml:space="preserve"> ETC.</w:t>
-      </w:r>
-    </w:p>
-    <w:p>
-      <w:pPr>
-        <w:spacing w:before="0"/>
-        <w:rPr>
-          <w:rFonts w:ascii="Open Sans" w:hAnsi="Open Sans" w:cs="Open Sans"/>
-          <w:sz w:val="32"/>
-          <w:szCs w:val="32"/>
-        </w:rPr>
-      </w:pPr>
-    </w:p>
-    <w:p>
-      <w:pPr>
-        <w:spacing w:before="0"/>
-        <w:rPr>
-          <w:rFonts w:ascii="Open Sans" w:eastAsia="Lato" w:hAnsi="Open Sans" w:cs="Open Sans"/>
-          <w:sz w:val="32"/>
-          <w:szCs w:val="32"/>
-        </w:rPr>
-      </w:pPr>
-      <w:r>
-        <w:rPr>
-          <w:rFonts w:ascii="Open Sans" w:hAnsi="Open Sans" w:cs="Open Sans"/>
-          <w:sz w:val="32"/>
-          <w:szCs w:val="32"/>
-        </w:rPr>
-        <w:t xml:space="preserve">   </w:t>
-      </w:r>
-      <w:r>
-        <w:rPr>
-          <w:rFonts w:ascii="Open Sans" w:hAnsi="Open Sans" w:cs="Open Sans"/>
-          <w:b/>
-          <w:sz w:val="32"/>
-          <w:szCs w:val="32"/>
-        </w:rPr>
-        <w:t xml:space="preserve"> </w:t>
-      </w:r>
-    </w:p>
-    <w:p>
-      <w:pPr>
-        <w:spacing w:before="0"/>
-        <w:rPr>
-          <w:rFonts w:ascii="Open Sans" w:eastAsia="Lato" w:hAnsi="Open Sans" w:cs="Open Sans"/>
-          <w:sz w:val="32"/>
-          <w:szCs w:val="32"/>
-        </w:rPr>
-      </w:pPr>
-    </w:p>
-    <w:p>
-      <w:pPr>
-        <w:spacing w:before="0"/>
-        <w:rPr>
-          <w:rFonts w:ascii="Open Sans" w:hAnsi="Open Sans" w:cs="Open Sans"/>
-          <w:sz w:val="32"/>
-          <w:szCs w:val="32"/>
-        </w:rPr>
-      </w:pPr>
-      <w:proofErr w:type="spellStart"/>
-      <w:r>
+        <w:pStyle w:val="ListParagraph"/>
+        <w:spacing w:before="0"/>
         <w:rPr>
           <w:rFonts w:ascii="Open Sans" w:hAnsi="Open Sans" w:cs="Open Sans"/>
           <w:b/>
@@ -3206,8 +3462,7 @@
           <w:sz w:val="32"/>
           <w:szCs w:val="32"/>
         </w:rPr>
-        <w:t>Studio</w:t>
-      </w:r>
+      </w:pPr>
       <w:r>
         <w:rPr>
           <w:rFonts w:ascii="Open Sans" w:hAnsi="Open Sans" w:cs="Open Sans"/>
@@ -3216,10 +3471,13 @@
           <w:sz w:val="32"/>
           <w:szCs w:val="32"/>
         </w:rPr>
-        <w:t>ne</w:t>
-      </w:r>
-      <w:proofErr w:type="spellEnd"/>
-      <w:r>
+        <w:t>Upperclass AI — Assistant Lead Developer / AI Trainer (2025)</w:t>
+      </w:r>
+    </w:p>
+    <w:p>
+      <w:pPr>
+        <w:pStyle w:val="ListParagraph"/>
+        <w:spacing w:before="0"/>
         <w:rPr>
           <w:rFonts w:ascii="Open Sans" w:hAnsi="Open Sans" w:cs="Open Sans"/>
           <w:b/>
@@ -3227,1073 +3485,7 @@
           <w:sz w:val="32"/>
           <w:szCs w:val="32"/>
         </w:rPr>
-        <w:t xml:space="preserve"> </w:t>
-      </w:r>
-      <w:r>
-        <w:rPr>
-          <w:rFonts w:ascii="Open Sans" w:hAnsi="Open Sans" w:cs="Open Sans"/>
-          <w:b/>
-          <w:bCs/>
-          <w:sz w:val="32"/>
-          <w:szCs w:val="32"/>
-        </w:rPr>
-        <w:t xml:space="preserve">Document </w:t>
-      </w:r>
-      <w:r>
-        <w:rPr>
-          <w:rFonts w:ascii="Open Sans" w:hAnsi="Open Sans" w:cs="Open Sans"/>
-          <w:b/>
-          <w:bCs/>
-          <w:sz w:val="32"/>
-          <w:szCs w:val="32"/>
-        </w:rPr>
-        <w:t>center</w:t>
-      </w:r>
-      <w:r>
-        <w:rPr>
-          <w:rFonts w:ascii="Open Sans" w:hAnsi="Open Sans" w:cs="Open Sans"/>
-          <w:b/>
-          <w:bCs/>
-          <w:sz w:val="32"/>
-          <w:szCs w:val="32"/>
-        </w:rPr>
-        <w:t>, Edo state</w:t>
-      </w:r>
-      <w:r>
-        <w:rPr>
-          <w:rFonts w:ascii="Open Sans" w:hAnsi="Open Sans" w:cs="Open Sans"/>
-          <w:b/>
-          <w:bCs/>
-          <w:sz w:val="32"/>
-          <w:szCs w:val="32"/>
-        </w:rPr>
-        <w:t xml:space="preserve"> </w:t>
-      </w:r>
-      <w:r>
-        <w:rPr>
-          <w:rFonts w:ascii="Open Sans" w:hAnsi="Open Sans" w:cs="Open Sans"/>
-          <w:sz w:val="32"/>
-          <w:szCs w:val="32"/>
-        </w:rPr>
-        <w:t>(201</w:t>
-      </w:r>
-      <w:r>
-        <w:rPr>
-          <w:rFonts w:ascii="Open Sans" w:hAnsi="Open Sans" w:cs="Open Sans"/>
-          <w:sz w:val="32"/>
-          <w:szCs w:val="32"/>
-        </w:rPr>
-        <w:t>7</w:t>
-      </w:r>
-      <w:r>
-        <w:rPr>
-          <w:rFonts w:ascii="Open Sans" w:hAnsi="Open Sans" w:cs="Open Sans"/>
-          <w:sz w:val="32"/>
-          <w:szCs w:val="32"/>
-        </w:rPr>
-        <w:t>-</w:t>
-      </w:r>
-      <w:r>
-        <w:rPr>
-          <w:rFonts w:ascii="Open Sans" w:hAnsi="Open Sans" w:cs="Open Sans"/>
-          <w:sz w:val="32"/>
-          <w:szCs w:val="32"/>
-        </w:rPr>
-        <w:t>2021)</w:t>
-      </w:r>
-    </w:p>
-    <w:p>
-      <w:pPr>
-        <w:pStyle w:val="ListParagraph"/>
-        <w:numPr>
-          <w:ilvl w:val="0"/>
-          <w:numId w:val="8"/>
-        </w:numPr>
-        <w:spacing w:before="0"/>
-        <w:rPr>
-          <w:rFonts w:ascii="Open Sans" w:hAnsi="Open Sans" w:cs="Open Sans"/>
-          <w:sz w:val="32"/>
-          <w:szCs w:val="32"/>
-        </w:rPr>
-      </w:pPr>
-      <w:r>
-        <w:rPr>
-          <w:rFonts w:ascii="Open Sans" w:hAnsi="Open Sans" w:cs="Open Sans"/>
-          <w:sz w:val="32"/>
-          <w:szCs w:val="32"/>
-        </w:rPr>
-        <w:t>Worked with Microsoft office</w:t>
-      </w:r>
-      <w:r>
-        <w:rPr>
-          <w:rFonts w:ascii="Open Sans" w:hAnsi="Open Sans" w:cs="Open Sans"/>
-          <w:sz w:val="32"/>
-          <w:szCs w:val="32"/>
-        </w:rPr>
-        <w:t>, excel and power point for data entry.</w:t>
-      </w:r>
-    </w:p>
-    <w:p>
-      <w:pPr>
-        <w:pStyle w:val="ListParagraph"/>
-        <w:numPr>
-          <w:ilvl w:val="0"/>
-          <w:numId w:val="8"/>
-        </w:numPr>
-        <w:spacing w:before="0"/>
-        <w:rPr>
-          <w:rFonts w:ascii="Open Sans" w:hAnsi="Open Sans" w:cs="Open Sans"/>
-          <w:sz w:val="32"/>
-          <w:szCs w:val="32"/>
-        </w:rPr>
-      </w:pPr>
-      <w:r>
-        <w:rPr>
-          <w:rFonts w:ascii="Open Sans" w:hAnsi="Open Sans" w:cs="Open Sans"/>
-          <w:sz w:val="32"/>
-          <w:szCs w:val="32"/>
-        </w:rPr>
-        <w:t>Worked with subl</w:t>
-      </w:r>
-      <w:r>
-        <w:rPr>
-          <w:rFonts w:ascii="Open Sans" w:hAnsi="Open Sans" w:cs="Open Sans"/>
-          <w:sz w:val="32"/>
-          <w:szCs w:val="32"/>
-        </w:rPr>
-        <w:t>ime text and aided in web development projects.</w:t>
-      </w:r>
-    </w:p>
-    <w:p>
-      <w:pPr>
-        <w:pStyle w:val="ListParagraph"/>
-        <w:numPr>
-          <w:ilvl w:val="0"/>
-          <w:numId w:val="8"/>
-        </w:numPr>
-        <w:spacing w:before="0"/>
-        <w:rPr>
-          <w:rFonts w:ascii="Open Sans" w:hAnsi="Open Sans" w:cs="Open Sans"/>
-          <w:sz w:val="32"/>
-          <w:szCs w:val="32"/>
-        </w:rPr>
-      </w:pPr>
-      <w:r>
-        <w:rPr>
-          <w:rFonts w:ascii="Open Sans" w:hAnsi="Open Sans" w:cs="Open Sans"/>
-          <w:sz w:val="32"/>
-          <w:szCs w:val="32"/>
-        </w:rPr>
-        <w:t>Worked with WordPress</w:t>
-      </w:r>
-      <w:r>
-        <w:rPr>
-          <w:rFonts w:ascii="Open Sans" w:hAnsi="Open Sans" w:cs="Open Sans"/>
-          <w:sz w:val="32"/>
-          <w:szCs w:val="32"/>
-        </w:rPr>
-        <w:t>.</w:t>
-      </w:r>
-    </w:p>
-    <w:p>
-      <w:pPr>
-        <w:pStyle w:val="ListParagraph"/>
-        <w:numPr>
-          <w:ilvl w:val="0"/>
-          <w:numId w:val="8"/>
-        </w:numPr>
-        <w:spacing w:before="0"/>
-        <w:rPr>
-          <w:rFonts w:ascii="Open Sans" w:hAnsi="Open Sans" w:cs="Open Sans"/>
-          <w:sz w:val="32"/>
-          <w:szCs w:val="32"/>
-        </w:rPr>
-      </w:pPr>
-      <w:r>
-        <w:rPr>
-          <w:rFonts w:ascii="Open Sans" w:hAnsi="Open Sans" w:cs="Open Sans"/>
-          <w:sz w:val="32"/>
-          <w:szCs w:val="32"/>
-        </w:rPr>
-        <w:t xml:space="preserve">Worked with Ibis </w:t>
-      </w:r>
-      <w:r>
-        <w:rPr>
-          <w:rFonts w:ascii="Open Sans" w:hAnsi="Open Sans" w:cs="Open Sans"/>
-          <w:sz w:val="32"/>
-          <w:szCs w:val="32"/>
-        </w:rPr>
-        <w:t>x paint for Illustrations</w:t>
-      </w:r>
-      <w:r>
-        <w:rPr>
-          <w:rFonts w:ascii="Open Sans" w:hAnsi="Open Sans" w:cs="Open Sans"/>
-          <w:sz w:val="32"/>
-          <w:szCs w:val="32"/>
-        </w:rPr>
-        <w:t>.</w:t>
-      </w:r>
-    </w:p>
-    <w:p>
-      <w:pPr>
-        <w:pStyle w:val="ListParagraph"/>
-        <w:spacing w:before="0"/>
-        <w:rPr>
-          <w:rFonts w:ascii="Open Sans" w:hAnsi="Open Sans" w:cs="Open Sans"/>
-          <w:sz w:val="32"/>
-          <w:szCs w:val="32"/>
-        </w:rPr>
-      </w:pPr>
-    </w:p>
-    <w:p>
-      <w:pPr>
-        <w:pStyle w:val="ListParagraph"/>
-        <w:spacing w:before="0"/>
-        <w:rPr>
-          <w:rFonts w:ascii="Open Sans" w:hAnsi="Open Sans" w:cs="Open Sans"/>
-          <w:sz w:val="32"/>
-          <w:szCs w:val="32"/>
-        </w:rPr>
-      </w:pPr>
-    </w:p>
-    <w:p>
-      <w:pPr>
-        <w:pStyle w:val="ListParagraph"/>
-        <w:spacing w:before="0"/>
-        <w:rPr>
-          <w:rFonts w:ascii="Open Sans" w:hAnsi="Open Sans" w:cs="Open Sans"/>
-          <w:sz w:val="32"/>
-          <w:szCs w:val="32"/>
-        </w:rPr>
-      </w:pPr>
-      <w:r>
-        <w:rPr>
-          <w:rFonts w:ascii="Open Sans" w:hAnsi="Open Sans" w:cs="Open Sans"/>
-          <w:b/>
-          <w:bCs/>
-          <w:sz w:val="32"/>
-          <w:szCs w:val="32"/>
-        </w:rPr>
-        <w:t xml:space="preserve">Edo innovate ICT </w:t>
-      </w:r>
-      <w:proofErr w:type="spellStart"/>
-      <w:r>
-        <w:rPr>
-          <w:rFonts w:ascii="Open Sans" w:hAnsi="Open Sans" w:cs="Open Sans"/>
-          <w:b/>
-          <w:bCs/>
-          <w:sz w:val="32"/>
-          <w:szCs w:val="32"/>
-        </w:rPr>
-        <w:t>centre</w:t>
-      </w:r>
-      <w:proofErr w:type="spellEnd"/>
-      <w:r>
-        <w:rPr>
-          <w:rFonts w:ascii="Open Sans" w:hAnsi="Open Sans" w:cs="Open Sans"/>
-          <w:b/>
-          <w:bCs/>
-          <w:sz w:val="32"/>
-          <w:szCs w:val="32"/>
-        </w:rPr>
-        <w:t xml:space="preserve">, Edo state </w:t>
-      </w:r>
-      <w:r>
-        <w:rPr>
-          <w:rFonts w:ascii="Open Sans" w:hAnsi="Open Sans" w:cs="Open Sans"/>
-          <w:b/>
-          <w:bCs/>
-          <w:sz w:val="32"/>
-          <w:szCs w:val="32"/>
-        </w:rPr>
-        <w:t>,</w:t>
-      </w:r>
-      <w:r>
-        <w:rPr>
-          <w:rFonts w:ascii="Open Sans" w:hAnsi="Open Sans" w:cs="Open Sans"/>
-          <w:b/>
-          <w:bCs/>
-          <w:sz w:val="32"/>
-          <w:szCs w:val="32"/>
-        </w:rPr>
-        <w:t xml:space="preserve">Web </w:t>
-      </w:r>
-      <w:r>
-        <w:rPr>
-          <w:rFonts w:ascii="Open Sans" w:hAnsi="Open Sans" w:cs="Open Sans"/>
-          <w:b/>
-          <w:bCs/>
-          <w:sz w:val="32"/>
-          <w:szCs w:val="32"/>
-        </w:rPr>
-        <w:t xml:space="preserve">instructor </w:t>
-      </w:r>
-      <w:r>
-        <w:rPr>
-          <w:rFonts w:ascii="Open Sans" w:hAnsi="Open Sans" w:cs="Open Sans"/>
-          <w:sz w:val="32"/>
-          <w:szCs w:val="32"/>
-        </w:rPr>
-        <w:t>(20</w:t>
-      </w:r>
-      <w:r>
-        <w:rPr>
-          <w:rFonts w:ascii="Open Sans" w:hAnsi="Open Sans" w:cs="Open Sans"/>
-          <w:sz w:val="32"/>
-          <w:szCs w:val="32"/>
-        </w:rPr>
-        <w:t>2</w:t>
-      </w:r>
-      <w:r>
-        <w:rPr>
-          <w:rFonts w:ascii="Open Sans" w:hAnsi="Open Sans" w:cs="Open Sans"/>
-          <w:sz w:val="32"/>
-          <w:szCs w:val="32"/>
-        </w:rPr>
-        <w:t>5</w:t>
-      </w:r>
-      <w:r>
-        <w:rPr>
-          <w:rFonts w:ascii="Open Sans" w:hAnsi="Open Sans" w:cs="Open Sans"/>
-          <w:sz w:val="32"/>
-          <w:szCs w:val="32"/>
-        </w:rPr>
-        <w:t>)</w:t>
-      </w:r>
-    </w:p>
-    <w:p>
-      <w:pPr>
-        <w:pStyle w:val="ListParagraph"/>
-        <w:numPr>
-          <w:ilvl w:val="0"/>
-          <w:numId w:val="8"/>
-        </w:numPr>
-        <w:spacing w:before="0"/>
-        <w:rPr>
-          <w:rFonts w:ascii="Open Sans" w:hAnsi="Open Sans" w:cs="Open Sans"/>
-          <w:sz w:val="32"/>
-          <w:szCs w:val="32"/>
-        </w:rPr>
-      </w:pPr>
-      <w:r>
-        <w:rPr>
-          <w:rFonts w:ascii="Open Sans" w:hAnsi="Open Sans" w:cs="Open Sans"/>
-          <w:sz w:val="32"/>
-          <w:szCs w:val="32"/>
-        </w:rPr>
-        <w:t>Teaching front-end development</w:t>
-      </w:r>
-      <w:r>
-        <w:rPr>
-          <w:rFonts w:ascii="Open Sans" w:hAnsi="Open Sans" w:cs="Open Sans"/>
-          <w:sz w:val="32"/>
-          <w:szCs w:val="32"/>
-        </w:rPr>
-        <w:t xml:space="preserve">(html, CSS , </w:t>
-      </w:r>
-      <w:proofErr w:type="spellStart"/>
-      <w:r>
-        <w:rPr>
-          <w:rFonts w:ascii="Open Sans" w:hAnsi="Open Sans" w:cs="Open Sans"/>
-          <w:sz w:val="32"/>
-          <w:szCs w:val="32"/>
-        </w:rPr>
-        <w:t>javascript</w:t>
-      </w:r>
-      <w:proofErr w:type="spellEnd"/>
-      <w:r>
-        <w:rPr>
-          <w:rFonts w:ascii="Open Sans" w:hAnsi="Open Sans" w:cs="Open Sans"/>
-          <w:sz w:val="32"/>
-          <w:szCs w:val="32"/>
-        </w:rPr>
-        <w:t>).</w:t>
-      </w:r>
-    </w:p>
-    <w:p>
-      <w:pPr>
-        <w:pStyle w:val="ListParagraph"/>
-        <w:numPr>
-          <w:ilvl w:val="0"/>
-          <w:numId w:val="8"/>
-        </w:numPr>
-        <w:spacing w:before="0"/>
-        <w:rPr>
-          <w:rFonts w:ascii="Open Sans" w:hAnsi="Open Sans" w:cs="Open Sans"/>
-          <w:sz w:val="32"/>
-          <w:szCs w:val="32"/>
-        </w:rPr>
-      </w:pPr>
-      <w:r>
-        <w:rPr>
-          <w:rFonts w:ascii="Open Sans" w:hAnsi="Open Sans" w:cs="Open Sans"/>
-          <w:sz w:val="32"/>
-          <w:szCs w:val="32"/>
-        </w:rPr>
-        <w:t>Work</w:t>
-      </w:r>
-      <w:r>
-        <w:rPr>
-          <w:rFonts w:ascii="Open Sans" w:hAnsi="Open Sans" w:cs="Open Sans"/>
-          <w:sz w:val="32"/>
-          <w:szCs w:val="32"/>
-        </w:rPr>
-        <w:t xml:space="preserve">ed with </w:t>
-      </w:r>
-      <w:proofErr w:type="spellStart"/>
-      <w:r>
-        <w:rPr>
-          <w:rFonts w:ascii="Open Sans" w:hAnsi="Open Sans" w:cs="Open Sans"/>
-          <w:sz w:val="32"/>
-          <w:szCs w:val="32"/>
-        </w:rPr>
-        <w:t>Vscode</w:t>
-      </w:r>
-      <w:proofErr w:type="spellEnd"/>
-      <w:r>
-        <w:rPr>
-          <w:rFonts w:ascii="Open Sans" w:hAnsi="Open Sans" w:cs="Open Sans"/>
-          <w:sz w:val="32"/>
-          <w:szCs w:val="32"/>
-        </w:rPr>
-        <w:t xml:space="preserve"> and </w:t>
-      </w:r>
-      <w:proofErr w:type="spellStart"/>
-      <w:r>
-        <w:rPr>
-          <w:rFonts w:ascii="Open Sans" w:hAnsi="Open Sans" w:cs="Open Sans"/>
-          <w:sz w:val="32"/>
-          <w:szCs w:val="32"/>
-        </w:rPr>
-        <w:t>Git</w:t>
-      </w:r>
-      <w:proofErr w:type="spellEnd"/>
-      <w:r>
-        <w:rPr>
-          <w:rFonts w:ascii="Open Sans" w:hAnsi="Open Sans" w:cs="Open Sans"/>
-          <w:sz w:val="32"/>
-          <w:szCs w:val="32"/>
-        </w:rPr>
-        <w:t>.</w:t>
-      </w:r>
-    </w:p>
-    <w:p>
-      <w:pPr>
-        <w:pStyle w:val="ListParagraph"/>
-        <w:spacing w:before="0"/>
-        <w:rPr>
-          <w:rFonts w:ascii="Open Sans" w:hAnsi="Open Sans" w:cs="Open Sans"/>
-          <w:sz w:val="32"/>
-          <w:szCs w:val="32"/>
-        </w:rPr>
-      </w:pPr>
-    </w:p>
-    <w:p>
-      <w:pPr>
-        <w:spacing w:before="0"/>
-        <w:rPr>
-          <w:rFonts w:ascii="Open Sans" w:hAnsi="Open Sans" w:cs="Open Sans"/>
-          <w:sz w:val="32"/>
-          <w:szCs w:val="32"/>
-        </w:rPr>
-      </w:pPr>
-      <w:proofErr w:type="spellStart"/>
-      <w:r>
-        <w:rPr>
-          <w:rFonts w:ascii="Open Sans" w:hAnsi="Open Sans" w:cs="Open Sans"/>
-          <w:b/>
-          <w:bCs/>
-          <w:sz w:val="32"/>
-          <w:szCs w:val="32"/>
-        </w:rPr>
-        <w:t>Givmi</w:t>
-      </w:r>
-      <w:proofErr w:type="spellEnd"/>
-      <w:r>
-        <w:rPr>
-          <w:rFonts w:ascii="Open Sans" w:hAnsi="Open Sans" w:cs="Open Sans"/>
-          <w:b/>
-          <w:bCs/>
-          <w:sz w:val="32"/>
-          <w:szCs w:val="32"/>
-        </w:rPr>
-        <w:t xml:space="preserve"> tech</w:t>
-      </w:r>
-      <w:r>
-        <w:rPr>
-          <w:rFonts w:ascii="Open Sans" w:hAnsi="Open Sans" w:cs="Open Sans"/>
-          <w:b/>
-          <w:bCs/>
-          <w:sz w:val="32"/>
-          <w:szCs w:val="32"/>
-        </w:rPr>
-        <w:t>nolog</w:t>
-      </w:r>
-      <w:r>
-        <w:rPr>
-          <w:rFonts w:ascii="Open Sans" w:hAnsi="Open Sans" w:cs="Open Sans"/>
-          <w:b/>
-          <w:bCs/>
-          <w:sz w:val="32"/>
-          <w:szCs w:val="32"/>
-        </w:rPr>
-        <w:t>ies</w:t>
-      </w:r>
-      <w:r>
-        <w:rPr>
-          <w:rFonts w:ascii="Open Sans" w:hAnsi="Open Sans" w:cs="Open Sans"/>
-          <w:b/>
-          <w:bCs/>
-          <w:sz w:val="32"/>
-          <w:szCs w:val="32"/>
-        </w:rPr>
-        <w:t xml:space="preserve"> </w:t>
-      </w:r>
-      <w:proofErr w:type="spellStart"/>
-      <w:r>
-        <w:rPr>
-          <w:rFonts w:ascii="Open Sans" w:hAnsi="Open Sans" w:cs="Open Sans"/>
-          <w:b/>
-          <w:bCs/>
-          <w:sz w:val="32"/>
-          <w:szCs w:val="32"/>
-        </w:rPr>
-        <w:t>s</w:t>
-      </w:r>
-      <w:r>
-        <w:rPr>
-          <w:rFonts w:ascii="Open Sans" w:hAnsi="Open Sans" w:cs="Open Sans"/>
-          <w:b/>
-          <w:bCs/>
-          <w:sz w:val="32"/>
-          <w:szCs w:val="32"/>
-        </w:rPr>
-        <w:t>Web</w:t>
-      </w:r>
-      <w:proofErr w:type="spellEnd"/>
-      <w:r>
-        <w:rPr>
-          <w:rFonts w:ascii="Open Sans" w:hAnsi="Open Sans" w:cs="Open Sans"/>
-          <w:b/>
-          <w:bCs/>
-          <w:sz w:val="32"/>
-          <w:szCs w:val="32"/>
-        </w:rPr>
-        <w:t xml:space="preserve"> developer </w:t>
-      </w:r>
-      <w:r>
-        <w:rPr>
-          <w:rFonts w:ascii="Open Sans" w:hAnsi="Open Sans" w:cs="Open Sans"/>
-          <w:b/>
-          <w:bCs/>
-          <w:sz w:val="32"/>
-          <w:szCs w:val="32"/>
-        </w:rPr>
-        <w:t>, Graphic designer</w:t>
-      </w:r>
-      <w:r>
-        <w:rPr>
-          <w:rFonts w:ascii="Open Sans" w:hAnsi="Open Sans" w:cs="Open Sans"/>
-          <w:b/>
-          <w:bCs/>
-          <w:sz w:val="32"/>
-          <w:szCs w:val="32"/>
-        </w:rPr>
-        <w:t xml:space="preserve"> </w:t>
-      </w:r>
-      <w:proofErr w:type="spellStart"/>
-      <w:r>
-        <w:rPr>
-          <w:rFonts w:ascii="Open Sans" w:hAnsi="Open Sans" w:cs="Open Sans"/>
-          <w:b/>
-          <w:bCs/>
-          <w:sz w:val="32"/>
-          <w:szCs w:val="32"/>
-        </w:rPr>
-        <w:t>etc</w:t>
-      </w:r>
-      <w:proofErr w:type="spellEnd"/>
-      <w:r>
-        <w:rPr>
-          <w:rFonts w:ascii="Open Sans" w:hAnsi="Open Sans" w:cs="Open Sans"/>
-          <w:b/>
-          <w:bCs/>
-          <w:sz w:val="32"/>
-          <w:szCs w:val="32"/>
-        </w:rPr>
-        <w:t xml:space="preserve"> </w:t>
-      </w:r>
-      <w:r>
-        <w:rPr>
-          <w:rFonts w:ascii="Open Sans" w:hAnsi="Open Sans" w:cs="Open Sans"/>
-          <w:sz w:val="32"/>
-          <w:szCs w:val="32"/>
-        </w:rPr>
-        <w:t>(202</w:t>
-      </w:r>
-      <w:r>
-        <w:rPr>
-          <w:rFonts w:ascii="Open Sans" w:hAnsi="Open Sans" w:cs="Open Sans"/>
-          <w:sz w:val="32"/>
-          <w:szCs w:val="32"/>
-        </w:rPr>
-        <w:t>2-till date)</w:t>
-      </w:r>
-    </w:p>
-    <w:p>
-      <w:pPr>
-        <w:pStyle w:val="ListParagraph"/>
-        <w:numPr>
-          <w:ilvl w:val="0"/>
-          <w:numId w:val="17"/>
-        </w:numPr>
-        <w:spacing w:before="0"/>
-        <w:rPr>
-          <w:rFonts w:ascii="Open Sans" w:hAnsi="Open Sans" w:cs="Open Sans"/>
-          <w:sz w:val="32"/>
-          <w:szCs w:val="32"/>
-        </w:rPr>
-      </w:pPr>
-      <w:r>
-        <w:rPr>
-          <w:rFonts w:ascii="Open Sans" w:hAnsi="Open Sans" w:cs="Open Sans"/>
-          <w:sz w:val="32"/>
-          <w:szCs w:val="32"/>
-        </w:rPr>
-        <w:t xml:space="preserve">We use </w:t>
-      </w:r>
-      <w:proofErr w:type="spellStart"/>
-      <w:r>
-        <w:rPr>
-          <w:rFonts w:ascii="Open Sans" w:hAnsi="Open Sans" w:cs="Open Sans"/>
-          <w:sz w:val="32"/>
-          <w:szCs w:val="32"/>
-        </w:rPr>
-        <w:t>Canva</w:t>
-      </w:r>
-      <w:proofErr w:type="spellEnd"/>
-      <w:r>
-        <w:rPr>
-          <w:rFonts w:ascii="Open Sans" w:hAnsi="Open Sans" w:cs="Open Sans"/>
-          <w:sz w:val="32"/>
-          <w:szCs w:val="32"/>
-        </w:rPr>
-        <w:t xml:space="preserve"> or </w:t>
-      </w:r>
-      <w:proofErr w:type="spellStart"/>
-      <w:r>
-        <w:rPr>
-          <w:rFonts w:ascii="Open Sans" w:hAnsi="Open Sans" w:cs="Open Sans"/>
-          <w:sz w:val="32"/>
-          <w:szCs w:val="32"/>
-        </w:rPr>
-        <w:t>figma</w:t>
-      </w:r>
-      <w:proofErr w:type="spellEnd"/>
-      <w:r>
-        <w:rPr>
-          <w:rFonts w:ascii="Open Sans" w:hAnsi="Open Sans" w:cs="Open Sans"/>
-          <w:sz w:val="32"/>
-          <w:szCs w:val="32"/>
-        </w:rPr>
-        <w:t xml:space="preserve"> for our designs</w:t>
-      </w:r>
-      <w:r>
-        <w:rPr>
-          <w:rFonts w:ascii="Open Sans" w:hAnsi="Open Sans" w:cs="Open Sans"/>
-          <w:sz w:val="32"/>
-          <w:szCs w:val="32"/>
-        </w:rPr>
-        <w:t>.</w:t>
-      </w:r>
-    </w:p>
-    <w:p>
-      <w:pPr>
-        <w:pStyle w:val="ListParagraph"/>
-        <w:numPr>
-          <w:ilvl w:val="0"/>
-          <w:numId w:val="17"/>
-        </w:numPr>
-        <w:spacing w:before="0"/>
-        <w:rPr>
-          <w:rFonts w:ascii="Open Sans" w:hAnsi="Open Sans" w:cs="Open Sans"/>
-          <w:sz w:val="32"/>
-          <w:szCs w:val="32"/>
-        </w:rPr>
-      </w:pPr>
-      <w:r>
-        <w:rPr>
-          <w:rFonts w:ascii="Open Sans" w:hAnsi="Open Sans" w:cs="Open Sans"/>
-          <w:sz w:val="32"/>
-          <w:szCs w:val="32"/>
-        </w:rPr>
-        <w:t>W</w:t>
-      </w:r>
-      <w:r>
-        <w:rPr>
-          <w:rFonts w:ascii="Open Sans" w:hAnsi="Open Sans" w:cs="Open Sans"/>
-          <w:sz w:val="32"/>
-          <w:szCs w:val="32"/>
-        </w:rPr>
-        <w:t xml:space="preserve">orked with React, WordPress, </w:t>
-      </w:r>
-      <w:proofErr w:type="spellStart"/>
-      <w:r>
-        <w:rPr>
-          <w:rFonts w:ascii="Open Sans" w:hAnsi="Open Sans" w:cs="Open Sans"/>
-          <w:sz w:val="32"/>
-          <w:szCs w:val="32"/>
-        </w:rPr>
-        <w:t>next.js</w:t>
-      </w:r>
-      <w:proofErr w:type="spellEnd"/>
-      <w:r>
-        <w:rPr>
-          <w:rFonts w:ascii="Open Sans" w:hAnsi="Open Sans" w:cs="Open Sans"/>
-          <w:sz w:val="32"/>
-          <w:szCs w:val="32"/>
-        </w:rPr>
-        <w:t xml:space="preserve">, </w:t>
-      </w:r>
-      <w:r>
-        <w:rPr>
-          <w:rFonts w:ascii="Open Sans" w:hAnsi="Open Sans" w:cs="Open Sans"/>
-          <w:sz w:val="32"/>
-          <w:szCs w:val="32"/>
-        </w:rPr>
-        <w:t>react native</w:t>
-      </w:r>
-      <w:r>
-        <w:rPr>
-          <w:rFonts w:ascii="Open Sans" w:hAnsi="Open Sans" w:cs="Open Sans"/>
-          <w:sz w:val="32"/>
-          <w:szCs w:val="32"/>
-        </w:rPr>
-        <w:t xml:space="preserve"> as a front-end developer.</w:t>
-      </w:r>
-    </w:p>
-    <w:p>
-      <w:pPr>
-        <w:pStyle w:val="ListParagraph"/>
-        <w:numPr>
-          <w:ilvl w:val="0"/>
-          <w:numId w:val="17"/>
-        </w:numPr>
-        <w:spacing w:before="0"/>
-        <w:rPr>
-          <w:rFonts w:ascii="Open Sans" w:hAnsi="Open Sans" w:cs="Open Sans"/>
-          <w:sz w:val="32"/>
-          <w:szCs w:val="32"/>
-        </w:rPr>
-      </w:pPr>
-      <w:r>
-        <w:rPr>
-          <w:rFonts w:ascii="Open Sans" w:hAnsi="Open Sans" w:cs="Open Sans"/>
-          <w:sz w:val="32"/>
-          <w:szCs w:val="32"/>
-        </w:rPr>
-        <w:t xml:space="preserve">Worked with </w:t>
-      </w:r>
-      <w:r>
-        <w:rPr>
-          <w:rFonts w:ascii="Open Sans" w:hAnsi="Open Sans" w:cs="Open Sans"/>
-          <w:sz w:val="32"/>
-          <w:szCs w:val="32"/>
-        </w:rPr>
-        <w:t xml:space="preserve">PHP, </w:t>
-      </w:r>
-      <w:proofErr w:type="spellStart"/>
-      <w:r>
-        <w:rPr>
-          <w:rFonts w:ascii="Open Sans" w:hAnsi="Open Sans" w:cs="Open Sans"/>
-          <w:sz w:val="32"/>
-          <w:szCs w:val="32"/>
-        </w:rPr>
-        <w:t>node.js</w:t>
-      </w:r>
-      <w:proofErr w:type="spellEnd"/>
-      <w:r>
-        <w:rPr>
-          <w:rFonts w:ascii="Open Sans" w:hAnsi="Open Sans" w:cs="Open Sans"/>
-          <w:sz w:val="32"/>
-          <w:szCs w:val="32"/>
-        </w:rPr>
-        <w:t xml:space="preserve"> </w:t>
-      </w:r>
-      <w:proofErr w:type="spellStart"/>
-      <w:r>
-        <w:rPr>
-          <w:rFonts w:ascii="Open Sans" w:hAnsi="Open Sans" w:cs="Open Sans"/>
-          <w:sz w:val="32"/>
-          <w:szCs w:val="32"/>
-        </w:rPr>
-        <w:t>express.js</w:t>
-      </w:r>
-      <w:proofErr w:type="spellEnd"/>
-      <w:r>
-        <w:rPr>
-          <w:rFonts w:ascii="Open Sans" w:hAnsi="Open Sans" w:cs="Open Sans"/>
-          <w:sz w:val="32"/>
-          <w:szCs w:val="32"/>
-        </w:rPr>
-        <w:t xml:space="preserve"> ,</w:t>
-      </w:r>
-      <w:r>
-        <w:rPr>
-          <w:rFonts w:ascii="Open Sans" w:hAnsi="Open Sans" w:cs="Open Sans"/>
-          <w:sz w:val="32"/>
-          <w:szCs w:val="32"/>
-        </w:rPr>
-        <w:t xml:space="preserve">python, SQL and </w:t>
-      </w:r>
-      <w:r>
-        <w:rPr>
-          <w:rFonts w:ascii="Open Sans" w:hAnsi="Open Sans" w:cs="Open Sans"/>
-          <w:sz w:val="32"/>
-          <w:szCs w:val="32"/>
-        </w:rPr>
-        <w:t>MongoDB for back</w:t>
-      </w:r>
-      <w:r>
-        <w:rPr>
-          <w:rFonts w:ascii="Open Sans" w:hAnsi="Open Sans" w:cs="Open Sans"/>
-          <w:sz w:val="32"/>
-          <w:szCs w:val="32"/>
-        </w:rPr>
-        <w:t>-</w:t>
-      </w:r>
-      <w:r>
-        <w:rPr>
-          <w:rFonts w:ascii="Open Sans" w:hAnsi="Open Sans" w:cs="Open Sans"/>
-          <w:sz w:val="32"/>
-          <w:szCs w:val="32"/>
-        </w:rPr>
-        <w:t>end</w:t>
-      </w:r>
-      <w:r>
-        <w:rPr>
-          <w:rFonts w:ascii="Open Sans" w:hAnsi="Open Sans" w:cs="Open Sans"/>
-          <w:sz w:val="32"/>
-          <w:szCs w:val="32"/>
-        </w:rPr>
-        <w:t>.</w:t>
-      </w:r>
-    </w:p>
-    <w:p>
-      <w:pPr>
-        <w:pStyle w:val="ListParagraph"/>
-        <w:spacing w:before="0"/>
-        <w:rPr>
-          <w:rFonts w:ascii="Open Sans" w:hAnsi="Open Sans" w:cs="Open Sans"/>
-          <w:sz w:val="32"/>
-          <w:szCs w:val="32"/>
-        </w:rPr>
-      </w:pPr>
-    </w:p>
-    <w:p>
-      <w:pPr>
-        <w:pStyle w:val="ListParagraph"/>
-        <w:spacing w:before="0"/>
-        <w:rPr>
-          <w:rFonts w:ascii="Open Sans" w:hAnsi="Open Sans" w:cs="Open Sans"/>
-          <w:sz w:val="32"/>
-          <w:szCs w:val="32"/>
-        </w:rPr>
-      </w:pPr>
-      <w:r>
-        <w:rPr>
-          <w:rFonts w:ascii="Open Sans" w:hAnsi="Open Sans" w:cs="Open Sans"/>
-          <w:b/>
-          <w:bCs/>
-          <w:sz w:val="32"/>
-          <w:szCs w:val="32"/>
-        </w:rPr>
-        <w:t xml:space="preserve">Future and Temperance </w:t>
-      </w:r>
-      <w:r>
-        <w:rPr>
-          <w:rFonts w:ascii="Open Sans" w:hAnsi="Open Sans" w:cs="Open Sans"/>
-          <w:b/>
-          <w:bCs/>
-          <w:sz w:val="32"/>
-          <w:szCs w:val="32"/>
-        </w:rPr>
-        <w:t>publishing company</w:t>
-      </w:r>
-      <w:r>
-        <w:rPr>
-          <w:rFonts w:ascii="Open Sans" w:hAnsi="Open Sans" w:cs="Open Sans"/>
-          <w:sz w:val="32"/>
-          <w:szCs w:val="32"/>
-        </w:rPr>
-        <w:t xml:space="preserve"> </w:t>
-      </w:r>
-    </w:p>
-    <w:p>
-      <w:pPr>
-        <w:pStyle w:val="ListParagraph"/>
-        <w:numPr>
-          <w:ilvl w:val="0"/>
-          <w:numId w:val="17"/>
-        </w:numPr>
-        <w:spacing w:before="0"/>
-        <w:rPr>
-          <w:rFonts w:ascii="Open Sans" w:hAnsi="Open Sans" w:cs="Open Sans"/>
-          <w:sz w:val="32"/>
-          <w:szCs w:val="32"/>
-        </w:rPr>
-      </w:pPr>
-      <w:r>
-        <w:rPr>
-          <w:rFonts w:ascii="Open Sans" w:hAnsi="Open Sans" w:cs="Open Sans"/>
-          <w:sz w:val="32"/>
-          <w:szCs w:val="32"/>
-        </w:rPr>
-        <w:t>Social media handler.</w:t>
-      </w:r>
-    </w:p>
-    <w:p>
-      <w:pPr>
-        <w:pStyle w:val="ListParagraph"/>
-        <w:numPr>
-          <w:ilvl w:val="0"/>
-          <w:numId w:val="17"/>
-        </w:numPr>
-        <w:spacing w:before="0"/>
-        <w:rPr>
-          <w:rFonts w:ascii="Open Sans" w:hAnsi="Open Sans" w:cs="Open Sans"/>
-          <w:sz w:val="32"/>
-          <w:szCs w:val="32"/>
-        </w:rPr>
-      </w:pPr>
-      <w:r>
-        <w:rPr>
-          <w:rFonts w:ascii="Open Sans" w:hAnsi="Open Sans" w:cs="Open Sans"/>
-          <w:sz w:val="32"/>
-          <w:szCs w:val="32"/>
-        </w:rPr>
-        <w:t>Graphic designer</w:t>
-      </w:r>
-    </w:p>
-    <w:p>
-      <w:pPr>
-        <w:pStyle w:val="ListParagraph"/>
-        <w:numPr>
-          <w:ilvl w:val="0"/>
-          <w:numId w:val="17"/>
-        </w:numPr>
-        <w:spacing w:before="0"/>
-        <w:rPr>
-          <w:rFonts w:ascii="Open Sans" w:hAnsi="Open Sans" w:cs="Open Sans"/>
-          <w:sz w:val="32"/>
-          <w:szCs w:val="32"/>
-        </w:rPr>
-      </w:pPr>
-      <w:r>
-        <w:rPr>
-          <w:rFonts w:ascii="Open Sans" w:hAnsi="Open Sans" w:cs="Open Sans"/>
-          <w:sz w:val="32"/>
-          <w:szCs w:val="32"/>
-        </w:rPr>
-        <w:t>Marketer</w:t>
-      </w:r>
-    </w:p>
-    <w:p>
-      <w:pPr>
-        <w:pStyle w:val="ListParagraph"/>
-        <w:numPr>
-          <w:ilvl w:val="0"/>
-          <w:numId w:val="17"/>
-        </w:numPr>
-        <w:spacing w:before="0"/>
-        <w:rPr>
-          <w:rFonts w:ascii="Open Sans" w:hAnsi="Open Sans" w:cs="Open Sans"/>
-          <w:sz w:val="32"/>
-          <w:szCs w:val="32"/>
-        </w:rPr>
-      </w:pPr>
-      <w:r>
-        <w:rPr>
-          <w:rFonts w:ascii="Open Sans" w:hAnsi="Open Sans" w:cs="Open Sans"/>
-          <w:sz w:val="32"/>
-          <w:szCs w:val="32"/>
-        </w:rPr>
-        <w:t xml:space="preserve">Illustrator </w:t>
-      </w:r>
-    </w:p>
-    <w:p>
-      <w:pPr>
-        <w:spacing w:before="0"/>
-        <w:rPr>
-          <w:rFonts w:ascii="Open Sans" w:hAnsi="Open Sans" w:cs="Open Sans"/>
-          <w:sz w:val="32"/>
-          <w:szCs w:val="32"/>
-        </w:rPr>
-      </w:pPr>
-    </w:p>
-    <w:p>
-      <w:pPr>
-        <w:spacing w:before="0"/>
-        <w:rPr>
-          <w:rFonts w:ascii="Open Sans" w:hAnsi="Open Sans" w:cs="Open Sans"/>
-          <w:b/>
-          <w:bCs/>
-          <w:sz w:val="32"/>
-          <w:szCs w:val="32"/>
-        </w:rPr>
-      </w:pPr>
-      <w:proofErr w:type="spellStart"/>
-      <w:r>
-        <w:rPr>
-          <w:rFonts w:ascii="Open Sans" w:hAnsi="Open Sans" w:cs="Open Sans"/>
-          <w:b/>
-          <w:bCs/>
-          <w:sz w:val="32"/>
-          <w:szCs w:val="32"/>
-        </w:rPr>
-        <w:t>Upperclass</w:t>
-      </w:r>
-      <w:proofErr w:type="spellEnd"/>
-      <w:r>
-        <w:rPr>
-          <w:rFonts w:ascii="Open Sans" w:hAnsi="Open Sans" w:cs="Open Sans"/>
-          <w:b/>
-          <w:bCs/>
-          <w:sz w:val="32"/>
-          <w:szCs w:val="32"/>
-        </w:rPr>
-        <w:t xml:space="preserve"> AI</w:t>
-      </w:r>
-      <w:r>
-        <w:rPr>
-          <w:rFonts w:ascii="Open Sans" w:hAnsi="Open Sans" w:cs="Open Sans"/>
-          <w:b/>
-          <w:bCs/>
-          <w:sz w:val="32"/>
-          <w:szCs w:val="32"/>
-        </w:rPr>
-        <w:t xml:space="preserve"> Programs </w:t>
-      </w:r>
-      <w:r>
-        <w:rPr>
-          <w:rFonts w:ascii="Open Sans" w:hAnsi="Open Sans" w:cs="Open Sans"/>
-          <w:b/>
-          <w:bCs/>
-          <w:sz w:val="32"/>
-          <w:szCs w:val="32"/>
-        </w:rPr>
-        <w:t xml:space="preserve">Manager </w:t>
-      </w:r>
-      <w:r>
-        <w:rPr>
-          <w:rFonts w:ascii="Open Sans" w:hAnsi="Open Sans" w:cs="Open Sans"/>
-          <w:b/>
-          <w:bCs/>
-          <w:sz w:val="32"/>
-          <w:szCs w:val="32"/>
-        </w:rPr>
-        <w:t>(2025)</w:t>
-      </w:r>
+      </w:pPr>
     </w:p>
     <w:p>
       <w:pPr>
@@ -4315,16 +3507,19 @@
           <w:sz w:val="32"/>
           <w:szCs w:val="32"/>
         </w:rPr>
-        <w:t xml:space="preserve">Graphic design </w:t>
-      </w:r>
-      <w:r>
-        <w:rPr>
-          <w:rFonts w:ascii="Open Sans" w:hAnsi="Open Sans" w:cs="Open Sans"/>
-          <w:sz w:val="32"/>
-          <w:szCs w:val="32"/>
-        </w:rPr>
-        <w:t>.</w:t>
-      </w:r>
+        <w:t>Served as Assistant Lead Developer and Frontend Lead for the core LMS platform.</w:t>
+      </w:r>
+    </w:p>
+    <w:p>
+      <w:pPr>
+        <w:pStyle w:val="ListParagraph"/>
+        <w:spacing w:before="0"/>
+        <w:rPr>
+          <w:rFonts w:ascii="Open Sans" w:hAnsi="Open Sans" w:cs="Open Sans"/>
+          <w:sz w:val="32"/>
+          <w:szCs w:val="32"/>
+        </w:rPr>
+      </w:pPr>
     </w:p>
     <w:p>
       <w:pPr>
@@ -4346,40 +3541,18 @@
           <w:sz w:val="32"/>
           <w:szCs w:val="32"/>
         </w:rPr>
-        <w:t>Full s</w:t>
-      </w:r>
-      <w:r>
-        <w:rPr>
-          <w:rFonts w:ascii="Open Sans" w:hAnsi="Open Sans" w:cs="Open Sans"/>
-          <w:sz w:val="32"/>
-          <w:szCs w:val="32"/>
-        </w:rPr>
-        <w:t xml:space="preserve">tack </w:t>
-      </w:r>
-      <w:r>
-        <w:rPr>
-          <w:rFonts w:ascii="Open Sans" w:hAnsi="Open Sans" w:cs="Open Sans"/>
-          <w:sz w:val="32"/>
-          <w:szCs w:val="32"/>
-        </w:rPr>
-        <w:t>develop</w:t>
-      </w:r>
-      <w:r>
-        <w:rPr>
-          <w:rFonts w:ascii="Open Sans" w:hAnsi="Open Sans" w:cs="Open Sans"/>
-          <w:sz w:val="32"/>
-          <w:szCs w:val="32"/>
-        </w:rPr>
-        <w:t>er</w:t>
-      </w:r>
-      <w:r>
-        <w:rPr>
-          <w:rFonts w:ascii="Open Sans" w:hAnsi="Open Sans" w:cs="Open Sans"/>
-          <w:sz w:val="32"/>
-          <w:szCs w:val="32"/>
-        </w:rPr>
-        <w:t>.</w:t>
-      </w:r>
+        <w:t>Led frontend development and integrated the AI module into the LMS.</w:t>
+      </w:r>
+    </w:p>
+    <w:p>
+      <w:pPr>
+        <w:spacing w:before="0"/>
+        <w:rPr>
+          <w:rFonts w:ascii="Open Sans" w:hAnsi="Open Sans" w:cs="Open Sans"/>
+          <w:sz w:val="32"/>
+          <w:szCs w:val="32"/>
+        </w:rPr>
+      </w:pPr>
     </w:p>
     <w:p>
       <w:pPr>
@@ -4401,474 +3574,398 @@
           <w:sz w:val="32"/>
           <w:szCs w:val="32"/>
         </w:rPr>
-        <w:t>T</w:t>
-      </w:r>
-      <w:r>
-        <w:rPr>
-          <w:rFonts w:ascii="Open Sans" w:hAnsi="Open Sans" w:cs="Open Sans"/>
-          <w:sz w:val="32"/>
-          <w:szCs w:val="32"/>
-        </w:rPr>
-        <w:t>rainer</w:t>
-      </w:r>
-      <w:r>
-        <w:rPr>
-          <w:rFonts w:ascii="Open Sans" w:hAnsi="Open Sans" w:cs="Open Sans"/>
-          <w:sz w:val="32"/>
-          <w:szCs w:val="32"/>
-        </w:rPr>
-        <w:t>.</w:t>
-      </w:r>
-    </w:p>
-    <w:p>
-      <w:pPr>
-        <w:spacing w:before="0"/>
-        <w:rPr>
-          <w:rFonts w:ascii="Open Sans" w:hAnsi="Open Sans" w:cs="Open Sans"/>
-          <w:b/>
-          <w:bCs/>
-          <w:sz w:val="32"/>
-          <w:szCs w:val="32"/>
-        </w:rPr>
-      </w:pPr>
-    </w:p>
-    <w:p>
-      <w:pPr>
-        <w:spacing w:before="0"/>
-        <w:ind w:left="720"/>
-        <w:rPr>
-          <w:rFonts w:ascii="Open Sans" w:eastAsia="Lato" w:hAnsi="Open Sans" w:cs="Open Sans"/>
-          <w:b/>
-          <w:color w:val="1155CC"/>
-          <w:sz w:val="32"/>
-          <w:szCs w:val="32"/>
-        </w:rPr>
-      </w:pPr>
-      <w:r>
-        <w:rPr>
-          <w:rFonts w:ascii="Open Sans" w:eastAsia="Lato" w:hAnsi="Open Sans" w:cs="Open Sans"/>
-          <w:b/>
-          <w:color w:val="1155CC"/>
-          <w:sz w:val="32"/>
-          <w:szCs w:val="32"/>
-        </w:rPr>
-        <w:t>PROJECT</w:t>
-      </w:r>
-    </w:p>
-    <w:p>
-      <w:pPr>
-        <w:spacing w:before="0"/>
-        <w:ind w:left="720"/>
-        <w:rPr>
-          <w:rFonts w:ascii="Open Sans" w:eastAsia="Lato" w:hAnsi="Open Sans" w:cs="Open Sans"/>
-          <w:sz w:val="32"/>
-          <w:szCs w:val="32"/>
-          <w:u w:val="single"/>
-        </w:rPr>
-      </w:pPr>
-      <w:r>
-        <w:rPr>
-          <w:rFonts w:ascii="Open Sans" w:eastAsia="Lato" w:hAnsi="Open Sans" w:cs="Open Sans"/>
-          <w:sz w:val="32"/>
-          <w:szCs w:val="32"/>
-          <w:u w:val="single"/>
-        </w:rPr>
-        <w:t>Completed Project/Ongoing</w:t>
-      </w:r>
-      <w:r>
-        <w:rPr>
-          <w:rFonts w:ascii="Open Sans" w:hAnsi="Open Sans" w:cs="Open Sans"/>
-          <w:sz w:val="32"/>
-          <w:szCs w:val="32"/>
-        </w:rPr>
-        <w:t xml:space="preserve"> </w:t>
-      </w:r>
-    </w:p>
-    <w:p>
-      <w:pPr>
-        <w:numPr>
-          <w:ilvl w:val="0"/>
-          <w:numId w:val="6"/>
-        </w:numPr>
-        <w:spacing w:before="0"/>
-        <w:rPr>
-          <w:rFonts w:ascii="Open Sans" w:hAnsi="Open Sans" w:cs="Open Sans"/>
-          <w:sz w:val="32"/>
-          <w:szCs w:val="32"/>
-        </w:rPr>
-      </w:pPr>
-      <w:r>
-        <w:rPr>
-          <w:rFonts w:ascii="Open Sans" w:hAnsi="Open Sans" w:cs="Open Sans"/>
-          <w:sz w:val="32"/>
-          <w:szCs w:val="32"/>
-        </w:rPr>
-        <w:t xml:space="preserve">Web-based </w:t>
-      </w:r>
-      <w:r>
-        <w:rPr>
-          <w:rFonts w:ascii="Open Sans" w:hAnsi="Open Sans" w:cs="Open Sans"/>
-          <w:sz w:val="32"/>
-          <w:szCs w:val="32"/>
-        </w:rPr>
-        <w:t xml:space="preserve">Time – table </w:t>
-      </w:r>
-      <w:r>
-        <w:rPr>
-          <w:rFonts w:ascii="Open Sans" w:hAnsi="Open Sans" w:cs="Open Sans"/>
-          <w:sz w:val="32"/>
-          <w:szCs w:val="32"/>
-        </w:rPr>
-        <w:t xml:space="preserve">(HTML, CSS, </w:t>
-      </w:r>
-      <w:r>
-        <w:rPr>
-          <w:rFonts w:ascii="Open Sans" w:hAnsi="Open Sans" w:cs="Open Sans"/>
-          <w:sz w:val="32"/>
-          <w:szCs w:val="32"/>
-        </w:rPr>
-        <w:t>JavaScript</w:t>
-      </w:r>
-      <w:r>
-        <w:rPr>
-          <w:rFonts w:ascii="Open Sans" w:hAnsi="Open Sans" w:cs="Open Sans"/>
-          <w:sz w:val="32"/>
-          <w:szCs w:val="32"/>
-        </w:rPr>
-        <w:t>)</w:t>
-      </w:r>
-      <w:hyperlink r:id="rId12">
-        <w:r>
-          <w:rPr>
-            <w:rFonts w:ascii="Open Sans" w:hAnsi="Open Sans" w:cs="Open Sans"/>
-            <w:color w:val="1155CC"/>
-            <w:sz w:val="32"/>
-            <w:szCs w:val="32"/>
-            <w:u w:val="single"/>
-          </w:rPr>
-          <w:t xml:space="preserve">Web-based time table </w:t>
-        </w:r>
-      </w:hyperlink>
+        <w:t xml:space="preserve"> Trained and fine-tuned the AI model to deliver personalized learning content.</w:t>
+      </w:r>
+    </w:p>
+    <w:p>
+      <w:pPr>
+        <w:spacing w:before="0"/>
+        <w:rPr>
+          <w:rFonts w:ascii="Open Sans" w:hAnsi="Open Sans" w:cs="Open Sans"/>
+          <w:sz w:val="32"/>
+          <w:szCs w:val="32"/>
+        </w:rPr>
+      </w:pPr>
     </w:p>
     <w:p>
       <w:pPr>
         <w:pStyle w:val="ListParagraph"/>
         <w:numPr>
           <w:ilvl w:val="0"/>
-          <w:numId w:val="6"/>
+          <w:numId w:val="18"/>
         </w:numPr>
         <w:spacing w:before="0"/>
         <w:rPr>
-          <w:rFonts w:ascii="Open Sans" w:eastAsia="Lato" w:hAnsi="Open Sans" w:cs="Open Sans"/>
-          <w:sz w:val="32"/>
-          <w:szCs w:val="32"/>
-          <w:u w:val="single"/>
-        </w:rPr>
-      </w:pPr>
-      <w:r>
-        <w:rPr>
-          <w:rFonts w:ascii="Open Sans" w:hAnsi="Open Sans" w:cs="Open Sans"/>
-          <w:sz w:val="32"/>
-          <w:szCs w:val="32"/>
-        </w:rPr>
-        <w:t>Game character designs with illustrations.</w:t>
-      </w:r>
+          <w:rFonts w:ascii="Open Sans" w:hAnsi="Open Sans" w:cs="Open Sans"/>
+          <w:sz w:val="32"/>
+          <w:szCs w:val="32"/>
+        </w:rPr>
+      </w:pPr>
+      <w:r>
+        <w:rPr>
+          <w:rFonts w:ascii="Open Sans" w:hAnsi="Open Sans" w:cs="Open Sans"/>
+          <w:sz w:val="32"/>
+          <w:szCs w:val="32"/>
+        </w:rPr>
+        <w:t xml:space="preserve"> Conducted web development and AI awareness trainings.</w:t>
+      </w:r>
+    </w:p>
+    <w:p>
+      <w:pPr>
+        <w:pStyle w:val="ListParagraph"/>
+        <w:spacing w:before="0"/>
+        <w:rPr>
+          <w:rFonts w:ascii="Open Sans" w:hAnsi="Open Sans" w:cs="Open Sans"/>
+          <w:sz w:val="32"/>
+          <w:szCs w:val="32"/>
+        </w:rPr>
+      </w:pPr>
     </w:p>
     <w:p>
       <w:pPr>
         <w:pStyle w:val="ListParagraph"/>
         <w:numPr>
           <w:ilvl w:val="0"/>
-          <w:numId w:val="6"/>
+          <w:numId w:val="18"/>
         </w:numPr>
         <w:spacing w:before="0"/>
         <w:rPr>
-          <w:rFonts w:ascii="Open Sans" w:eastAsia="Lato" w:hAnsi="Open Sans" w:cs="Open Sans"/>
-          <w:sz w:val="32"/>
-          <w:szCs w:val="32"/>
-          <w:u w:val="single"/>
-        </w:rPr>
-      </w:pPr>
-      <w:r>
-        <w:rPr>
-          <w:rFonts w:ascii="Open Sans" w:hAnsi="Open Sans" w:cs="Open Sans"/>
-          <w:sz w:val="32"/>
-          <w:szCs w:val="32"/>
-        </w:rPr>
-        <w:t>Blog creation and modifications using WordPress.</w:t>
-      </w:r>
+          <w:rFonts w:ascii="Open Sans" w:hAnsi="Open Sans" w:cs="Open Sans"/>
+          <w:sz w:val="32"/>
+          <w:szCs w:val="32"/>
+        </w:rPr>
+      </w:pPr>
+      <w:r>
+        <w:rPr>
+          <w:rFonts w:ascii="Open Sans" w:hAnsi="Open Sans" w:cs="Open Sans"/>
+          <w:sz w:val="32"/>
+          <w:szCs w:val="32"/>
+        </w:rPr>
+        <w:t>Designed graphic assets for the brand and handled school-to-school marketing and outreach.</w:t>
+      </w:r>
+    </w:p>
+    <w:p>
+      <w:pPr>
+        <w:pStyle w:val="ListParagraph"/>
+        <w:spacing w:before="0"/>
+        <w:rPr>
+          <w:rFonts w:ascii="Open Sans" w:hAnsi="Open Sans" w:cs="Open Sans"/>
+          <w:sz w:val="32"/>
+          <w:szCs w:val="32"/>
+        </w:rPr>
+      </w:pPr>
+    </w:p>
+    <w:p>
+      <w:pPr>
+        <w:pStyle w:val="ListParagraph"/>
+        <w:spacing w:before="0"/>
+        <w:rPr>
+          <w:rFonts w:ascii="Open Sans" w:hAnsi="Open Sans" w:cs="Open Sans"/>
+          <w:b/>
+          <w:bCs/>
+          <w:sz w:val="32"/>
+          <w:szCs w:val="32"/>
+        </w:rPr>
+      </w:pPr>
+      <w:r>
+        <w:rPr>
+          <w:rFonts w:ascii="Open Sans" w:hAnsi="Open Sans" w:cs="Open Sans"/>
+          <w:b/>
+          <w:bCs/>
+          <w:sz w:val="32"/>
+          <w:szCs w:val="32"/>
+        </w:rPr>
+        <w:t>EDUBricks— STEM &amp; Creative Instructor (2026)</w:t>
+      </w:r>
+    </w:p>
+    <w:p>
+      <w:pPr>
+        <w:pStyle w:val="ListParagraph"/>
+        <w:spacing w:before="0"/>
+        <w:rPr>
+          <w:rFonts w:ascii="Open Sans" w:hAnsi="Open Sans" w:cs="Open Sans"/>
+          <w:b/>
+          <w:bCs/>
+          <w:sz w:val="32"/>
+          <w:szCs w:val="32"/>
+        </w:rPr>
+      </w:pPr>
     </w:p>
     <w:p>
       <w:pPr>
         <w:pStyle w:val="ListParagraph"/>
         <w:numPr>
           <w:ilvl w:val="0"/>
-          <w:numId w:val="6"/>
+          <w:numId w:val="18"/>
         </w:numPr>
         <w:spacing w:before="0"/>
         <w:rPr>
-          <w:rFonts w:ascii="Open Sans" w:eastAsia="Lato" w:hAnsi="Open Sans" w:cs="Open Sans"/>
-          <w:sz w:val="32"/>
-          <w:szCs w:val="32"/>
-        </w:rPr>
-      </w:pPr>
-      <w:r>
-        <w:rPr>
-          <w:rFonts w:ascii="Open Sans" w:eastAsia="Lato" w:hAnsi="Open Sans" w:cs="Open Sans"/>
-          <w:sz w:val="32"/>
-          <w:szCs w:val="32"/>
-        </w:rPr>
-        <w:t xml:space="preserve">I’ve worked on several art </w:t>
-      </w:r>
-      <w:r>
-        <w:rPr>
-          <w:rFonts w:ascii="Open Sans" w:eastAsia="Lato" w:hAnsi="Open Sans" w:cs="Open Sans"/>
-          <w:sz w:val="32"/>
-          <w:szCs w:val="32"/>
-        </w:rPr>
-        <w:t xml:space="preserve">and NFT </w:t>
-      </w:r>
-      <w:r>
-        <w:rPr>
-          <w:rFonts w:ascii="Open Sans" w:eastAsia="Lato" w:hAnsi="Open Sans" w:cs="Open Sans"/>
-          <w:sz w:val="32"/>
-          <w:szCs w:val="32"/>
-        </w:rPr>
-        <w:t>projects</w:t>
-      </w:r>
-      <w:r>
-        <w:rPr>
-          <w:rFonts w:ascii="Open Sans" w:eastAsia="Lato" w:hAnsi="Open Sans" w:cs="Open Sans"/>
-          <w:sz w:val="32"/>
-          <w:szCs w:val="32"/>
-        </w:rPr>
-        <w:t>.</w:t>
-      </w:r>
+          <w:rFonts w:ascii="Open Sans" w:hAnsi="Open Sans" w:cs="Open Sans"/>
+          <w:sz w:val="32"/>
+          <w:szCs w:val="32"/>
+        </w:rPr>
+      </w:pPr>
+      <w:r>
+        <w:rPr>
+          <w:rFonts w:ascii="Open Sans" w:hAnsi="Open Sans" w:cs="Open Sans"/>
+          <w:sz w:val="32"/>
+          <w:szCs w:val="32"/>
+        </w:rPr>
+        <w:t>Facilitated school engagement and school-to-school movement programs.</w:t>
+      </w:r>
+    </w:p>
+    <w:p>
+      <w:pPr>
+        <w:pStyle w:val="ListParagraph"/>
+        <w:spacing w:before="0"/>
+        <w:rPr>
+          <w:rFonts w:ascii="Open Sans" w:hAnsi="Open Sans" w:cs="Open Sans"/>
+          <w:sz w:val="32"/>
+          <w:szCs w:val="32"/>
+        </w:rPr>
+      </w:pPr>
     </w:p>
     <w:p>
       <w:pPr>
         <w:pStyle w:val="ListParagraph"/>
         <w:numPr>
           <w:ilvl w:val="0"/>
-          <w:numId w:val="6"/>
+          <w:numId w:val="18"/>
         </w:numPr>
         <w:spacing w:before="0"/>
         <w:rPr>
-          <w:rFonts w:ascii="Open Sans" w:eastAsia="Lato" w:hAnsi="Open Sans" w:cs="Open Sans"/>
-          <w:sz w:val="32"/>
-          <w:szCs w:val="32"/>
-          <w:u w:val="single"/>
-        </w:rPr>
-      </w:pPr>
-      <w:r>
-        <w:rPr>
-          <w:rFonts w:ascii="Open Sans" w:eastAsia="Lato" w:hAnsi="Open Sans" w:cs="Open Sans"/>
-          <w:sz w:val="32"/>
-          <w:szCs w:val="32"/>
-          <w:u w:val="single"/>
-        </w:rPr>
-        <w:t>Develop</w:t>
-      </w:r>
-      <w:r>
-        <w:rPr>
-          <w:rFonts w:ascii="Open Sans" w:eastAsia="Lato" w:hAnsi="Open Sans" w:cs="Open Sans"/>
-          <w:sz w:val="32"/>
-          <w:szCs w:val="32"/>
-          <w:u w:val="single"/>
-        </w:rPr>
-        <w:t xml:space="preserve">ed </w:t>
-      </w:r>
-      <w:r>
-        <w:rPr>
-          <w:rFonts w:ascii="Open Sans" w:eastAsia="Lato" w:hAnsi="Open Sans" w:cs="Open Sans"/>
-          <w:sz w:val="32"/>
-          <w:szCs w:val="32"/>
-          <w:u w:val="single"/>
-        </w:rPr>
-        <w:t xml:space="preserve">a </w:t>
-      </w:r>
-      <w:r>
-        <w:rPr>
-          <w:rFonts w:ascii="Open Sans" w:eastAsia="Lato" w:hAnsi="Open Sans" w:cs="Open Sans"/>
-          <w:sz w:val="32"/>
-          <w:szCs w:val="32"/>
-          <w:u w:val="single"/>
-        </w:rPr>
-        <w:t>C</w:t>
-      </w:r>
-      <w:r>
-        <w:rPr>
-          <w:rFonts w:ascii="Open Sans" w:eastAsia="Lato" w:hAnsi="Open Sans" w:cs="Open Sans"/>
-          <w:sz w:val="32"/>
-          <w:szCs w:val="32"/>
-          <w:u w:val="single"/>
-        </w:rPr>
-        <w:t>o</w:t>
-      </w:r>
-      <w:r>
-        <w:rPr>
-          <w:rFonts w:ascii="Open Sans" w:eastAsia="Lato" w:hAnsi="Open Sans" w:cs="Open Sans"/>
-          <w:sz w:val="32"/>
-          <w:szCs w:val="32"/>
-          <w:u w:val="single"/>
-        </w:rPr>
-        <w:t xml:space="preserve">untry </w:t>
-      </w:r>
-      <w:r>
-        <w:rPr>
-          <w:rFonts w:ascii="Open Sans" w:eastAsia="Lato" w:hAnsi="Open Sans" w:cs="Open Sans"/>
-          <w:sz w:val="32"/>
-          <w:szCs w:val="32"/>
-          <w:u w:val="single"/>
-        </w:rPr>
-        <w:t>F</w:t>
-      </w:r>
-      <w:r>
-        <w:rPr>
-          <w:rFonts w:ascii="Open Sans" w:eastAsia="Lato" w:hAnsi="Open Sans" w:cs="Open Sans"/>
-          <w:sz w:val="32"/>
-          <w:szCs w:val="32"/>
-          <w:u w:val="single"/>
-        </w:rPr>
-        <w:t>inder web app</w:t>
-      </w:r>
-      <w:r>
-        <w:rPr>
-          <w:rFonts w:ascii="Open Sans" w:eastAsia="Lato" w:hAnsi="Open Sans" w:cs="Open Sans"/>
-          <w:sz w:val="32"/>
-          <w:szCs w:val="32"/>
-          <w:u w:val="single"/>
-        </w:rPr>
-        <w:t>, with a map in</w:t>
-      </w:r>
-      <w:r>
-        <w:rPr>
-          <w:rFonts w:ascii="Open Sans" w:eastAsia="Lato" w:hAnsi="Open Sans" w:cs="Open Sans"/>
-          <w:sz w:val="32"/>
-          <w:szCs w:val="32"/>
-          <w:u w:val="single"/>
-        </w:rPr>
-        <w:t>tegrated with An API</w:t>
-      </w:r>
-      <w:r>
-        <w:rPr>
-          <w:rFonts w:ascii="Open Sans" w:eastAsia="Lato" w:hAnsi="Open Sans" w:cs="Open Sans"/>
-          <w:sz w:val="32"/>
-          <w:szCs w:val="32"/>
-          <w:u w:val="single"/>
-        </w:rPr>
-        <w:t>.</w:t>
-      </w:r>
+          <w:rFonts w:ascii="Open Sans" w:hAnsi="Open Sans" w:cs="Open Sans"/>
+          <w:sz w:val="32"/>
+          <w:szCs w:val="32"/>
+        </w:rPr>
+      </w:pPr>
+      <w:r>
+        <w:rPr>
+          <w:rFonts w:ascii="Open Sans" w:hAnsi="Open Sans" w:cs="Open Sans"/>
+          <w:sz w:val="32"/>
+          <w:szCs w:val="32"/>
+        </w:rPr>
+        <w:t>Taught HTML, CSS, Python, Scratch</w:t>
+      </w:r>
+    </w:p>
+    <w:p>
+      <w:pPr>
+        <w:pStyle w:val="ListParagraph"/>
+        <w:spacing w:before="0"/>
+        <w:rPr>
+          <w:rFonts w:ascii="Open Sans" w:hAnsi="Open Sans" w:cs="Open Sans"/>
+          <w:sz w:val="32"/>
+          <w:szCs w:val="32"/>
+        </w:rPr>
+      </w:pPr>
+      <w:r>
+        <w:rPr>
+          <w:rFonts w:ascii="Open Sans" w:hAnsi="Open Sans" w:cs="Open Sans"/>
+          <w:sz w:val="32"/>
+          <w:szCs w:val="32"/>
+        </w:rPr>
+        <w:t xml:space="preserve"> programming, and Robotics to children.</w:t>
+      </w:r>
+    </w:p>
+    <w:p>
+      <w:pPr>
+        <w:pStyle w:val="ListParagraph"/>
+        <w:spacing w:before="0"/>
+        <w:rPr>
+          <w:rFonts w:ascii="Open Sans" w:hAnsi="Open Sans" w:cs="Open Sans"/>
+          <w:sz w:val="32"/>
+          <w:szCs w:val="32"/>
+        </w:rPr>
+      </w:pPr>
     </w:p>
     <w:p>
       <w:pPr>
         <w:pStyle w:val="ListParagraph"/>
         <w:numPr>
           <w:ilvl w:val="0"/>
-          <w:numId w:val="6"/>
+          <w:numId w:val="18"/>
         </w:numPr>
         <w:spacing w:before="0"/>
         <w:rPr>
-          <w:rFonts w:ascii="Open Sans" w:eastAsia="Lato" w:hAnsi="Open Sans" w:cs="Open Sans"/>
-          <w:sz w:val="32"/>
-          <w:szCs w:val="32"/>
-          <w:u w:val="single"/>
-        </w:rPr>
-      </w:pPr>
-      <w:r>
-        <w:rPr>
-          <w:rFonts w:ascii="Open Sans" w:eastAsia="Lato" w:hAnsi="Open Sans" w:cs="Open Sans"/>
-          <w:sz w:val="32"/>
-          <w:szCs w:val="32"/>
-          <w:u w:val="single"/>
-        </w:rPr>
-        <w:t xml:space="preserve">Developing an Online Code Editor </w:t>
-      </w:r>
-      <w:r>
-        <w:rPr>
-          <w:rFonts w:ascii="Open Sans" w:eastAsia="Lato" w:hAnsi="Open Sans" w:cs="Open Sans"/>
-          <w:sz w:val="32"/>
-          <w:szCs w:val="32"/>
-          <w:u w:val="single"/>
-        </w:rPr>
-        <w:t>.</w:t>
-      </w:r>
+          <w:rFonts w:ascii="Open Sans" w:hAnsi="Open Sans" w:cs="Open Sans"/>
+          <w:sz w:val="32"/>
+          <w:szCs w:val="32"/>
+        </w:rPr>
+      </w:pPr>
+      <w:r>
+        <w:rPr>
+          <w:rFonts w:ascii="Open Sans" w:hAnsi="Open Sans" w:cs="Open Sans"/>
+          <w:sz w:val="32"/>
+          <w:szCs w:val="32"/>
+        </w:rPr>
+        <w:t>Led practical sessions on art &amp; craft and creative design.</w:t>
+      </w:r>
+    </w:p>
+    <w:p>
+      <w:pPr>
+        <w:pStyle w:val="ListParagraph"/>
+        <w:spacing w:before="0"/>
+        <w:rPr>
+          <w:rFonts w:ascii="Open Sans" w:hAnsi="Open Sans" w:cs="Open Sans"/>
+          <w:sz w:val="32"/>
+          <w:szCs w:val="32"/>
+        </w:rPr>
+      </w:pPr>
+    </w:p>
+    <w:p>
+      <w:pPr>
+        <w:pStyle w:val="ListParagraph"/>
+        <w:spacing w:before="0"/>
+        <w:rPr>
+          <w:rFonts w:ascii="Open Sans" w:hAnsi="Open Sans" w:cs="Open Sans"/>
+          <w:b/>
+          <w:bCs/>
+          <w:sz w:val="32"/>
+          <w:szCs w:val="32"/>
+        </w:rPr>
+      </w:pPr>
+      <w:r>
+        <w:rPr>
+          <w:rFonts w:ascii="Open Sans" w:hAnsi="Open Sans" w:cs="Open Sans"/>
+          <w:b/>
+          <w:bCs/>
+          <w:sz w:val="32"/>
+          <w:szCs w:val="32"/>
+        </w:rPr>
+        <w:t>Edo Innovate ICT Centre, Edo State — Web Instructor, Part-time (202</w:t>
+      </w:r>
+      <w:r>
+        <w:rPr>
+          <w:rFonts w:ascii="Open Sans" w:hAnsi="Open Sans" w:cs="Open Sans"/>
+          <w:b/>
+          <w:bCs/>
+          <w:sz w:val="32"/>
+          <w:szCs w:val="32"/>
+        </w:rPr>
+        <w:t>3</w:t>
+      </w:r>
+      <w:r>
+        <w:rPr>
+          <w:rFonts w:ascii="Open Sans" w:hAnsi="Open Sans" w:cs="Open Sans"/>
+          <w:b/>
+          <w:bCs/>
+          <w:sz w:val="32"/>
+          <w:szCs w:val="32"/>
+        </w:rPr>
+        <w:t>)</w:t>
+      </w:r>
+    </w:p>
+    <w:p>
+      <w:pPr>
+        <w:pStyle w:val="ListParagraph"/>
+        <w:spacing w:before="0"/>
+        <w:rPr>
+          <w:rFonts w:ascii="Open Sans" w:hAnsi="Open Sans" w:cs="Open Sans"/>
+          <w:b/>
+          <w:bCs/>
+          <w:sz w:val="32"/>
+          <w:szCs w:val="32"/>
+        </w:rPr>
+      </w:pPr>
     </w:p>
     <w:p>
       <w:pPr>
         <w:pStyle w:val="ListParagraph"/>
         <w:numPr>
           <w:ilvl w:val="0"/>
-          <w:numId w:val="6"/>
+          <w:numId w:val="18"/>
         </w:numPr>
         <w:spacing w:before="0"/>
         <w:rPr>
-          <w:rFonts w:ascii="Open Sans" w:eastAsia="Lato" w:hAnsi="Open Sans" w:cs="Open Sans"/>
-          <w:sz w:val="32"/>
-          <w:szCs w:val="32"/>
-          <w:u w:val="single"/>
-        </w:rPr>
-      </w:pPr>
-      <w:r>
-        <w:rPr>
-          <w:rFonts w:ascii="Open Sans" w:eastAsia="Lato" w:hAnsi="Open Sans" w:cs="Open Sans"/>
-          <w:sz w:val="32"/>
-          <w:szCs w:val="32"/>
-          <w:u w:val="single"/>
-        </w:rPr>
-        <w:t xml:space="preserve">Developing a ping pong </w:t>
-      </w:r>
-      <w:r>
-        <w:rPr>
-          <w:rFonts w:ascii="Open Sans" w:eastAsia="Lato" w:hAnsi="Open Sans" w:cs="Open Sans"/>
-          <w:sz w:val="32"/>
-          <w:szCs w:val="32"/>
-          <w:u w:val="single"/>
-        </w:rPr>
-        <w:t>Web app</w:t>
-      </w:r>
-      <w:r>
-        <w:rPr>
-          <w:rFonts w:ascii="Open Sans" w:eastAsia="Lato" w:hAnsi="Open Sans" w:cs="Open Sans"/>
-          <w:sz w:val="32"/>
-          <w:szCs w:val="32"/>
-          <w:u w:val="single"/>
-        </w:rPr>
-        <w:t xml:space="preserve"> and other games.</w:t>
-      </w:r>
+          <w:rFonts w:ascii="Open Sans" w:hAnsi="Open Sans" w:cs="Open Sans"/>
+          <w:sz w:val="32"/>
+          <w:szCs w:val="32"/>
+        </w:rPr>
+      </w:pPr>
+      <w:r>
+        <w:rPr>
+          <w:rFonts w:ascii="Open Sans" w:hAnsi="Open Sans" w:cs="Open Sans"/>
+          <w:sz w:val="32"/>
+          <w:szCs w:val="32"/>
+        </w:rPr>
+        <w:t xml:space="preserve">Taught front-end development: HTML, CSS, JavaScript, React, </w:t>
+      </w:r>
+      <w:hyperlink r:id="rId12" w:history="1">
+        <w:r>
+          <w:rPr>
+            <w:rStyle w:val="Hyperlink"/>
+            <w:rFonts w:ascii="Open Sans" w:hAnsi="Open Sans" w:cs="Open Sans"/>
+            <w:sz w:val="32"/>
+            <w:szCs w:val="32"/>
+          </w:rPr>
+          <w:t>Nextjs</w:t>
+        </w:r>
+      </w:hyperlink>
+      <w:r>
+        <w:rPr>
+          <w:rFonts w:ascii="Open Sans" w:hAnsi="Open Sans" w:cs="Open Sans"/>
+          <w:sz w:val="32"/>
+          <w:szCs w:val="32"/>
+        </w:rPr>
+        <w:t xml:space="preserve">, </w:t>
+      </w:r>
+      <w:r>
+        <w:rPr>
+          <w:rFonts w:ascii="Open Sans" w:hAnsi="Open Sans" w:cs="Open Sans"/>
+          <w:sz w:val="32"/>
+          <w:szCs w:val="32"/>
+        </w:rPr>
+        <w:t xml:space="preserve">node.js </w:t>
+      </w:r>
+      <w:r>
+        <w:rPr>
+          <w:rFonts w:ascii="Open Sans" w:hAnsi="Open Sans" w:cs="Open Sans"/>
+          <w:sz w:val="32"/>
+          <w:szCs w:val="32"/>
+        </w:rPr>
+        <w:t>and Tailwind</w:t>
+      </w:r>
+      <w:r>
+        <w:rPr>
+          <w:rFonts w:ascii="Open Sans" w:hAnsi="Open Sans" w:cs="Open Sans"/>
+          <w:sz w:val="32"/>
+          <w:szCs w:val="32"/>
+        </w:rPr>
+        <w:t>css.</w:t>
+      </w:r>
+    </w:p>
+    <w:p>
+      <w:pPr>
+        <w:pStyle w:val="ListParagraph"/>
+        <w:spacing w:before="0"/>
+        <w:rPr>
+          <w:rFonts w:ascii="Open Sans" w:hAnsi="Open Sans" w:cs="Open Sans"/>
+          <w:sz w:val="32"/>
+          <w:szCs w:val="32"/>
+        </w:rPr>
+      </w:pPr>
     </w:p>
     <w:p>
       <w:pPr>
         <w:pStyle w:val="ListParagraph"/>
         <w:numPr>
           <w:ilvl w:val="0"/>
-          <w:numId w:val="6"/>
+          <w:numId w:val="18"/>
         </w:numPr>
         <w:spacing w:before="0"/>
         <w:rPr>
-          <w:rFonts w:ascii="Open Sans" w:eastAsia="Lato" w:hAnsi="Open Sans" w:cs="Open Sans"/>
-          <w:sz w:val="32"/>
-          <w:szCs w:val="32"/>
-          <w:u w:val="single"/>
-        </w:rPr>
-      </w:pPr>
-      <w:r>
-        <w:rPr>
-          <w:rFonts w:ascii="Open Sans" w:eastAsia="Lato" w:hAnsi="Open Sans" w:cs="Open Sans"/>
-          <w:sz w:val="32"/>
-          <w:szCs w:val="32"/>
-          <w:u w:val="single"/>
-        </w:rPr>
-        <w:t>De</w:t>
-      </w:r>
-      <w:r>
-        <w:rPr>
-          <w:rFonts w:ascii="Open Sans" w:eastAsia="Lato" w:hAnsi="Open Sans" w:cs="Open Sans"/>
-          <w:sz w:val="32"/>
-          <w:szCs w:val="32"/>
-          <w:u w:val="single"/>
-        </w:rPr>
-        <w:t>veloping my own Calculator.</w:t>
+          <w:rFonts w:ascii="Open Sans" w:hAnsi="Open Sans" w:cs="Open Sans"/>
+          <w:sz w:val="32"/>
+          <w:szCs w:val="32"/>
+        </w:rPr>
+      </w:pPr>
+      <w:r>
+        <w:rPr>
+          <w:rFonts w:ascii="Open Sans" w:hAnsi="Open Sans" w:cs="Open Sans"/>
+          <w:sz w:val="32"/>
+          <w:szCs w:val="32"/>
+        </w:rPr>
+        <w:t>Provided 1-on-1 mentorship, guiding students with VSCode and Git to build real-world projects.</w:t>
       </w:r>
     </w:p>
     <w:p>
@@ -4876,120 +3973,2586 @@
         <w:pStyle w:val="ListParagraph"/>
         <w:spacing w:before="0"/>
         <w:rPr>
-          <w:rFonts w:ascii="Open Sans" w:eastAsia="Lato" w:hAnsi="Open Sans" w:cs="Open Sans"/>
-          <w:sz w:val="32"/>
-          <w:szCs w:val="32"/>
-          <w:u w:val="single"/>
-        </w:rPr>
-      </w:pPr>
-      <w:r>
-        <w:rPr>
-          <w:rFonts w:ascii="Open Sans" w:eastAsia="Lato" w:hAnsi="Open Sans" w:cs="Open Sans"/>
-          <w:sz w:val="32"/>
-          <w:szCs w:val="32"/>
-          <w:u w:val="single"/>
-        </w:rPr>
-        <w:t>Etc.</w:t>
-      </w:r>
-    </w:p>
-    <w:p>
-      <w:pPr>
-        <w:spacing w:before="0"/>
-        <w:ind w:left="360"/>
-        <w:rPr>
-          <w:rFonts w:ascii="Open Sans" w:eastAsia="Lato" w:hAnsi="Open Sans" w:cs="Open Sans"/>
-          <w:sz w:val="32"/>
-          <w:szCs w:val="32"/>
-          <w:u w:val="single"/>
-        </w:rPr>
-      </w:pPr>
-      <w:r>
-        <w:rPr>
-          <w:rFonts w:ascii="Open Sans" w:eastAsia="Lato" w:hAnsi="Open Sans" w:cs="Open Sans"/>
-          <w:sz w:val="32"/>
-          <w:szCs w:val="32"/>
-          <w:u w:val="single"/>
-        </w:rPr>
-        <w:t>-Developing a</w:t>
-      </w:r>
-      <w:r>
-        <w:rPr>
-          <w:rFonts w:ascii="Open Sans" w:eastAsia="Lato" w:hAnsi="Open Sans" w:cs="Open Sans"/>
-          <w:sz w:val="32"/>
-          <w:szCs w:val="32"/>
-          <w:u w:val="single"/>
-        </w:rPr>
-        <w:t xml:space="preserve"> Quiz app</w:t>
-      </w:r>
-      <w:r>
-        <w:rPr>
-          <w:rFonts w:ascii="Open Sans" w:eastAsia="Lato" w:hAnsi="Open Sans" w:cs="Open Sans"/>
-          <w:sz w:val="32"/>
-          <w:szCs w:val="32"/>
-          <w:u w:val="single"/>
+          <w:rFonts w:ascii="Open Sans" w:hAnsi="Open Sans" w:cs="Open Sans"/>
+          <w:sz w:val="32"/>
+          <w:szCs w:val="32"/>
+        </w:rPr>
+      </w:pPr>
+    </w:p>
+    <w:p>
+      <w:pPr>
+        <w:pStyle w:val="ListParagraph"/>
+        <w:spacing w:before="0"/>
+        <w:rPr>
+          <w:rFonts w:ascii="Open Sans" w:hAnsi="Open Sans" w:cs="Open Sans"/>
+          <w:b/>
+          <w:bCs/>
+          <w:sz w:val="32"/>
+          <w:szCs w:val="32"/>
+        </w:rPr>
+      </w:pPr>
+      <w:r>
+        <w:rPr>
+          <w:rFonts w:ascii="Open Sans" w:hAnsi="Open Sans" w:cs="Open Sans"/>
+          <w:b/>
+          <w:bCs/>
+          <w:sz w:val="32"/>
+          <w:szCs w:val="32"/>
+        </w:rPr>
+        <w:t>Givmi Technologies — Web Developer &amp; Graphic Designer (2022 – Present)</w:t>
+      </w:r>
+    </w:p>
+    <w:p>
+      <w:pPr>
+        <w:pStyle w:val="ListParagraph"/>
+        <w:numPr>
+          <w:ilvl w:val="0"/>
+          <w:numId w:val="18"/>
+        </w:numPr>
+        <w:spacing w:before="0"/>
+        <w:rPr>
+          <w:rFonts w:ascii="Open Sans" w:hAnsi="Open Sans" w:cs="Open Sans"/>
+          <w:sz w:val="32"/>
+          <w:szCs w:val="32"/>
+        </w:rPr>
+      </w:pPr>
+      <w:r>
+        <w:rPr>
+          <w:rFonts w:ascii="Open Sans" w:hAnsi="Open Sans" w:cs="Open Sans"/>
+          <w:sz w:val="32"/>
+          <w:szCs w:val="32"/>
+        </w:rPr>
+        <w:t xml:space="preserve"> Build responsive web and mobile apps with React, </w:t>
+      </w:r>
+      <w:hyperlink r:id="rId13" w:history="1">
+        <w:r>
+          <w:rPr>
+            <w:rStyle w:val="Hyperlink"/>
+            <w:rFonts w:ascii="Open Sans" w:hAnsi="Open Sans" w:cs="Open Sans"/>
+            <w:sz w:val="32"/>
+            <w:szCs w:val="32"/>
+          </w:rPr>
+          <w:t>Next.js</w:t>
+        </w:r>
+      </w:hyperlink>
+      <w:r>
+        <w:rPr>
+          <w:rFonts w:ascii="Open Sans" w:hAnsi="Open Sans" w:cs="Open Sans"/>
+          <w:sz w:val="32"/>
+          <w:szCs w:val="32"/>
+        </w:rPr>
+        <w:t>, React Native, and Tailwind CSS</w:t>
+      </w:r>
+      <w:r>
+        <w:rPr>
+          <w:rFonts w:ascii="Open Sans" w:hAnsi="Open Sans" w:cs="Open Sans"/>
+          <w:sz w:val="32"/>
+          <w:szCs w:val="32"/>
         </w:rPr>
         <w:t>.</w:t>
       </w:r>
     </w:p>
     <w:p>
       <w:pPr>
-        <w:spacing w:before="0"/>
-        <w:ind w:left="360"/>
-        <w:rPr>
-          <w:rFonts w:ascii="Open Sans" w:eastAsia="Lato" w:hAnsi="Open Sans" w:cs="Open Sans"/>
-          <w:sz w:val="32"/>
-          <w:szCs w:val="32"/>
-          <w:u w:val="single"/>
-        </w:rPr>
-      </w:pPr>
-      <w:r>
-        <w:rPr>
-          <w:rFonts w:ascii="Open Sans" w:eastAsia="Lato" w:hAnsi="Open Sans" w:cs="Open Sans"/>
-          <w:sz w:val="32"/>
-          <w:szCs w:val="32"/>
-          <w:u w:val="single"/>
-        </w:rPr>
-        <w:t>-Developing a News site</w:t>
-      </w:r>
-      <w:r>
-        <w:rPr>
-          <w:rFonts w:ascii="Open Sans" w:eastAsia="Lato" w:hAnsi="Open Sans" w:cs="Open Sans"/>
-          <w:sz w:val="32"/>
-          <w:szCs w:val="32"/>
-          <w:u w:val="single"/>
-        </w:rPr>
-        <w:t>.</w:t>
-      </w:r>
-    </w:p>
-    <w:p>
-      <w:pPr>
-        <w:spacing w:before="0"/>
-        <w:ind w:left="360"/>
-        <w:rPr>
-          <w:rFonts w:ascii="Open Sans" w:eastAsia="Lato" w:hAnsi="Open Sans" w:cs="Open Sans"/>
-          <w:sz w:val="32"/>
-          <w:szCs w:val="32"/>
-          <w:u w:val="single"/>
-        </w:rPr>
-      </w:pPr>
-      <w:r>
-        <w:rPr>
-          <w:rFonts w:ascii="Open Sans" w:eastAsia="Lato" w:hAnsi="Open Sans" w:cs="Open Sans"/>
-          <w:sz w:val="32"/>
-          <w:szCs w:val="32"/>
-          <w:u w:val="single"/>
-        </w:rPr>
-        <w:t>-… and se</w:t>
-      </w:r>
-      <w:r>
-        <w:rPr>
-          <w:rFonts w:ascii="Open Sans" w:eastAsia="Lato" w:hAnsi="Open Sans" w:cs="Open Sans"/>
-          <w:sz w:val="32"/>
-          <w:szCs w:val="32"/>
-          <w:u w:val="single"/>
-        </w:rPr>
-        <w:t xml:space="preserve">veral NDA projects </w:t>
-      </w:r>
+        <w:pStyle w:val="ListParagraph"/>
+        <w:spacing w:before="0"/>
+        <w:rPr>
+          <w:rFonts w:ascii="Open Sans" w:hAnsi="Open Sans" w:cs="Open Sans"/>
+          <w:sz w:val="32"/>
+          <w:szCs w:val="32"/>
+        </w:rPr>
+      </w:pPr>
+    </w:p>
+    <w:p>
+      <w:pPr>
+        <w:pStyle w:val="ListParagraph"/>
+        <w:numPr>
+          <w:ilvl w:val="0"/>
+          <w:numId w:val="18"/>
+        </w:numPr>
+        <w:spacing w:before="0"/>
+        <w:rPr>
+          <w:rFonts w:ascii="Open Sans" w:hAnsi="Open Sans" w:cs="Open Sans"/>
+          <w:sz w:val="32"/>
+          <w:szCs w:val="32"/>
+        </w:rPr>
+      </w:pPr>
+      <w:r>
+        <w:rPr>
+          <w:rFonts w:ascii="Open Sans" w:hAnsi="Open Sans" w:cs="Open Sans"/>
+          <w:sz w:val="32"/>
+          <w:szCs w:val="32"/>
+        </w:rPr>
+        <w:t xml:space="preserve">Develop backend services with </w:t>
+      </w:r>
+      <w:hyperlink r:id="rId14" w:history="1">
+        <w:r>
+          <w:rPr>
+            <w:rStyle w:val="Hyperlink"/>
+            <w:rFonts w:ascii="Open Sans" w:hAnsi="Open Sans" w:cs="Open Sans"/>
+            <w:sz w:val="32"/>
+            <w:szCs w:val="32"/>
+          </w:rPr>
+          <w:t>Node.js</w:t>
+        </w:r>
+      </w:hyperlink>
+      <w:r>
+        <w:rPr>
+          <w:rFonts w:ascii="Open Sans" w:hAnsi="Open Sans" w:cs="Open Sans"/>
+          <w:sz w:val="32"/>
+          <w:szCs w:val="32"/>
+        </w:rPr>
+        <w:t xml:space="preserve">, </w:t>
+      </w:r>
+      <w:hyperlink r:id="rId15" w:history="1">
+        <w:r>
+          <w:rPr>
+            <w:rStyle w:val="Hyperlink"/>
+            <w:rFonts w:ascii="Open Sans" w:hAnsi="Open Sans" w:cs="Open Sans"/>
+            <w:sz w:val="32"/>
+            <w:szCs w:val="32"/>
+          </w:rPr>
+          <w:t>Express.js</w:t>
+        </w:r>
+      </w:hyperlink>
+      <w:r>
+        <w:rPr>
+          <w:rFonts w:ascii="Open Sans" w:hAnsi="Open Sans" w:cs="Open Sans"/>
+          <w:sz w:val="32"/>
+          <w:szCs w:val="32"/>
+        </w:rPr>
+        <w:t>, PHP, Laravel, Python, and MongoDB/MySQL.</w:t>
+      </w:r>
+    </w:p>
+    <w:p>
+      <w:pPr>
+        <w:spacing w:before="0"/>
+        <w:rPr>
+          <w:rFonts w:ascii="Open Sans" w:hAnsi="Open Sans" w:cs="Open Sans"/>
+          <w:sz w:val="32"/>
+          <w:szCs w:val="32"/>
+        </w:rPr>
+      </w:pPr>
+    </w:p>
+    <w:p>
+      <w:pPr>
+        <w:pStyle w:val="ListParagraph"/>
+        <w:numPr>
+          <w:ilvl w:val="0"/>
+          <w:numId w:val="18"/>
+        </w:numPr>
+        <w:spacing w:before="0"/>
+        <w:rPr>
+          <w:rFonts w:ascii="Open Sans" w:hAnsi="Open Sans" w:cs="Open Sans"/>
+          <w:sz w:val="32"/>
+          <w:szCs w:val="32"/>
+        </w:rPr>
+      </w:pPr>
+      <w:r>
+        <w:rPr>
+          <w:rFonts w:ascii="Open Sans" w:hAnsi="Open Sans" w:cs="Open Sans"/>
+          <w:sz w:val="32"/>
+          <w:szCs w:val="32"/>
+        </w:rPr>
+        <w:t>Design UI prototypes and brand assets in Figma and Canva.</w:t>
+      </w:r>
+    </w:p>
+    <w:p>
+      <w:pPr>
+        <w:pStyle w:val="ListParagraph"/>
+        <w:spacing w:before="0"/>
+        <w:rPr>
+          <w:rFonts w:ascii="Open Sans" w:hAnsi="Open Sans" w:cs="Open Sans"/>
+          <w:sz w:val="32"/>
+          <w:szCs w:val="32"/>
+        </w:rPr>
+      </w:pPr>
+    </w:p>
+    <w:p>
+      <w:pPr>
+        <w:pStyle w:val="ListParagraph"/>
+        <w:spacing w:before="0"/>
+        <w:rPr>
+          <w:rFonts w:ascii="Open Sans" w:hAnsi="Open Sans" w:cs="Open Sans"/>
+          <w:b/>
+          <w:bCs/>
+          <w:sz w:val="32"/>
+          <w:szCs w:val="32"/>
+        </w:rPr>
+      </w:pPr>
+      <w:r>
+        <w:rPr>
+          <w:rFonts w:ascii="Open Sans" w:hAnsi="Open Sans" w:cs="Open Sans"/>
+          <w:b/>
+          <w:bCs/>
+          <w:sz w:val="32"/>
+          <w:szCs w:val="32"/>
+        </w:rPr>
+        <w:t>Future and Temperance Publishing Company — Creative Lead &amp; Illustrator (2017 – Present)</w:t>
+      </w:r>
+    </w:p>
+    <w:p>
+      <w:pPr>
+        <w:pStyle w:val="ListParagraph"/>
+        <w:spacing w:before="0"/>
+        <w:rPr>
+          <w:rFonts w:ascii="Open Sans" w:hAnsi="Open Sans" w:cs="Open Sans"/>
+          <w:b/>
+          <w:bCs/>
+          <w:sz w:val="32"/>
+          <w:szCs w:val="32"/>
+        </w:rPr>
+      </w:pPr>
+    </w:p>
+    <w:p>
+      <w:pPr>
+        <w:pStyle w:val="ListParagraph"/>
+        <w:numPr>
+          <w:ilvl w:val="0"/>
+          <w:numId w:val="18"/>
+        </w:numPr>
+        <w:spacing w:before="0"/>
+        <w:rPr>
+          <w:rFonts w:ascii="Open Sans" w:hAnsi="Open Sans" w:cs="Open Sans"/>
+          <w:sz w:val="32"/>
+          <w:szCs w:val="32"/>
+        </w:rPr>
+      </w:pPr>
+      <w:r>
+        <w:rPr>
+          <w:rFonts w:ascii="Open Sans" w:hAnsi="Open Sans" w:cs="Open Sans"/>
+          <w:sz w:val="32"/>
+          <w:szCs w:val="32"/>
+        </w:rPr>
+        <w:t>Managed social media, marketing, sales, and content writing.</w:t>
+      </w:r>
+    </w:p>
+    <w:p>
+      <w:pPr>
+        <w:spacing w:before="0"/>
+        <w:rPr>
+          <w:rFonts w:ascii="Open Sans" w:hAnsi="Open Sans" w:cs="Open Sans"/>
+          <w:sz w:val="32"/>
+          <w:szCs w:val="32"/>
+        </w:rPr>
+      </w:pPr>
+    </w:p>
+    <w:p>
+      <w:pPr>
+        <w:pStyle w:val="ListParagraph"/>
+        <w:numPr>
+          <w:ilvl w:val="0"/>
+          <w:numId w:val="18"/>
+        </w:numPr>
+        <w:spacing w:before="0"/>
+        <w:rPr>
+          <w:rFonts w:ascii="Open Sans" w:hAnsi="Open Sans" w:cs="Open Sans"/>
+          <w:sz w:val="32"/>
+          <w:szCs w:val="32"/>
+        </w:rPr>
+      </w:pPr>
+      <w:r>
+        <w:rPr>
+          <w:rFonts w:ascii="Open Sans" w:hAnsi="Open Sans" w:cs="Open Sans"/>
+          <w:sz w:val="32"/>
+          <w:szCs w:val="32"/>
+        </w:rPr>
+        <w:t xml:space="preserve"> Illustrated children’s books and educational materials.</w:t>
+      </w:r>
+    </w:p>
+    <w:p>
+      <w:pPr>
+        <w:pStyle w:val="ListParagraph"/>
+        <w:spacing w:before="0"/>
+        <w:rPr>
+          <w:rFonts w:ascii="Open Sans" w:hAnsi="Open Sans" w:cs="Open Sans"/>
+          <w:sz w:val="32"/>
+          <w:szCs w:val="32"/>
+        </w:rPr>
+      </w:pPr>
+    </w:p>
+    <w:p>
+      <w:pPr>
+        <w:pStyle w:val="ListParagraph"/>
+        <w:numPr>
+          <w:ilvl w:val="0"/>
+          <w:numId w:val="18"/>
+        </w:numPr>
+        <w:spacing w:before="0"/>
+        <w:rPr>
+          <w:rFonts w:ascii="Open Sans" w:hAnsi="Open Sans" w:cs="Open Sans"/>
+          <w:sz w:val="32"/>
+          <w:szCs w:val="32"/>
+        </w:rPr>
+      </w:pPr>
+      <w:r>
+        <w:rPr>
+          <w:rFonts w:ascii="Open Sans" w:hAnsi="Open Sans" w:cs="Open Sans"/>
+          <w:sz w:val="32"/>
+          <w:szCs w:val="32"/>
+        </w:rPr>
+        <w:t>Handled graphic design, brand management, and sales operations.</w:t>
+      </w:r>
+    </w:p>
+    <w:p>
+      <w:pPr>
+        <w:pStyle w:val="ListParagraph"/>
+        <w:spacing w:before="0"/>
+        <w:rPr>
+          <w:rFonts w:ascii="Open Sans" w:hAnsi="Open Sans" w:cs="Open Sans"/>
+          <w:sz w:val="32"/>
+          <w:szCs w:val="32"/>
+        </w:rPr>
+      </w:pPr>
+    </w:p>
+    <w:p>
+      <w:pPr>
+        <w:spacing w:before="0"/>
+        <w:rPr>
+          <w:rFonts w:ascii="Open Sans" w:hAnsi="Open Sans" w:cs="Open Sans"/>
+          <w:b/>
+          <w:bCs/>
+          <w:sz w:val="32"/>
+          <w:szCs w:val="32"/>
+        </w:rPr>
+      </w:pPr>
+      <w:r>
+        <w:rPr>
+          <w:rFonts w:ascii="Open Sans" w:hAnsi="Open Sans" w:cs="Open Sans"/>
+          <w:b/>
+          <w:bCs/>
+          <w:sz w:val="32"/>
+          <w:szCs w:val="32"/>
+        </w:rPr>
+        <w:t>Studione Document Centre, Edo State — ICT Officer (2017 – 2021)</w:t>
+      </w:r>
+    </w:p>
+    <w:p>
+      <w:pPr>
+        <w:pStyle w:val="ListParagraph"/>
+        <w:numPr>
+          <w:ilvl w:val="0"/>
+          <w:numId w:val="18"/>
+        </w:numPr>
+        <w:spacing w:before="0"/>
+        <w:rPr>
+          <w:rFonts w:ascii="Open Sans" w:hAnsi="Open Sans" w:cs="Open Sans"/>
+          <w:sz w:val="32"/>
+          <w:szCs w:val="32"/>
+        </w:rPr>
+      </w:pPr>
+      <w:r>
+        <w:rPr>
+          <w:rFonts w:ascii="Open Sans" w:hAnsi="Open Sans" w:cs="Open Sans"/>
+          <w:sz w:val="32"/>
+          <w:szCs w:val="32"/>
+        </w:rPr>
+        <w:t>Managed cyber café operations and IT support.</w:t>
+      </w:r>
+    </w:p>
+    <w:p>
+      <w:pPr>
+        <w:pStyle w:val="ListParagraph"/>
+        <w:spacing w:before="0"/>
+        <w:rPr>
+          <w:rFonts w:ascii="Open Sans" w:hAnsi="Open Sans" w:cs="Open Sans"/>
+          <w:sz w:val="32"/>
+          <w:szCs w:val="32"/>
+        </w:rPr>
+      </w:pPr>
+    </w:p>
+    <w:p>
+      <w:pPr>
+        <w:pStyle w:val="ListParagraph"/>
+        <w:numPr>
+          <w:ilvl w:val="0"/>
+          <w:numId w:val="18"/>
+        </w:numPr>
+        <w:spacing w:before="0"/>
+        <w:rPr>
+          <w:rFonts w:ascii="Open Sans" w:hAnsi="Open Sans" w:cs="Open Sans"/>
+          <w:sz w:val="32"/>
+          <w:szCs w:val="32"/>
+        </w:rPr>
+      </w:pPr>
+      <w:r>
+        <w:rPr>
+          <w:rFonts w:ascii="Open Sans" w:hAnsi="Open Sans" w:cs="Open Sans"/>
+          <w:sz w:val="32"/>
+          <w:szCs w:val="32"/>
+        </w:rPr>
+        <w:t>Handled documentation and data entry with Microsoft Office Suite.</w:t>
+      </w:r>
+    </w:p>
+    <w:p>
+      <w:pPr>
+        <w:spacing w:before="0"/>
+        <w:rPr>
+          <w:rFonts w:ascii="Open Sans" w:hAnsi="Open Sans" w:cs="Open Sans"/>
+          <w:sz w:val="32"/>
+          <w:szCs w:val="32"/>
+        </w:rPr>
+      </w:pPr>
+    </w:p>
+    <w:p>
+      <w:pPr>
+        <w:pStyle w:val="ListParagraph"/>
+        <w:numPr>
+          <w:ilvl w:val="0"/>
+          <w:numId w:val="18"/>
+        </w:numPr>
+        <w:spacing w:before="0"/>
+        <w:rPr>
+          <w:rFonts w:ascii="Open Sans" w:hAnsi="Open Sans" w:cs="Open Sans"/>
+          <w:sz w:val="32"/>
+          <w:szCs w:val="32"/>
+        </w:rPr>
+      </w:pPr>
+      <w:r>
+        <w:rPr>
+          <w:rFonts w:ascii="Open Sans" w:hAnsi="Open Sans" w:cs="Open Sans"/>
+          <w:sz w:val="32"/>
+          <w:szCs w:val="32"/>
+        </w:rPr>
+        <w:t xml:space="preserve"> Assisted in web development projects using WordPress.</w:t>
+      </w:r>
+    </w:p>
+    <w:p>
+      <w:pPr>
+        <w:spacing w:before="0"/>
+        <w:rPr>
+          <w:rFonts w:ascii="Open Sans" w:hAnsi="Open Sans" w:cs="Open Sans"/>
+          <w:sz w:val="32"/>
+          <w:szCs w:val="32"/>
+        </w:rPr>
+      </w:pPr>
+    </w:p>
+    <w:p>
+      <w:pPr>
+        <w:pStyle w:val="ListParagraph"/>
+        <w:numPr>
+          <w:ilvl w:val="0"/>
+          <w:numId w:val="18"/>
+        </w:numPr>
+        <w:spacing w:before="0"/>
+        <w:rPr>
+          <w:rFonts w:ascii="Open Sans" w:hAnsi="Open Sans" w:cs="Open Sans"/>
+          <w:sz w:val="32"/>
+          <w:szCs w:val="32"/>
+        </w:rPr>
+      </w:pPr>
+      <w:r>
+        <w:rPr>
+          <w:rFonts w:ascii="Open Sans" w:hAnsi="Open Sans" w:cs="Open Sans"/>
+          <w:sz w:val="32"/>
+          <w:szCs w:val="32"/>
+        </w:rPr>
+        <w:t>Created digital illustrations with Ibis Paint and handled video editing.</w:t>
+      </w:r>
+    </w:p>
+    <w:p>
+      <w:pPr>
+        <w:pStyle w:val="ListParagraph"/>
+        <w:spacing w:before="0"/>
+        <w:rPr>
+          <w:rFonts w:ascii="Open Sans" w:hAnsi="Open Sans" w:cs="Open Sans"/>
+          <w:sz w:val="32"/>
+          <w:szCs w:val="32"/>
+        </w:rPr>
+      </w:pPr>
+    </w:p>
+    <w:p>
+      <w:pPr>
+        <w:spacing w:before="0"/>
+        <w:rPr>
+          <w:rFonts w:ascii="Open Sans" w:hAnsi="Open Sans" w:cs="Open Sans"/>
+          <w:b/>
+          <w:bCs/>
+          <w:sz w:val="32"/>
+          <w:szCs w:val="32"/>
+        </w:rPr>
+      </w:pPr>
+      <w:r>
+        <w:rPr>
+          <w:rFonts w:ascii="Open Sans" w:hAnsi="Open Sans" w:cs="Open Sans"/>
+          <w:b/>
+          <w:bCs/>
+          <w:sz w:val="32"/>
+          <w:szCs w:val="32"/>
+        </w:rPr>
+        <w:t>Kazia School, Edo State — Class Teacher (2015 – 2016)</w:t>
+      </w:r>
+    </w:p>
+    <w:p>
+      <w:pPr>
+        <w:pStyle w:val="ListParagraph"/>
+        <w:numPr>
+          <w:ilvl w:val="0"/>
+          <w:numId w:val="18"/>
+        </w:numPr>
+        <w:spacing w:before="0"/>
+        <w:rPr>
+          <w:rFonts w:ascii="Open Sans" w:hAnsi="Open Sans" w:cs="Open Sans"/>
+          <w:sz w:val="32"/>
+          <w:szCs w:val="32"/>
+        </w:rPr>
+      </w:pPr>
+      <w:r>
+        <w:rPr>
+          <w:rFonts w:ascii="Open Sans" w:hAnsi="Open Sans" w:cs="Open Sans"/>
+          <w:sz w:val="32"/>
+          <w:szCs w:val="32"/>
+        </w:rPr>
+        <w:t>Simultaneously managed and taught two classrooms.</w:t>
+      </w:r>
+    </w:p>
+    <w:p>
+      <w:pPr>
+        <w:pStyle w:val="ListParagraph"/>
+        <w:numPr>
+          <w:ilvl w:val="0"/>
+          <w:numId w:val="18"/>
+        </w:numPr>
+        <w:spacing w:before="0"/>
+        <w:rPr>
+          <w:rFonts w:ascii="Open Sans" w:hAnsi="Open Sans" w:cs="Open Sans"/>
+          <w:sz w:val="32"/>
+          <w:szCs w:val="32"/>
+        </w:rPr>
+      </w:pPr>
+      <w:r>
+        <w:rPr>
+          <w:rFonts w:ascii="Open Sans" w:hAnsi="Open Sans" w:cs="Open Sans"/>
+          <w:sz w:val="32"/>
+          <w:szCs w:val="32"/>
+        </w:rPr>
+        <w:t>Taught all core subjects including Mathematics, English, and Computer Studies.</w:t>
+      </w:r>
+    </w:p>
+    <w:p>
+      <w:pPr>
+        <w:pStyle w:val="ListParagraph"/>
+        <w:spacing w:before="0"/>
+        <w:rPr>
+          <w:rFonts w:ascii="Open Sans" w:hAnsi="Open Sans" w:cs="Open Sans"/>
+          <w:sz w:val="32"/>
+          <w:szCs w:val="32"/>
+        </w:rPr>
+      </w:pPr>
+    </w:p>
+    <w:p>
+      <w:pPr>
+        <w:spacing w:before="0"/>
+        <w:rPr>
+          <w:rFonts w:ascii="Open Sans" w:hAnsi="Open Sans" w:cs="Open Sans"/>
+          <w:b/>
+          <w:bCs/>
+          <w:sz w:val="32"/>
+          <w:szCs w:val="32"/>
+        </w:rPr>
+      </w:pPr>
+      <w:r>
+        <w:rPr>
+          <w:rFonts w:ascii="Open Sans" w:hAnsi="Open Sans" w:cs="Open Sans"/>
+          <w:b/>
+          <w:bCs/>
+          <w:sz w:val="32"/>
+          <w:szCs w:val="32"/>
+        </w:rPr>
+        <w:t>Freelance — Illustrator &amp; Web Developer (2015 – Present)</w:t>
+      </w:r>
+    </w:p>
+    <w:p>
+      <w:pPr>
+        <w:pStyle w:val="ListParagraph"/>
+        <w:numPr>
+          <w:ilvl w:val="0"/>
+          <w:numId w:val="18"/>
+        </w:numPr>
+        <w:spacing w:before="0"/>
+        <w:rPr>
+          <w:rFonts w:ascii="Open Sans" w:hAnsi="Open Sans" w:cs="Open Sans"/>
+          <w:sz w:val="32"/>
+          <w:szCs w:val="32"/>
+        </w:rPr>
+      </w:pPr>
+      <w:r>
+        <w:rPr>
+          <w:rFonts w:ascii="Open Sans" w:hAnsi="Open Sans" w:cs="Open Sans"/>
+          <w:sz w:val="32"/>
+          <w:szCs w:val="32"/>
+        </w:rPr>
+        <w:t>Provide freelance services in digital illustration, graphic design, and web development for clients across Edo State and remote.</w:t>
+      </w:r>
+    </w:p>
+    <w:p>
+      <w:pPr>
+        <w:pStyle w:val="ListParagraph"/>
+        <w:spacing w:before="0"/>
+        <w:rPr>
+          <w:rFonts w:ascii="Open Sans" w:hAnsi="Open Sans" w:cs="Open Sans"/>
+          <w:sz w:val="32"/>
+          <w:szCs w:val="32"/>
+        </w:rPr>
+      </w:pPr>
+    </w:p>
+    <w:p>
+      <w:pPr>
+        <w:spacing w:before="0"/>
+        <w:rPr>
+          <w:rFonts w:ascii="Open Sans" w:hAnsi="Open Sans" w:cs="Open Sans"/>
+          <w:b/>
+          <w:bCs/>
+          <w:sz w:val="32"/>
+          <w:szCs w:val="32"/>
+        </w:rPr>
+      </w:pPr>
+    </w:p>
+    <w:p>
+      <w:pPr>
+        <w:spacing w:before="0"/>
+        <w:ind w:left="720"/>
+        <w:rPr>
+          <w:rFonts w:ascii="Open Sans" w:eastAsia="Lato" w:hAnsi="Open Sans" w:cs="Open Sans"/>
+          <w:b/>
+          <w:color w:val="1155CC"/>
+          <w:sz w:val="32"/>
+          <w:szCs w:val="32"/>
+        </w:rPr>
+      </w:pPr>
+      <w:r>
+        <w:rPr>
+          <w:rFonts w:ascii="Open Sans" w:eastAsia="Lato" w:hAnsi="Open Sans" w:cs="Open Sans"/>
+          <w:b/>
+          <w:color w:val="1155CC"/>
+          <w:sz w:val="32"/>
+          <w:szCs w:val="32"/>
+        </w:rPr>
+        <w:t>PROJECT</w:t>
+      </w:r>
+    </w:p>
+    <w:p>
+      <w:pPr>
+        <w:spacing w:before="0"/>
+        <w:ind w:left="720"/>
+        <w:rPr>
+          <w:rFonts w:ascii="Open Sans" w:eastAsia="Lato" w:hAnsi="Open Sans" w:cs="Open Sans"/>
+          <w:b/>
+          <w:bCs/>
+          <w:sz w:val="32"/>
+          <w:szCs w:val="32"/>
+        </w:rPr>
+      </w:pPr>
+      <w:bookmarkStart w:id="6" w:name="_heading=h.1t3h5sf" w:colFirst="0" w:colLast="0"/>
+      <w:bookmarkEnd w:id="6"/>
+      <w:r>
+        <w:rPr>
+          <w:rFonts w:ascii="Open Sans" w:eastAsia="Lato" w:hAnsi="Open Sans" w:cs="Open Sans"/>
+          <w:b/>
+          <w:bCs/>
+          <w:sz w:val="32"/>
+          <w:szCs w:val="32"/>
+        </w:rPr>
+        <w:t>AI-Powered Health Tracker (on going)</w:t>
+      </w:r>
+    </w:p>
+    <w:p>
+      <w:pPr>
+        <w:spacing w:before="0"/>
+        <w:ind w:left="720"/>
+        <w:rPr>
+          <w:rFonts w:ascii="Open Sans" w:eastAsia="Lato" w:hAnsi="Open Sans" w:cs="Open Sans"/>
+          <w:sz w:val="32"/>
+          <w:szCs w:val="32"/>
+        </w:rPr>
+      </w:pPr>
+    </w:p>
+    <w:p>
+      <w:pPr>
+        <w:spacing w:before="0"/>
+        <w:ind w:left="720"/>
+        <w:rPr>
+          <w:rFonts w:ascii="Open Sans" w:eastAsia="Lato" w:hAnsi="Open Sans" w:cs="Open Sans"/>
+          <w:sz w:val="32"/>
+          <w:szCs w:val="32"/>
+        </w:rPr>
+      </w:pPr>
+      <w:r>
+        <w:rPr>
+          <w:rFonts w:ascii="Open Sans" w:eastAsia="Lato" w:hAnsi="Open Sans" w:cs="Open Sans"/>
+          <w:sz w:val="32"/>
+          <w:szCs w:val="32"/>
+        </w:rPr>
+        <w:t>-Overview: A cutting-edge, AI-powered health monitoring web application designed to help users track and understand their health in real-time.</w:t>
+      </w:r>
+    </w:p>
+    <w:p>
+      <w:pPr>
+        <w:spacing w:before="0"/>
+        <w:ind w:left="720"/>
+        <w:rPr>
+          <w:rFonts w:ascii="Open Sans" w:eastAsia="Lato" w:hAnsi="Open Sans" w:cs="Open Sans"/>
+          <w:sz w:val="32"/>
+          <w:szCs w:val="32"/>
+        </w:rPr>
+      </w:pPr>
+      <w:r>
+        <w:rPr>
+          <w:rFonts w:ascii="Open Sans" w:eastAsia="Lato" w:hAnsi="Open Sans" w:cs="Open Sans"/>
+          <w:sz w:val="32"/>
+          <w:szCs w:val="32"/>
+        </w:rPr>
+        <w:t>- AI Integration:</w:t>
+      </w:r>
+      <w:r>
+        <w:rPr>
+          <w:rFonts w:ascii="Open Sans" w:eastAsia="Lato" w:hAnsi="Open Sans" w:cs="Open Sans"/>
+          <w:sz w:val="32"/>
+          <w:szCs w:val="32"/>
+        </w:rPr>
+        <w:t xml:space="preserve"> </w:t>
+      </w:r>
+      <w:r>
+        <w:rPr>
+          <w:rFonts w:ascii="Open Sans" w:eastAsia="Lato" w:hAnsi="Open Sans" w:cs="Open Sans"/>
+          <w:sz w:val="32"/>
+          <w:szCs w:val="32"/>
+        </w:rPr>
+        <w:t>Integrated an advanced existing AI module to provide intelligent health insights, personalized recommendations, and predictive analysis.</w:t>
+      </w:r>
+    </w:p>
+    <w:p>
+      <w:pPr>
+        <w:spacing w:before="0"/>
+        <w:ind w:left="720"/>
+        <w:rPr>
+          <w:rFonts w:ascii="Open Sans" w:eastAsia="Lato" w:hAnsi="Open Sans" w:cs="Open Sans"/>
+          <w:sz w:val="32"/>
+          <w:szCs w:val="32"/>
+        </w:rPr>
+      </w:pPr>
+      <w:r>
+        <w:rPr>
+          <w:rFonts w:ascii="Open Sans" w:eastAsia="Lato" w:hAnsi="Open Sans" w:cs="Open Sans"/>
+          <w:sz w:val="32"/>
+          <w:szCs w:val="32"/>
+        </w:rPr>
+        <w:t>- Key Features: Full symptom checker where users input symptoms and receive instant AI-guided assistance; Comprehensive dashboard displaying vital signs, heart rate, health points, wellness score, and daily activity; Health history log and progress tracking over time; Voice and notification system for health reminders.</w:t>
+      </w:r>
+    </w:p>
+    <w:p>
+      <w:pPr>
+        <w:spacing w:before="0"/>
+        <w:ind w:left="720"/>
+        <w:rPr>
+          <w:rFonts w:ascii="Open Sans" w:eastAsia="Lato" w:hAnsi="Open Sans" w:cs="Open Sans"/>
+          <w:sz w:val="32"/>
+          <w:szCs w:val="32"/>
+        </w:rPr>
+      </w:pPr>
+      <w:r>
+        <w:rPr>
+          <w:rFonts w:ascii="Open Sans" w:eastAsia="Lato" w:hAnsi="Open Sans" w:cs="Open Sans"/>
+          <w:sz w:val="32"/>
+          <w:szCs w:val="32"/>
+        </w:rPr>
+        <w:t>- Impact: Solves real-world healthcare access problems by giving users quick preliminary checks before visiting a hospital.</w:t>
+      </w:r>
+    </w:p>
+    <w:p>
+      <w:pPr>
+        <w:spacing w:before="0"/>
+        <w:ind w:left="720"/>
+        <w:rPr>
+          <w:rFonts w:ascii="Open Sans" w:eastAsia="Lato" w:hAnsi="Open Sans" w:cs="Open Sans"/>
+          <w:sz w:val="32"/>
+          <w:szCs w:val="32"/>
+        </w:rPr>
+      </w:pPr>
+      <w:r>
+        <w:rPr>
+          <w:rFonts w:ascii="Open Sans" w:eastAsia="Lato" w:hAnsi="Open Sans" w:cs="Open Sans"/>
+          <w:sz w:val="32"/>
+          <w:szCs w:val="32"/>
+        </w:rPr>
+        <w:t xml:space="preserve">- Tech Stack: </w:t>
+      </w:r>
+      <w:proofErr w:type="spellStart"/>
+      <w:r>
+        <w:rPr>
+          <w:rFonts w:ascii="Open Sans" w:eastAsia="Lato" w:hAnsi="Open Sans" w:cs="Open Sans"/>
+          <w:sz w:val="32"/>
+          <w:szCs w:val="32"/>
+        </w:rPr>
+        <w:t>Nextjs</w:t>
+      </w:r>
+      <w:proofErr w:type="spellEnd"/>
+      <w:r>
+        <w:rPr>
+          <w:rFonts w:ascii="Open Sans" w:eastAsia="Lato" w:hAnsi="Open Sans" w:cs="Open Sans"/>
+          <w:sz w:val="32"/>
+          <w:szCs w:val="32"/>
+        </w:rPr>
+        <w:t xml:space="preserve"> , express and </w:t>
+      </w:r>
+      <w:proofErr w:type="spellStart"/>
+      <w:r>
+        <w:rPr>
+          <w:rFonts w:ascii="Open Sans" w:eastAsia="Lato" w:hAnsi="Open Sans" w:cs="Open Sans"/>
+          <w:sz w:val="32"/>
+          <w:szCs w:val="32"/>
+        </w:rPr>
+        <w:t>nodejs</w:t>
+      </w:r>
+      <w:proofErr w:type="spellEnd"/>
+      <w:r>
+        <w:rPr>
+          <w:rFonts w:ascii="Open Sans" w:eastAsia="Lato" w:hAnsi="Open Sans" w:cs="Open Sans"/>
+          <w:sz w:val="32"/>
+          <w:szCs w:val="32"/>
+        </w:rPr>
+        <w:t>, API Integration, AI Module, Responsive UI.</w:t>
+      </w:r>
+    </w:p>
+    <w:p>
+      <w:pPr>
+        <w:spacing w:before="0"/>
+        <w:ind w:left="720"/>
+        <w:rPr>
+          <w:rFonts w:ascii="Open Sans" w:eastAsia="Lato" w:hAnsi="Open Sans" w:cs="Open Sans"/>
+          <w:sz w:val="32"/>
+          <w:szCs w:val="32"/>
+        </w:rPr>
+      </w:pPr>
+    </w:p>
+    <w:p>
+      <w:pPr>
+        <w:spacing w:before="0"/>
+        <w:ind w:left="720"/>
+        <w:rPr>
+          <w:rFonts w:ascii="Open Sans" w:eastAsia="Lato" w:hAnsi="Open Sans" w:cs="Open Sans"/>
+          <w:b/>
+          <w:bCs/>
+          <w:sz w:val="32"/>
+          <w:szCs w:val="32"/>
+        </w:rPr>
+      </w:pPr>
+      <w:r>
+        <w:rPr>
+          <w:rFonts w:ascii="Open Sans" w:eastAsia="Lato" w:hAnsi="Open Sans" w:cs="Open Sans"/>
+          <w:b/>
+          <w:bCs/>
+          <w:sz w:val="32"/>
+          <w:szCs w:val="32"/>
+        </w:rPr>
+        <w:t xml:space="preserve">AI Training &amp; Model Improvement - </w:t>
+      </w:r>
+      <w:proofErr w:type="spellStart"/>
+      <w:r>
+        <w:rPr>
+          <w:rFonts w:ascii="Open Sans" w:eastAsia="Lato" w:hAnsi="Open Sans" w:cs="Open Sans"/>
+          <w:b/>
+          <w:bCs/>
+          <w:sz w:val="32"/>
+          <w:szCs w:val="32"/>
+        </w:rPr>
+        <w:t>Multimango</w:t>
+      </w:r>
+      <w:proofErr w:type="spellEnd"/>
+      <w:r>
+        <w:rPr>
+          <w:rFonts w:ascii="Open Sans" w:eastAsia="Lato" w:hAnsi="Open Sans" w:cs="Open Sans"/>
+          <w:b/>
+          <w:bCs/>
+          <w:sz w:val="32"/>
+          <w:szCs w:val="32"/>
+        </w:rPr>
+        <w:t xml:space="preserve"> Platform with </w:t>
+      </w:r>
+      <w:proofErr w:type="spellStart"/>
+      <w:r>
+        <w:rPr>
+          <w:rFonts w:ascii="Open Sans" w:eastAsia="Lato" w:hAnsi="Open Sans" w:cs="Open Sans"/>
+          <w:b/>
+          <w:bCs/>
+          <w:sz w:val="32"/>
+          <w:szCs w:val="32"/>
+        </w:rPr>
+        <w:t>Hubstaff</w:t>
+      </w:r>
+      <w:proofErr w:type="spellEnd"/>
+      <w:r>
+        <w:rPr>
+          <w:rFonts w:ascii="Open Sans" w:eastAsia="Lato" w:hAnsi="Open Sans" w:cs="Open Sans"/>
+          <w:b/>
+          <w:bCs/>
+          <w:sz w:val="32"/>
+          <w:szCs w:val="32"/>
+        </w:rPr>
+        <w:t xml:space="preserve"> </w:t>
+      </w:r>
+    </w:p>
+    <w:p>
+      <w:pPr>
+        <w:spacing w:before="0"/>
+        <w:ind w:left="720"/>
+        <w:rPr>
+          <w:rFonts w:ascii="Open Sans" w:eastAsia="Lato" w:hAnsi="Open Sans" w:cs="Open Sans"/>
+          <w:sz w:val="32"/>
+          <w:szCs w:val="32"/>
+        </w:rPr>
+      </w:pPr>
+    </w:p>
+    <w:p>
+      <w:pPr>
+        <w:spacing w:before="0"/>
+        <w:ind w:left="720"/>
+        <w:rPr>
+          <w:rFonts w:ascii="Open Sans" w:eastAsia="Lato" w:hAnsi="Open Sans" w:cs="Open Sans"/>
+          <w:sz w:val="32"/>
+          <w:szCs w:val="32"/>
+        </w:rPr>
+      </w:pPr>
+      <w:r>
+        <w:rPr>
+          <w:rFonts w:ascii="Open Sans" w:eastAsia="Lato" w:hAnsi="Open Sans" w:cs="Open Sans"/>
+          <w:sz w:val="32"/>
+          <w:szCs w:val="32"/>
+        </w:rPr>
+        <w:t>- Overview: Worked as an AI Trainer on a platform for training and improving AI models.</w:t>
+      </w:r>
+    </w:p>
+    <w:p>
+      <w:pPr>
+        <w:spacing w:before="0"/>
+        <w:ind w:left="720"/>
+        <w:rPr>
+          <w:rFonts w:ascii="Open Sans" w:eastAsia="Lato" w:hAnsi="Open Sans" w:cs="Open Sans"/>
+          <w:sz w:val="32"/>
+          <w:szCs w:val="32"/>
+        </w:rPr>
+      </w:pPr>
+      <w:r>
+        <w:rPr>
+          <w:rFonts w:ascii="Open Sans" w:eastAsia="Lato" w:hAnsi="Open Sans" w:cs="Open Sans"/>
+          <w:sz w:val="32"/>
+          <w:szCs w:val="32"/>
+        </w:rPr>
+        <w:t>- What I Did: Trained AI to recognize visual patterns, analyze and edit pictures, identify extra patterns, change and fix images.</w:t>
+      </w:r>
+    </w:p>
+    <w:p>
+      <w:pPr>
+        <w:spacing w:before="0"/>
+        <w:ind w:left="720"/>
+        <w:rPr>
+          <w:rFonts w:ascii="Open Sans" w:eastAsia="Lato" w:hAnsi="Open Sans" w:cs="Open Sans"/>
+          <w:sz w:val="32"/>
+          <w:szCs w:val="32"/>
+        </w:rPr>
+      </w:pPr>
+      <w:r>
+        <w:rPr>
+          <w:rFonts w:ascii="Open Sans" w:eastAsia="Lato" w:hAnsi="Open Sans" w:cs="Open Sans"/>
+          <w:sz w:val="32"/>
+          <w:szCs w:val="32"/>
+        </w:rPr>
+        <w:t>- Video Training: Trained AI models on how to respond to, understand, and edit videos.</w:t>
+      </w:r>
+    </w:p>
+    <w:p>
+      <w:pPr>
+        <w:spacing w:before="0"/>
+        <w:ind w:left="720"/>
+        <w:rPr>
+          <w:rFonts w:ascii="Open Sans" w:eastAsia="Lato" w:hAnsi="Open Sans" w:cs="Open Sans"/>
+          <w:sz w:val="32"/>
+          <w:szCs w:val="32"/>
+        </w:rPr>
+      </w:pPr>
+      <w:r>
+        <w:rPr>
+          <w:rFonts w:ascii="Open Sans" w:eastAsia="Lato" w:hAnsi="Open Sans" w:cs="Open Sans"/>
+          <w:sz w:val="32"/>
+          <w:szCs w:val="32"/>
+        </w:rPr>
+        <w:t>- Conversational AI Training: Trained AI on how to respond to conversations, improve dialogue quality, context understanding, and human-like responses.</w:t>
+      </w:r>
+    </w:p>
+    <w:p>
+      <w:pPr>
+        <w:spacing w:before="0"/>
+        <w:ind w:left="720"/>
+        <w:rPr>
+          <w:rFonts w:ascii="Open Sans" w:eastAsia="Lato" w:hAnsi="Open Sans" w:cs="Open Sans"/>
+          <w:sz w:val="32"/>
+          <w:szCs w:val="32"/>
+        </w:rPr>
+      </w:pPr>
+      <w:r>
+        <w:rPr>
+          <w:rFonts w:ascii="Open Sans" w:eastAsia="Lato" w:hAnsi="Open Sans" w:cs="Open Sans"/>
+          <w:sz w:val="32"/>
+          <w:szCs w:val="32"/>
+        </w:rPr>
+        <w:t xml:space="preserve">- Impact: Direct hands-on experience  </w:t>
+      </w:r>
+      <w:r>
+        <w:rPr>
+          <w:rFonts w:ascii="Open Sans" w:eastAsia="Lato" w:hAnsi="Open Sans" w:cs="Open Sans" w:hint="eastAsia"/>
+          <w:sz w:val="32"/>
+          <w:szCs w:val="32"/>
+        </w:rPr>
+        <w:t>—</w:t>
+      </w:r>
+      <w:r>
+        <w:rPr>
+          <w:rFonts w:ascii="Open Sans" w:eastAsia="Lato" w:hAnsi="Open Sans" w:cs="Open Sans"/>
+          <w:sz w:val="32"/>
+          <w:szCs w:val="32"/>
+        </w:rPr>
+        <w:t xml:space="preserve"> improving AI models through human feedback and pattern recognition. This shows deep understanding of how AI learns.</w:t>
+      </w:r>
+    </w:p>
+    <w:p>
+      <w:pPr>
+        <w:spacing w:before="0"/>
+        <w:ind w:left="720"/>
+        <w:rPr>
+          <w:rFonts w:ascii="Open Sans" w:eastAsia="Lato" w:hAnsi="Open Sans" w:cs="Open Sans"/>
+          <w:sz w:val="32"/>
+          <w:szCs w:val="32"/>
+        </w:rPr>
+      </w:pPr>
+      <w:r>
+        <w:rPr>
+          <w:rFonts w:ascii="Open Sans" w:eastAsia="Lato" w:hAnsi="Open Sans" w:cs="Open Sans"/>
+          <w:sz w:val="32"/>
+          <w:szCs w:val="32"/>
+        </w:rPr>
+        <w:t xml:space="preserve">- </w:t>
+      </w:r>
+      <w:proofErr w:type="spellStart"/>
+      <w:r>
+        <w:rPr>
+          <w:rFonts w:ascii="Open Sans" w:eastAsia="Lato" w:hAnsi="Open Sans" w:cs="Open Sans"/>
+          <w:sz w:val="32"/>
+          <w:szCs w:val="32"/>
+        </w:rPr>
+        <w:t>Skills:Data</w:t>
+      </w:r>
+      <w:proofErr w:type="spellEnd"/>
+      <w:r>
+        <w:rPr>
+          <w:rFonts w:ascii="Open Sans" w:eastAsia="Lato" w:hAnsi="Open Sans" w:cs="Open Sans"/>
+          <w:sz w:val="32"/>
+          <w:szCs w:val="32"/>
+        </w:rPr>
+        <w:t xml:space="preserve"> Annotation, Pattern Recognition, Image &amp; Video Analysis, Conversational AI Training, Model Evaluation</w:t>
+      </w:r>
+    </w:p>
+    <w:p>
+      <w:pPr>
+        <w:spacing w:before="0"/>
+        <w:ind w:left="720"/>
+        <w:rPr>
+          <w:rFonts w:ascii="Open Sans" w:eastAsia="Lato" w:hAnsi="Open Sans" w:cs="Open Sans"/>
+          <w:sz w:val="32"/>
+          <w:szCs w:val="32"/>
+        </w:rPr>
+      </w:pPr>
+    </w:p>
+    <w:p>
+      <w:pPr>
+        <w:spacing w:before="0"/>
+        <w:ind w:left="720"/>
+        <w:rPr>
+          <w:rFonts w:ascii="Open Sans" w:eastAsia="Lato" w:hAnsi="Open Sans" w:cs="Open Sans"/>
+          <w:b/>
+          <w:bCs/>
+          <w:sz w:val="32"/>
+          <w:szCs w:val="32"/>
+        </w:rPr>
+      </w:pPr>
+      <w:r>
+        <w:rPr>
+          <w:rFonts w:ascii="Open Sans" w:eastAsia="Lato" w:hAnsi="Open Sans" w:cs="Open Sans"/>
+          <w:b/>
+          <w:bCs/>
+          <w:sz w:val="32"/>
+          <w:szCs w:val="32"/>
+        </w:rPr>
+        <w:t>AI-Powered Learning Management System (LMS) with Avatars &amp; Voice (Almost finished)</w:t>
+      </w:r>
+    </w:p>
+    <w:p>
+      <w:pPr>
+        <w:spacing w:before="0"/>
+        <w:ind w:left="720"/>
+        <w:rPr>
+          <w:rFonts w:ascii="Open Sans" w:eastAsia="Lato" w:hAnsi="Open Sans" w:cs="Open Sans"/>
+          <w:sz w:val="32"/>
+          <w:szCs w:val="32"/>
+        </w:rPr>
+      </w:pPr>
+    </w:p>
+    <w:p>
+      <w:pPr>
+        <w:spacing w:before="0"/>
+        <w:ind w:left="720"/>
+        <w:rPr>
+          <w:rFonts w:ascii="Open Sans" w:eastAsia="Lato" w:hAnsi="Open Sans" w:cs="Open Sans"/>
+          <w:sz w:val="32"/>
+          <w:szCs w:val="32"/>
+        </w:rPr>
+      </w:pPr>
+      <w:r>
+        <w:rPr>
+          <w:rFonts w:ascii="Open Sans" w:eastAsia="Lato" w:hAnsi="Open Sans" w:cs="Open Sans"/>
+          <w:sz w:val="32"/>
+          <w:szCs w:val="32"/>
+        </w:rPr>
+        <w:t xml:space="preserve">- Overview: A complete, enterprise-level LMS with </w:t>
+      </w:r>
+      <w:proofErr w:type="spellStart"/>
+      <w:r>
+        <w:rPr>
+          <w:rFonts w:ascii="Open Sans" w:eastAsia="Lato" w:hAnsi="Open Sans" w:cs="Open Sans"/>
+          <w:sz w:val="32"/>
+          <w:szCs w:val="32"/>
+        </w:rPr>
+        <w:t>gamified</w:t>
+      </w:r>
+      <w:proofErr w:type="spellEnd"/>
+      <w:r>
+        <w:rPr>
+          <w:rFonts w:ascii="Open Sans" w:eastAsia="Lato" w:hAnsi="Open Sans" w:cs="Open Sans"/>
+          <w:sz w:val="32"/>
+          <w:szCs w:val="32"/>
+        </w:rPr>
+        <w:t xml:space="preserve"> learning, AI tutoring, and interactive human-like avatars.</w:t>
+      </w:r>
+    </w:p>
+    <w:p>
+      <w:pPr>
+        <w:spacing w:before="0"/>
+        <w:ind w:left="720"/>
+        <w:rPr>
+          <w:rFonts w:ascii="Open Sans" w:eastAsia="Lato" w:hAnsi="Open Sans" w:cs="Open Sans"/>
+          <w:sz w:val="32"/>
+          <w:szCs w:val="32"/>
+        </w:rPr>
+      </w:pPr>
+      <w:r>
+        <w:rPr>
+          <w:rFonts w:ascii="Open Sans" w:eastAsia="Lato" w:hAnsi="Open Sans" w:cs="Open Sans"/>
+          <w:sz w:val="32"/>
+          <w:szCs w:val="32"/>
+        </w:rPr>
+        <w:t>- AI &amp; Avatar System: Built a custom AI assistant that interacts with users using both voice and animated sprites/avatars; Users can fully customize their avatar's appearance, clothes, and voice; The sprite and voice dynamically change based on user selection and learning context.</w:t>
+      </w:r>
+    </w:p>
+    <w:p>
+      <w:pPr>
+        <w:spacing w:before="0"/>
+        <w:ind w:left="720"/>
+        <w:rPr>
+          <w:rFonts w:ascii="Open Sans" w:eastAsia="Lato" w:hAnsi="Open Sans" w:cs="Open Sans"/>
+          <w:sz w:val="32"/>
+          <w:szCs w:val="32"/>
+        </w:rPr>
+      </w:pPr>
+      <w:r>
+        <w:rPr>
+          <w:rFonts w:ascii="Open Sans" w:eastAsia="Lato" w:hAnsi="Open Sans" w:cs="Open Sans"/>
+          <w:sz w:val="32"/>
+          <w:szCs w:val="32"/>
+        </w:rPr>
+        <w:t xml:space="preserve">- Core Features: Student dashboard with profile settings, task management, and notifications; Progress tracking, score reports, and performance analytics; Voice Interaction Module that announces scores, game performance, and learning feedback; </w:t>
+      </w:r>
+      <w:proofErr w:type="spellStart"/>
+      <w:r>
+        <w:rPr>
+          <w:rFonts w:ascii="Open Sans" w:eastAsia="Lato" w:hAnsi="Open Sans" w:cs="Open Sans"/>
+          <w:sz w:val="32"/>
+          <w:szCs w:val="32"/>
+        </w:rPr>
+        <w:t>Gamified</w:t>
+      </w:r>
+      <w:proofErr w:type="spellEnd"/>
+      <w:r>
+        <w:rPr>
+          <w:rFonts w:ascii="Open Sans" w:eastAsia="Lato" w:hAnsi="Open Sans" w:cs="Open Sans"/>
+          <w:sz w:val="32"/>
+          <w:szCs w:val="32"/>
+        </w:rPr>
+        <w:t xml:space="preserve"> learning with integrated games, quizzes, and challenges to improve retention; Personalized learning paths based on user performance.</w:t>
+      </w:r>
+    </w:p>
+    <w:p>
+      <w:pPr>
+        <w:spacing w:before="0"/>
+        <w:ind w:left="720"/>
+        <w:rPr>
+          <w:rFonts w:ascii="Open Sans" w:eastAsia="Lato" w:hAnsi="Open Sans" w:cs="Open Sans"/>
+          <w:sz w:val="32"/>
+          <w:szCs w:val="32"/>
+        </w:rPr>
+      </w:pPr>
+      <w:r>
+        <w:rPr>
+          <w:rFonts w:ascii="Open Sans" w:eastAsia="Lato" w:hAnsi="Open Sans" w:cs="Open Sans"/>
+          <w:sz w:val="32"/>
+          <w:szCs w:val="32"/>
+        </w:rPr>
+        <w:t>- Impact: Makes learning more engaging, interactive, and human-like.</w:t>
+      </w:r>
+    </w:p>
+    <w:p>
+      <w:pPr>
+        <w:spacing w:before="0"/>
+        <w:ind w:left="720"/>
+        <w:rPr>
+          <w:rFonts w:ascii="Open Sans" w:eastAsia="Lato" w:hAnsi="Open Sans" w:cs="Open Sans"/>
+          <w:sz w:val="32"/>
+          <w:szCs w:val="32"/>
+        </w:rPr>
+      </w:pPr>
+      <w:r>
+        <w:rPr>
+          <w:rFonts w:ascii="Open Sans" w:eastAsia="Lato" w:hAnsi="Open Sans" w:cs="Open Sans"/>
+          <w:sz w:val="32"/>
+          <w:szCs w:val="32"/>
+        </w:rPr>
+        <w:t xml:space="preserve">- Tech Stack: React </w:t>
+      </w:r>
+      <w:proofErr w:type="spellStart"/>
+      <w:r>
+        <w:rPr>
+          <w:rFonts w:ascii="Open Sans" w:eastAsia="Lato" w:hAnsi="Open Sans" w:cs="Open Sans"/>
+          <w:sz w:val="32"/>
+          <w:szCs w:val="32"/>
+        </w:rPr>
+        <w:t>vite</w:t>
+      </w:r>
+      <w:proofErr w:type="spellEnd"/>
+      <w:r>
+        <w:rPr>
+          <w:rFonts w:ascii="Open Sans" w:eastAsia="Lato" w:hAnsi="Open Sans" w:cs="Open Sans"/>
+          <w:sz w:val="32"/>
+          <w:szCs w:val="32"/>
+        </w:rPr>
+        <w:t xml:space="preserve">, Django, </w:t>
+      </w:r>
+      <w:proofErr w:type="spellStart"/>
+      <w:r>
+        <w:rPr>
+          <w:rFonts w:ascii="Open Sans" w:eastAsia="Lato" w:hAnsi="Open Sans" w:cs="Open Sans"/>
+          <w:sz w:val="32"/>
+          <w:szCs w:val="32"/>
+        </w:rPr>
+        <w:t>tensorflow</w:t>
+      </w:r>
+      <w:proofErr w:type="spellEnd"/>
+      <w:r>
+        <w:rPr>
+          <w:rFonts w:ascii="Open Sans" w:eastAsia="Lato" w:hAnsi="Open Sans" w:cs="Open Sans"/>
+          <w:sz w:val="32"/>
+          <w:szCs w:val="32"/>
+        </w:rPr>
+        <w:t>, Voice API, Sprite Animation, AI Logic.</w:t>
+      </w:r>
+    </w:p>
+    <w:p>
+      <w:pPr>
+        <w:spacing w:before="0"/>
+        <w:ind w:left="720"/>
+        <w:rPr>
+          <w:rFonts w:ascii="Open Sans" w:eastAsia="Lato" w:hAnsi="Open Sans" w:cs="Open Sans"/>
+          <w:sz w:val="32"/>
+          <w:szCs w:val="32"/>
+        </w:rPr>
+      </w:pPr>
+    </w:p>
+    <w:p>
+      <w:pPr>
+        <w:spacing w:before="0"/>
+        <w:ind w:left="720"/>
+        <w:rPr>
+          <w:rFonts w:ascii="Open Sans" w:eastAsia="Lato" w:hAnsi="Open Sans" w:cs="Open Sans"/>
+          <w:b/>
+          <w:bCs/>
+          <w:sz w:val="32"/>
+          <w:szCs w:val="32"/>
+        </w:rPr>
+      </w:pPr>
+      <w:r>
+        <w:rPr>
+          <w:rFonts w:ascii="Open Sans" w:eastAsia="Lato" w:hAnsi="Open Sans" w:cs="Open Sans"/>
+          <w:b/>
+          <w:bCs/>
+          <w:sz w:val="32"/>
+          <w:szCs w:val="32"/>
+        </w:rPr>
+        <w:t>Country Finder &amp; Travel Log &amp; Route Tracker App</w:t>
+      </w:r>
+    </w:p>
+    <w:p>
+      <w:pPr>
+        <w:spacing w:before="0"/>
+        <w:ind w:left="720"/>
+        <w:rPr>
+          <w:rFonts w:ascii="Open Sans" w:eastAsia="Lato" w:hAnsi="Open Sans" w:cs="Open Sans"/>
+          <w:b/>
+          <w:bCs/>
+          <w:sz w:val="32"/>
+          <w:szCs w:val="32"/>
+        </w:rPr>
+      </w:pPr>
+    </w:p>
+    <w:p>
+      <w:pPr>
+        <w:spacing w:before="0"/>
+        <w:ind w:left="720"/>
+        <w:rPr>
+          <w:rFonts w:ascii="Open Sans" w:eastAsia="Lato" w:hAnsi="Open Sans" w:cs="Open Sans"/>
+          <w:sz w:val="32"/>
+          <w:szCs w:val="32"/>
+        </w:rPr>
+      </w:pPr>
+      <w:r>
+        <w:rPr>
+          <w:rFonts w:ascii="Open Sans" w:eastAsia="Lato" w:hAnsi="Open Sans" w:cs="Open Sans"/>
+          <w:sz w:val="32"/>
+          <w:szCs w:val="32"/>
+        </w:rPr>
+        <w:t>- Overview: A powerful travel discovery and planning platform.</w:t>
+      </w:r>
+    </w:p>
+    <w:p>
+      <w:pPr>
+        <w:spacing w:before="0"/>
+        <w:ind w:left="720"/>
+        <w:rPr>
+          <w:rFonts w:ascii="Open Sans" w:eastAsia="Lato" w:hAnsi="Open Sans" w:cs="Open Sans"/>
+          <w:sz w:val="32"/>
+          <w:szCs w:val="32"/>
+        </w:rPr>
+      </w:pPr>
+      <w:r>
+        <w:rPr>
+          <w:rFonts w:ascii="Open Sans" w:eastAsia="Lato" w:hAnsi="Open Sans" w:cs="Open Sans"/>
+          <w:sz w:val="32"/>
+          <w:szCs w:val="32"/>
+        </w:rPr>
+        <w:t xml:space="preserve">- Problem Solving: I Initially built with REST Countries API, but when the API was deprecated and crashed, I did not stop </w:t>
+      </w:r>
+      <w:r>
+        <w:rPr>
+          <w:rFonts w:ascii="Open Sans" w:eastAsia="Lato" w:hAnsi="Open Sans" w:cs="Open Sans" w:hint="eastAsia"/>
+          <w:sz w:val="32"/>
+          <w:szCs w:val="32"/>
+        </w:rPr>
+        <w:t>—</w:t>
+      </w:r>
+      <w:r>
+        <w:rPr>
+          <w:rFonts w:ascii="Open Sans" w:eastAsia="Lato" w:hAnsi="Open Sans" w:cs="Open Sans"/>
+          <w:sz w:val="32"/>
+          <w:szCs w:val="32"/>
+        </w:rPr>
+        <w:t xml:space="preserve"> I conducted extensive manual research and curated accurate, up-to-date data for every country.</w:t>
+      </w:r>
+    </w:p>
+    <w:p>
+      <w:pPr>
+        <w:spacing w:before="0"/>
+        <w:ind w:left="720"/>
+        <w:rPr>
+          <w:rFonts w:ascii="Open Sans" w:eastAsia="Lato" w:hAnsi="Open Sans" w:cs="Open Sans"/>
+          <w:sz w:val="32"/>
+          <w:szCs w:val="32"/>
+        </w:rPr>
+      </w:pPr>
+      <w:r>
+        <w:rPr>
+          <w:rFonts w:ascii="Open Sans" w:eastAsia="Lato" w:hAnsi="Open Sans" w:cs="Open Sans"/>
+          <w:sz w:val="32"/>
+          <w:szCs w:val="32"/>
+        </w:rPr>
+        <w:t>- Key Features: Detailed information for each country including population, culture, language, capital; Popular attractions, what to do, what to visit, and cultural highlights; Flight ticket information and travel requirements; Integrated Travel Guide Log for users to plan and document trips; Advanced Route Tracking Feature using open-source maps (Leaflet/</w:t>
+      </w:r>
+      <w:proofErr w:type="spellStart"/>
+      <w:r>
+        <w:rPr>
+          <w:rFonts w:ascii="Open Sans" w:eastAsia="Lato" w:hAnsi="Open Sans" w:cs="Open Sans"/>
+          <w:sz w:val="32"/>
+          <w:szCs w:val="32"/>
+        </w:rPr>
+        <w:t>OpenStreetMap</w:t>
+      </w:r>
+      <w:proofErr w:type="spellEnd"/>
+      <w:r>
+        <w:rPr>
+          <w:rFonts w:ascii="Open Sans" w:eastAsia="Lato" w:hAnsi="Open Sans" w:cs="Open Sans"/>
+          <w:sz w:val="32"/>
+          <w:szCs w:val="32"/>
+        </w:rPr>
+        <w:t>) to display routes, calculate distances, show navigation, and track movement between locations.</w:t>
+      </w:r>
+    </w:p>
+    <w:p>
+      <w:pPr>
+        <w:spacing w:before="0"/>
+        <w:ind w:left="720"/>
+        <w:rPr>
+          <w:rFonts w:ascii="Open Sans" w:eastAsia="Lato" w:hAnsi="Open Sans" w:cs="Open Sans"/>
+          <w:sz w:val="32"/>
+          <w:szCs w:val="32"/>
+        </w:rPr>
+      </w:pPr>
+      <w:r>
+        <w:rPr>
+          <w:rFonts w:ascii="Open Sans" w:eastAsia="Lato" w:hAnsi="Open Sans" w:cs="Open Sans"/>
+          <w:sz w:val="32"/>
+          <w:szCs w:val="32"/>
+        </w:rPr>
+        <w:t>- Impact: A full travel companion app, not just a country list.</w:t>
+      </w:r>
+    </w:p>
+    <w:p>
+      <w:pPr>
+        <w:spacing w:before="0"/>
+        <w:ind w:left="720"/>
+        <w:rPr>
+          <w:rFonts w:ascii="Open Sans" w:eastAsia="Lato" w:hAnsi="Open Sans" w:cs="Open Sans"/>
+          <w:sz w:val="32"/>
+          <w:szCs w:val="32"/>
+        </w:rPr>
+      </w:pPr>
+      <w:r>
+        <w:rPr>
+          <w:rFonts w:ascii="Open Sans" w:eastAsia="Lato" w:hAnsi="Open Sans" w:cs="Open Sans"/>
+          <w:sz w:val="32"/>
+          <w:szCs w:val="32"/>
+        </w:rPr>
+        <w:t xml:space="preserve">- Tech </w:t>
+      </w:r>
+      <w:proofErr w:type="spellStart"/>
+      <w:r>
+        <w:rPr>
+          <w:rFonts w:ascii="Open Sans" w:eastAsia="Lato" w:hAnsi="Open Sans" w:cs="Open Sans"/>
+          <w:sz w:val="32"/>
+          <w:szCs w:val="32"/>
+        </w:rPr>
+        <w:t>Stack:JavaScript</w:t>
+      </w:r>
+      <w:proofErr w:type="spellEnd"/>
+      <w:r>
+        <w:rPr>
+          <w:rFonts w:ascii="Open Sans" w:eastAsia="Lato" w:hAnsi="Open Sans" w:cs="Open Sans"/>
+          <w:sz w:val="32"/>
+          <w:szCs w:val="32"/>
+        </w:rPr>
+        <w:t>, REST API, Custom JSON Database, Open-Source Maps API.</w:t>
+      </w:r>
+    </w:p>
+    <w:p>
+      <w:pPr>
+        <w:spacing w:before="0"/>
+        <w:ind w:left="720"/>
+        <w:rPr>
+          <w:rFonts w:ascii="Open Sans" w:eastAsia="Lato" w:hAnsi="Open Sans" w:cs="Open Sans"/>
+          <w:sz w:val="32"/>
+          <w:szCs w:val="32"/>
+        </w:rPr>
+      </w:pPr>
+    </w:p>
+    <w:p>
+      <w:pPr>
+        <w:spacing w:before="0"/>
+        <w:ind w:left="720"/>
+        <w:rPr>
+          <w:rFonts w:ascii="Open Sans" w:eastAsia="Lato" w:hAnsi="Open Sans" w:cs="Open Sans"/>
+          <w:b/>
+          <w:bCs/>
+          <w:sz w:val="32"/>
+          <w:szCs w:val="32"/>
+        </w:rPr>
+      </w:pPr>
+      <w:r>
+        <w:rPr>
+          <w:rFonts w:ascii="Open Sans" w:eastAsia="Lato" w:hAnsi="Open Sans" w:cs="Open Sans"/>
+          <w:b/>
+          <w:bCs/>
+          <w:sz w:val="32"/>
+          <w:szCs w:val="32"/>
+        </w:rPr>
+        <w:t>Web-Based Timetable System (University Final Year Project)</w:t>
+      </w:r>
+    </w:p>
+    <w:p>
+      <w:pPr>
+        <w:spacing w:before="0"/>
+        <w:ind w:left="720"/>
+        <w:rPr>
+          <w:rFonts w:ascii="Open Sans" w:eastAsia="Lato" w:hAnsi="Open Sans" w:cs="Open Sans"/>
+          <w:b/>
+          <w:bCs/>
+          <w:sz w:val="32"/>
+          <w:szCs w:val="32"/>
+        </w:rPr>
+      </w:pPr>
+    </w:p>
+    <w:p>
+      <w:pPr>
+        <w:spacing w:before="0"/>
+        <w:ind w:left="720"/>
+        <w:rPr>
+          <w:rFonts w:ascii="Open Sans" w:eastAsia="Lato" w:hAnsi="Open Sans" w:cs="Open Sans"/>
+          <w:sz w:val="32"/>
+          <w:szCs w:val="32"/>
+        </w:rPr>
+      </w:pPr>
+      <w:r>
+        <w:rPr>
+          <w:rFonts w:ascii="Open Sans" w:eastAsia="Lato" w:hAnsi="Open Sans" w:cs="Open Sans"/>
+          <w:sz w:val="32"/>
+          <w:szCs w:val="32"/>
+        </w:rPr>
+        <w:t xml:space="preserve">- </w:t>
+      </w:r>
+      <w:proofErr w:type="spellStart"/>
+      <w:r>
+        <w:rPr>
+          <w:rFonts w:ascii="Open Sans" w:eastAsia="Lato" w:hAnsi="Open Sans" w:cs="Open Sans"/>
+          <w:sz w:val="32"/>
+          <w:szCs w:val="32"/>
+        </w:rPr>
+        <w:t>Overview:Developed</w:t>
+      </w:r>
+      <w:proofErr w:type="spellEnd"/>
+      <w:r>
+        <w:rPr>
+          <w:rFonts w:ascii="Open Sans" w:eastAsia="Lato" w:hAnsi="Open Sans" w:cs="Open Sans"/>
+          <w:sz w:val="32"/>
+          <w:szCs w:val="32"/>
+        </w:rPr>
+        <w:t xml:space="preserve"> as my official university final year project, a real-world solution for academic scheduling problems.</w:t>
+      </w:r>
+    </w:p>
+    <w:p>
+      <w:pPr>
+        <w:spacing w:before="0"/>
+        <w:ind w:left="720"/>
+        <w:rPr>
+          <w:rFonts w:ascii="Open Sans" w:eastAsia="Lato" w:hAnsi="Open Sans" w:cs="Open Sans"/>
+          <w:sz w:val="32"/>
+          <w:szCs w:val="32"/>
+        </w:rPr>
+      </w:pPr>
+      <w:r>
+        <w:rPr>
+          <w:rFonts w:ascii="Open Sans" w:eastAsia="Lato" w:hAnsi="Open Sans" w:cs="Open Sans"/>
+          <w:sz w:val="32"/>
+          <w:szCs w:val="32"/>
+        </w:rPr>
+        <w:t>- Key Features: Fully responsive web-based system for both lecturers and students; Real-time updates on class schedules, venue changes, cancelled classes, and exam timetables; Admin panel for HODs to manage courses, lecturers, halls, and time slots; Conflict detection to prevent double-booking of lecturers or halls; User authentication for students and staff.</w:t>
+      </w:r>
+    </w:p>
+    <w:p>
+      <w:pPr>
+        <w:spacing w:before="0"/>
+        <w:ind w:left="720"/>
+        <w:rPr>
+          <w:rFonts w:ascii="Open Sans" w:eastAsia="Lato" w:hAnsi="Open Sans" w:cs="Open Sans"/>
+          <w:sz w:val="32"/>
+          <w:szCs w:val="32"/>
+        </w:rPr>
+      </w:pPr>
+      <w:r>
+        <w:rPr>
+          <w:rFonts w:ascii="Open Sans" w:eastAsia="Lato" w:hAnsi="Open Sans" w:cs="Open Sans"/>
+          <w:sz w:val="32"/>
+          <w:szCs w:val="32"/>
+        </w:rPr>
+        <w:t>- Impact: Solved the major problem of students missing classes due to lack of information.</w:t>
+      </w:r>
+    </w:p>
+    <w:p>
+      <w:pPr>
+        <w:spacing w:before="0"/>
+        <w:ind w:left="720"/>
+        <w:rPr>
+          <w:rFonts w:ascii="Open Sans" w:eastAsia="Lato" w:hAnsi="Open Sans" w:cs="Open Sans"/>
+          <w:sz w:val="32"/>
+          <w:szCs w:val="32"/>
+        </w:rPr>
+      </w:pPr>
+      <w:r>
+        <w:rPr>
+          <w:rFonts w:ascii="Open Sans" w:eastAsia="Lato" w:hAnsi="Open Sans" w:cs="Open Sans"/>
+          <w:sz w:val="32"/>
+          <w:szCs w:val="32"/>
+        </w:rPr>
+        <w:t>- Tech Stack: HTML, CSS, JavaScript, Local Storage / Backend Logic.</w:t>
+      </w:r>
+    </w:p>
+    <w:p>
+      <w:pPr>
+        <w:spacing w:before="0"/>
+        <w:ind w:left="720"/>
+        <w:rPr>
+          <w:rFonts w:ascii="Open Sans" w:eastAsia="Lato" w:hAnsi="Open Sans" w:cs="Open Sans"/>
+          <w:sz w:val="32"/>
+          <w:szCs w:val="32"/>
+        </w:rPr>
+      </w:pPr>
+    </w:p>
+    <w:p>
+      <w:pPr>
+        <w:spacing w:before="0"/>
+        <w:ind w:left="720"/>
+        <w:rPr>
+          <w:rFonts w:ascii="Open Sans" w:eastAsia="Lato" w:hAnsi="Open Sans" w:cs="Open Sans"/>
+          <w:sz w:val="32"/>
+          <w:szCs w:val="32"/>
+        </w:rPr>
+      </w:pPr>
+      <w:r>
+        <w:rPr>
+          <w:rFonts w:ascii="Open Sans" w:eastAsia="Lato" w:hAnsi="Open Sans" w:cs="Open Sans"/>
+          <w:sz w:val="32"/>
+          <w:szCs w:val="32"/>
+        </w:rPr>
+        <w:t>5. Low-Cost E-Commerce Website with Chat-to-DM System</w:t>
+      </w:r>
+    </w:p>
+    <w:p>
+      <w:pPr>
+        <w:spacing w:before="0"/>
+        <w:ind w:left="720"/>
+        <w:rPr>
+          <w:rFonts w:ascii="Open Sans" w:eastAsia="Lato" w:hAnsi="Open Sans" w:cs="Open Sans"/>
+          <w:sz w:val="32"/>
+          <w:szCs w:val="32"/>
+        </w:rPr>
+      </w:pPr>
+      <w:r>
+        <w:rPr>
+          <w:rFonts w:ascii="Open Sans" w:eastAsia="Lato" w:hAnsi="Open Sans" w:cs="Open Sans"/>
+          <w:sz w:val="32"/>
+          <w:szCs w:val="32"/>
+        </w:rPr>
+        <w:t>- Overview: A smart, budget-friendly e-commerce solution designed for small businesses with low funding.</w:t>
+      </w:r>
+    </w:p>
+    <w:p>
+      <w:pPr>
+        <w:spacing w:before="0"/>
+        <w:ind w:left="720"/>
+        <w:rPr>
+          <w:rFonts w:ascii="Open Sans" w:eastAsia="Lato" w:hAnsi="Open Sans" w:cs="Open Sans"/>
+          <w:sz w:val="32"/>
+          <w:szCs w:val="32"/>
+        </w:rPr>
+      </w:pPr>
+      <w:r>
+        <w:rPr>
+          <w:rFonts w:ascii="Open Sans" w:eastAsia="Lato" w:hAnsi="Open Sans" w:cs="Open Sans"/>
+          <w:sz w:val="32"/>
+          <w:szCs w:val="32"/>
+        </w:rPr>
+        <w:t xml:space="preserve">- Innovation: Instead of integrating expensive payment gateways like </w:t>
+      </w:r>
+      <w:proofErr w:type="spellStart"/>
+      <w:r>
+        <w:rPr>
+          <w:rFonts w:ascii="Open Sans" w:eastAsia="Lato" w:hAnsi="Open Sans" w:cs="Open Sans"/>
+          <w:sz w:val="32"/>
+          <w:szCs w:val="32"/>
+        </w:rPr>
+        <w:t>Paystack</w:t>
+      </w:r>
+      <w:proofErr w:type="spellEnd"/>
+      <w:r>
+        <w:rPr>
+          <w:rFonts w:ascii="Open Sans" w:eastAsia="Lato" w:hAnsi="Open Sans" w:cs="Open Sans"/>
+          <w:sz w:val="32"/>
+          <w:szCs w:val="32"/>
+        </w:rPr>
+        <w:t>/</w:t>
+      </w:r>
+      <w:proofErr w:type="spellStart"/>
+      <w:r>
+        <w:rPr>
+          <w:rFonts w:ascii="Open Sans" w:eastAsia="Lato" w:hAnsi="Open Sans" w:cs="Open Sans"/>
+          <w:sz w:val="32"/>
+          <w:szCs w:val="32"/>
+        </w:rPr>
+        <w:t>Flutterwave</w:t>
+      </w:r>
+      <w:proofErr w:type="spellEnd"/>
+      <w:r>
+        <w:rPr>
+          <w:rFonts w:ascii="Open Sans" w:eastAsia="Lato" w:hAnsi="Open Sans" w:cs="Open Sans"/>
+          <w:sz w:val="32"/>
+          <w:szCs w:val="32"/>
+        </w:rPr>
+        <w:t>, I invented a Chat-to-DM ordering system.</w:t>
+      </w:r>
+    </w:p>
+    <w:p>
+      <w:pPr>
+        <w:spacing w:before="0"/>
+        <w:ind w:left="720"/>
+        <w:rPr>
+          <w:rFonts w:ascii="Open Sans" w:eastAsia="Lato" w:hAnsi="Open Sans" w:cs="Open Sans"/>
+          <w:sz w:val="32"/>
+          <w:szCs w:val="32"/>
+        </w:rPr>
+      </w:pPr>
+      <w:r>
+        <w:rPr>
+          <w:rFonts w:ascii="Open Sans" w:eastAsia="Lato" w:hAnsi="Open Sans" w:cs="Open Sans"/>
+          <w:sz w:val="32"/>
+          <w:szCs w:val="32"/>
+        </w:rPr>
+        <w:t>- Key Features: Full online store with product catalog, categories, search, and cart; When users select any product, it automatically formats the order and goes directly to the seller's WhatsApp/Instagram DM for instant order completion; Product management system; Designed for zero transaction fees.</w:t>
+      </w:r>
+    </w:p>
+    <w:p>
+      <w:pPr>
+        <w:spacing w:before="0"/>
+        <w:ind w:left="720"/>
+        <w:rPr>
+          <w:rFonts w:ascii="Open Sans" w:eastAsia="Lato" w:hAnsi="Open Sans" w:cs="Open Sans"/>
+          <w:sz w:val="32"/>
+          <w:szCs w:val="32"/>
+        </w:rPr>
+      </w:pPr>
+      <w:r>
+        <w:rPr>
+          <w:rFonts w:ascii="Open Sans" w:eastAsia="Lato" w:hAnsi="Open Sans" w:cs="Open Sans"/>
+          <w:sz w:val="32"/>
+          <w:szCs w:val="32"/>
+        </w:rPr>
+        <w:t>- Impact: Perfect for the Nigerian market and small businesses who cannot afford payment gateway fees. Shows practical business thinking.</w:t>
+      </w:r>
+    </w:p>
+    <w:p>
+      <w:pPr>
+        <w:spacing w:before="0"/>
+        <w:ind w:left="720"/>
+        <w:rPr>
+          <w:rFonts w:ascii="Open Sans" w:eastAsia="Lato" w:hAnsi="Open Sans" w:cs="Open Sans"/>
+          <w:sz w:val="32"/>
+          <w:szCs w:val="32"/>
+        </w:rPr>
+      </w:pPr>
+      <w:r>
+        <w:rPr>
+          <w:rFonts w:ascii="Open Sans" w:eastAsia="Lato" w:hAnsi="Open Sans" w:cs="Open Sans"/>
+          <w:sz w:val="32"/>
+          <w:szCs w:val="32"/>
+        </w:rPr>
+        <w:t>- Tech Stack: HTML, CSS, JavaScript, WhatsApp API.</w:t>
+      </w:r>
+    </w:p>
+    <w:p>
+      <w:pPr>
+        <w:spacing w:before="0"/>
+        <w:ind w:left="720"/>
+        <w:rPr>
+          <w:rFonts w:ascii="Open Sans" w:eastAsia="Lato" w:hAnsi="Open Sans" w:cs="Open Sans"/>
+          <w:sz w:val="32"/>
+          <w:szCs w:val="32"/>
+        </w:rPr>
+      </w:pPr>
+    </w:p>
+    <w:p>
+      <w:pPr>
+        <w:spacing w:before="0"/>
+        <w:ind w:left="720"/>
+        <w:rPr>
+          <w:rFonts w:ascii="Open Sans" w:eastAsia="Lato" w:hAnsi="Open Sans" w:cs="Open Sans"/>
+          <w:b/>
+          <w:bCs/>
+          <w:sz w:val="32"/>
+          <w:szCs w:val="32"/>
+        </w:rPr>
+      </w:pPr>
+      <w:r>
+        <w:rPr>
+          <w:rFonts w:ascii="Open Sans" w:eastAsia="Lato" w:hAnsi="Open Sans" w:cs="Open Sans"/>
+          <w:b/>
+          <w:bCs/>
+          <w:sz w:val="32"/>
+          <w:szCs w:val="32"/>
+        </w:rPr>
+        <w:t>Full-Featured Online Code Editor</w:t>
+      </w:r>
+    </w:p>
+    <w:p>
+      <w:pPr>
+        <w:spacing w:before="0"/>
+        <w:ind w:left="720"/>
+        <w:rPr>
+          <w:rFonts w:ascii="Open Sans" w:eastAsia="Lato" w:hAnsi="Open Sans" w:cs="Open Sans"/>
+          <w:b/>
+          <w:bCs/>
+          <w:sz w:val="32"/>
+          <w:szCs w:val="32"/>
+        </w:rPr>
+      </w:pPr>
+    </w:p>
+    <w:p>
+      <w:pPr>
+        <w:spacing w:before="0"/>
+        <w:ind w:left="720"/>
+        <w:rPr>
+          <w:rFonts w:ascii="Open Sans" w:eastAsia="Lato" w:hAnsi="Open Sans" w:cs="Open Sans"/>
+          <w:sz w:val="32"/>
+          <w:szCs w:val="32"/>
+        </w:rPr>
+      </w:pPr>
+      <w:r>
+        <w:rPr>
+          <w:rFonts w:ascii="Open Sans" w:eastAsia="Lato" w:hAnsi="Open Sans" w:cs="Open Sans"/>
+          <w:sz w:val="32"/>
+          <w:szCs w:val="32"/>
+        </w:rPr>
+        <w:t xml:space="preserve">- Overview: Building a powerful, browser-based IDE similar to </w:t>
+      </w:r>
+      <w:proofErr w:type="spellStart"/>
+      <w:r>
+        <w:rPr>
+          <w:rFonts w:ascii="Open Sans" w:eastAsia="Lato" w:hAnsi="Open Sans" w:cs="Open Sans"/>
+          <w:sz w:val="32"/>
+          <w:szCs w:val="32"/>
+        </w:rPr>
+        <w:t>CodePen</w:t>
+      </w:r>
+      <w:proofErr w:type="spellEnd"/>
+      <w:r>
+        <w:rPr>
+          <w:rFonts w:ascii="Open Sans" w:eastAsia="Lato" w:hAnsi="Open Sans" w:cs="Open Sans"/>
+          <w:sz w:val="32"/>
+          <w:szCs w:val="32"/>
+        </w:rPr>
+        <w:t xml:space="preserve"> and </w:t>
+      </w:r>
+      <w:proofErr w:type="spellStart"/>
+      <w:r>
+        <w:rPr>
+          <w:rFonts w:ascii="Open Sans" w:eastAsia="Lato" w:hAnsi="Open Sans" w:cs="Open Sans"/>
+          <w:sz w:val="32"/>
+          <w:szCs w:val="32"/>
+        </w:rPr>
+        <w:t>Thonny</w:t>
+      </w:r>
+      <w:proofErr w:type="spellEnd"/>
+      <w:r>
+        <w:rPr>
+          <w:rFonts w:ascii="Open Sans" w:eastAsia="Lato" w:hAnsi="Open Sans" w:cs="Open Sans"/>
+          <w:sz w:val="32"/>
+          <w:szCs w:val="32"/>
+        </w:rPr>
+        <w:t>, but more comprehensive.</w:t>
+      </w:r>
+    </w:p>
+    <w:p>
+      <w:pPr>
+        <w:spacing w:before="0"/>
+        <w:ind w:left="720"/>
+        <w:rPr>
+          <w:rFonts w:ascii="Open Sans" w:eastAsia="Lato" w:hAnsi="Open Sans" w:cs="Open Sans"/>
+          <w:sz w:val="32"/>
+          <w:szCs w:val="32"/>
+        </w:rPr>
+      </w:pPr>
+      <w:r>
+        <w:rPr>
+          <w:rFonts w:ascii="Open Sans" w:eastAsia="Lato" w:hAnsi="Open Sans" w:cs="Open Sans"/>
+          <w:sz w:val="32"/>
+          <w:szCs w:val="32"/>
+        </w:rPr>
+        <w:t>- Key Features: Supports multiple languages: JavaScript, HTML, CSS, Python, and other languages; Live code execution, real-time preview, and error detection; Syntax highlighting, auto-complete, and code formatting; File management system to save and load projects; Designed for beginners and professionals to code and test directly in the browser without installing anything.</w:t>
+      </w:r>
+    </w:p>
+    <w:p>
+      <w:pPr>
+        <w:spacing w:before="0"/>
+        <w:ind w:left="720"/>
+        <w:rPr>
+          <w:rFonts w:ascii="Open Sans" w:eastAsia="Lato" w:hAnsi="Open Sans" w:cs="Open Sans"/>
+          <w:sz w:val="32"/>
+          <w:szCs w:val="32"/>
+        </w:rPr>
+      </w:pPr>
+      <w:r>
+        <w:rPr>
+          <w:rFonts w:ascii="Open Sans" w:eastAsia="Lato" w:hAnsi="Open Sans" w:cs="Open Sans"/>
+          <w:sz w:val="32"/>
+          <w:szCs w:val="32"/>
+        </w:rPr>
+        <w:t xml:space="preserve">- Tech Stack: JavaScript, Monaco Editor / </w:t>
+      </w:r>
+      <w:proofErr w:type="spellStart"/>
+      <w:r>
+        <w:rPr>
+          <w:rFonts w:ascii="Open Sans" w:eastAsia="Lato" w:hAnsi="Open Sans" w:cs="Open Sans"/>
+          <w:sz w:val="32"/>
+          <w:szCs w:val="32"/>
+        </w:rPr>
+        <w:t>CodeMirror</w:t>
+      </w:r>
+      <w:proofErr w:type="spellEnd"/>
+      <w:r>
+        <w:rPr>
+          <w:rFonts w:ascii="Open Sans" w:eastAsia="Lato" w:hAnsi="Open Sans" w:cs="Open Sans"/>
+          <w:sz w:val="32"/>
+          <w:szCs w:val="32"/>
+        </w:rPr>
+        <w:t>, Python Execution Logic.</w:t>
+      </w:r>
+    </w:p>
+    <w:p>
+      <w:pPr>
+        <w:spacing w:before="0"/>
+        <w:ind w:left="720"/>
+        <w:rPr>
+          <w:rFonts w:ascii="Open Sans" w:eastAsia="Lato" w:hAnsi="Open Sans" w:cs="Open Sans"/>
+          <w:sz w:val="32"/>
+          <w:szCs w:val="32"/>
+        </w:rPr>
+      </w:pPr>
+    </w:p>
+    <w:p>
+      <w:pPr>
+        <w:spacing w:before="0"/>
+        <w:ind w:left="720"/>
+        <w:rPr>
+          <w:rFonts w:ascii="Open Sans" w:eastAsia="Lato" w:hAnsi="Open Sans" w:cs="Open Sans"/>
+          <w:b/>
+          <w:bCs/>
+          <w:sz w:val="32"/>
+          <w:szCs w:val="32"/>
+        </w:rPr>
+      </w:pPr>
+      <w:r>
+        <w:rPr>
+          <w:rFonts w:ascii="Open Sans" w:eastAsia="Lato" w:hAnsi="Open Sans" w:cs="Open Sans"/>
+          <w:b/>
+          <w:bCs/>
+          <w:sz w:val="32"/>
+          <w:szCs w:val="32"/>
+        </w:rPr>
+        <w:t>All-In-One Calculator &amp; Converter App</w:t>
+      </w:r>
+    </w:p>
+    <w:p>
+      <w:pPr>
+        <w:spacing w:before="0"/>
+        <w:ind w:left="720"/>
+        <w:rPr>
+          <w:rFonts w:ascii="Open Sans" w:eastAsia="Lato" w:hAnsi="Open Sans" w:cs="Open Sans"/>
+          <w:b/>
+          <w:bCs/>
+          <w:sz w:val="32"/>
+          <w:szCs w:val="32"/>
+        </w:rPr>
+      </w:pPr>
+    </w:p>
+    <w:p>
+      <w:pPr>
+        <w:spacing w:before="0"/>
+        <w:ind w:left="720"/>
+        <w:rPr>
+          <w:rFonts w:ascii="Open Sans" w:eastAsia="Lato" w:hAnsi="Open Sans" w:cs="Open Sans"/>
+          <w:sz w:val="32"/>
+          <w:szCs w:val="32"/>
+        </w:rPr>
+      </w:pPr>
+      <w:r>
+        <w:rPr>
+          <w:rFonts w:ascii="Open Sans" w:eastAsia="Lato" w:hAnsi="Open Sans" w:cs="Open Sans"/>
+          <w:sz w:val="32"/>
+          <w:szCs w:val="32"/>
+        </w:rPr>
+        <w:t xml:space="preserve">- Overview: Not a normal calculator </w:t>
+      </w:r>
+      <w:r>
+        <w:rPr>
+          <w:rFonts w:ascii="Open Sans" w:eastAsia="Lato" w:hAnsi="Open Sans" w:cs="Open Sans" w:hint="eastAsia"/>
+          <w:sz w:val="32"/>
+          <w:szCs w:val="32"/>
+        </w:rPr>
+        <w:t>—</w:t>
+      </w:r>
+      <w:r>
+        <w:rPr>
+          <w:rFonts w:ascii="Open Sans" w:eastAsia="Lato" w:hAnsi="Open Sans" w:cs="Open Sans"/>
+          <w:sz w:val="32"/>
+          <w:szCs w:val="32"/>
+        </w:rPr>
+        <w:t xml:space="preserve"> a powerful all-in-one conversion and calculation tool.</w:t>
+      </w:r>
+    </w:p>
+    <w:p>
+      <w:pPr>
+        <w:spacing w:before="0"/>
+        <w:ind w:left="720"/>
+        <w:rPr>
+          <w:rFonts w:ascii="Open Sans" w:eastAsia="Lato" w:hAnsi="Open Sans" w:cs="Open Sans"/>
+          <w:sz w:val="32"/>
+          <w:szCs w:val="32"/>
+        </w:rPr>
+      </w:pPr>
+      <w:r>
+        <w:rPr>
+          <w:rFonts w:ascii="Open Sans" w:eastAsia="Lato" w:hAnsi="Open Sans" w:cs="Open Sans"/>
+          <w:sz w:val="32"/>
+          <w:szCs w:val="32"/>
+        </w:rPr>
+        <w:t xml:space="preserve">- Key Features: Standard and scientific calculation modes; Advanced converters: Currency converter with live rates, Weight (kg, </w:t>
+      </w:r>
+      <w:proofErr w:type="spellStart"/>
+      <w:r>
+        <w:rPr>
+          <w:rFonts w:ascii="Open Sans" w:eastAsia="Lato" w:hAnsi="Open Sans" w:cs="Open Sans"/>
+          <w:sz w:val="32"/>
+          <w:szCs w:val="32"/>
+        </w:rPr>
+        <w:t>lbs</w:t>
+      </w:r>
+      <w:proofErr w:type="spellEnd"/>
+      <w:r>
+        <w:rPr>
+          <w:rFonts w:ascii="Open Sans" w:eastAsia="Lato" w:hAnsi="Open Sans" w:cs="Open Sans"/>
+          <w:sz w:val="32"/>
+          <w:szCs w:val="32"/>
+        </w:rPr>
+        <w:t xml:space="preserve">), Length (m, </w:t>
+      </w:r>
+      <w:proofErr w:type="spellStart"/>
+      <w:r>
+        <w:rPr>
+          <w:rFonts w:ascii="Open Sans" w:eastAsia="Lato" w:hAnsi="Open Sans" w:cs="Open Sans"/>
+          <w:sz w:val="32"/>
+          <w:szCs w:val="32"/>
+        </w:rPr>
+        <w:t>ft</w:t>
+      </w:r>
+      <w:proofErr w:type="spellEnd"/>
+      <w:r>
+        <w:rPr>
+          <w:rFonts w:ascii="Open Sans" w:eastAsia="Lato" w:hAnsi="Open Sans" w:cs="Open Sans"/>
+          <w:sz w:val="32"/>
+          <w:szCs w:val="32"/>
+        </w:rPr>
+        <w:t>, inches), Size, Temperature (Celsius, Fahrenheit, Kelvin), Area, Volume, Time, and more; Clean, fast, and works offline for many conversions.</w:t>
+      </w:r>
+    </w:p>
+    <w:p>
+      <w:pPr>
+        <w:spacing w:before="0"/>
+        <w:ind w:left="720"/>
+        <w:rPr>
+          <w:rFonts w:ascii="Open Sans" w:eastAsia="Lato" w:hAnsi="Open Sans" w:cs="Open Sans"/>
+          <w:sz w:val="32"/>
+          <w:szCs w:val="32"/>
+        </w:rPr>
+      </w:pPr>
+      <w:r>
+        <w:rPr>
+          <w:rFonts w:ascii="Open Sans" w:eastAsia="Lato" w:hAnsi="Open Sans" w:cs="Open Sans"/>
+          <w:sz w:val="32"/>
+          <w:szCs w:val="32"/>
+        </w:rPr>
+        <w:t>- Impact: One app to replace 10 different converter apps.</w:t>
+      </w:r>
+    </w:p>
+    <w:p>
+      <w:pPr>
+        <w:spacing w:before="0"/>
+        <w:ind w:left="720"/>
+        <w:rPr>
+          <w:rFonts w:ascii="Open Sans" w:eastAsia="Lato" w:hAnsi="Open Sans" w:cs="Open Sans"/>
+          <w:sz w:val="32"/>
+          <w:szCs w:val="32"/>
+        </w:rPr>
+      </w:pPr>
+      <w:r>
+        <w:rPr>
+          <w:rFonts w:ascii="Open Sans" w:eastAsia="Lato" w:hAnsi="Open Sans" w:cs="Open Sans"/>
+          <w:sz w:val="32"/>
+          <w:szCs w:val="32"/>
+        </w:rPr>
+        <w:t>- Tech Stack: JavaScript, Conversion APIs.</w:t>
+      </w:r>
+    </w:p>
+    <w:p>
+      <w:pPr>
+        <w:spacing w:before="0"/>
+        <w:ind w:left="720"/>
+        <w:rPr>
+          <w:rFonts w:ascii="Open Sans" w:eastAsia="Lato" w:hAnsi="Open Sans" w:cs="Open Sans"/>
+          <w:sz w:val="32"/>
+          <w:szCs w:val="32"/>
+        </w:rPr>
+      </w:pPr>
+    </w:p>
+    <w:p>
+      <w:pPr>
+        <w:spacing w:before="0"/>
+        <w:ind w:left="720"/>
+        <w:rPr>
+          <w:rFonts w:ascii="Open Sans" w:eastAsia="Lato" w:hAnsi="Open Sans" w:cs="Open Sans"/>
+          <w:b/>
+          <w:bCs/>
+          <w:sz w:val="32"/>
+          <w:szCs w:val="32"/>
+        </w:rPr>
+      </w:pPr>
+      <w:r>
+        <w:rPr>
+          <w:rFonts w:ascii="Open Sans" w:eastAsia="Lato" w:hAnsi="Open Sans" w:cs="Open Sans"/>
+          <w:b/>
+          <w:bCs/>
+          <w:sz w:val="32"/>
+          <w:szCs w:val="32"/>
+        </w:rPr>
+        <w:t>Web Game Collection Platform</w:t>
+      </w:r>
+    </w:p>
+    <w:p>
+      <w:pPr>
+        <w:spacing w:before="0"/>
+        <w:ind w:left="720"/>
+        <w:rPr>
+          <w:rFonts w:ascii="Open Sans" w:eastAsia="Lato" w:hAnsi="Open Sans" w:cs="Open Sans"/>
+          <w:sz w:val="32"/>
+          <w:szCs w:val="32"/>
+        </w:rPr>
+      </w:pPr>
+    </w:p>
+    <w:p>
+      <w:pPr>
+        <w:spacing w:before="0"/>
+        <w:ind w:left="720"/>
+        <w:rPr>
+          <w:rFonts w:ascii="Open Sans" w:eastAsia="Lato" w:hAnsi="Open Sans" w:cs="Open Sans"/>
+          <w:sz w:val="32"/>
+          <w:szCs w:val="32"/>
+        </w:rPr>
+      </w:pPr>
+      <w:r>
+        <w:rPr>
+          <w:rFonts w:ascii="Open Sans" w:eastAsia="Lato" w:hAnsi="Open Sans" w:cs="Open Sans"/>
+          <w:sz w:val="32"/>
+          <w:szCs w:val="32"/>
+        </w:rPr>
+        <w:t>- Overview: A collection of addictive, easy-to-play browser games built into one platform.</w:t>
+      </w:r>
+    </w:p>
+    <w:p>
+      <w:pPr>
+        <w:spacing w:before="0"/>
+        <w:ind w:left="720"/>
+        <w:rPr>
+          <w:rFonts w:ascii="Open Sans" w:eastAsia="Lato" w:hAnsi="Open Sans" w:cs="Open Sans"/>
+          <w:sz w:val="32"/>
+          <w:szCs w:val="32"/>
+        </w:rPr>
+      </w:pPr>
+      <w:r>
+        <w:rPr>
+          <w:rFonts w:ascii="Open Sans" w:eastAsia="Lato" w:hAnsi="Open Sans" w:cs="Open Sans"/>
+          <w:sz w:val="32"/>
+          <w:szCs w:val="32"/>
+        </w:rPr>
+        <w:t xml:space="preserve">- Key Features: Multiple games in one site: Snake Game, Flappy Bird-style game, </w:t>
+      </w:r>
+      <w:proofErr w:type="spellStart"/>
+      <w:r>
+        <w:rPr>
+          <w:rFonts w:ascii="Open Sans" w:eastAsia="Lato" w:hAnsi="Open Sans" w:cs="Open Sans"/>
+          <w:sz w:val="32"/>
+          <w:szCs w:val="32"/>
+        </w:rPr>
+        <w:t>Ziza</w:t>
+      </w:r>
+      <w:proofErr w:type="spellEnd"/>
+      <w:r>
+        <w:rPr>
+          <w:rFonts w:ascii="Open Sans" w:eastAsia="Lato" w:hAnsi="Open Sans" w:cs="Open Sans"/>
+          <w:sz w:val="32"/>
+          <w:szCs w:val="32"/>
+        </w:rPr>
+        <w:t>, Ping Pong, and many other arcade-style mini-games; Leaderboard and score tracking; Smooth animations and sound effects; Mobile and desktop responsive controls.</w:t>
+      </w:r>
+    </w:p>
+    <w:p>
+      <w:pPr>
+        <w:spacing w:before="0"/>
+        <w:ind w:left="720"/>
+        <w:rPr>
+          <w:rFonts w:ascii="Open Sans" w:eastAsia="Lato" w:hAnsi="Open Sans" w:cs="Open Sans"/>
+          <w:sz w:val="32"/>
+          <w:szCs w:val="32"/>
+        </w:rPr>
+      </w:pPr>
+      <w:r>
+        <w:rPr>
+          <w:rFonts w:ascii="Open Sans" w:eastAsia="Lato" w:hAnsi="Open Sans" w:cs="Open Sans"/>
+          <w:sz w:val="32"/>
+          <w:szCs w:val="32"/>
+        </w:rPr>
+        <w:t>- Tech Stack: HTML5 , CSS, JavaScript.</w:t>
+      </w:r>
+    </w:p>
+    <w:p>
+      <w:pPr>
+        <w:spacing w:before="0"/>
+        <w:ind w:left="720"/>
+        <w:rPr>
+          <w:rFonts w:ascii="Open Sans" w:eastAsia="Lato" w:hAnsi="Open Sans" w:cs="Open Sans"/>
+          <w:sz w:val="32"/>
+          <w:szCs w:val="32"/>
+        </w:rPr>
+      </w:pPr>
+    </w:p>
+    <w:p>
+      <w:pPr>
+        <w:spacing w:before="0"/>
+        <w:ind w:left="720"/>
+        <w:rPr>
+          <w:rFonts w:ascii="Open Sans" w:eastAsia="Lato" w:hAnsi="Open Sans" w:cs="Open Sans"/>
+          <w:b/>
+          <w:bCs/>
+          <w:sz w:val="32"/>
+          <w:szCs w:val="32"/>
+        </w:rPr>
+      </w:pPr>
+      <w:r>
+        <w:rPr>
+          <w:rFonts w:ascii="Open Sans" w:eastAsia="Lato" w:hAnsi="Open Sans" w:cs="Open Sans"/>
+          <w:b/>
+          <w:bCs/>
+          <w:sz w:val="32"/>
+          <w:szCs w:val="32"/>
+        </w:rPr>
+        <w:t>Creative &amp; Illustration Portfolio (Very Vast</w:t>
+      </w:r>
+      <w:r>
+        <w:rPr>
+          <w:rFonts w:ascii="Open Sans" w:eastAsia="Lato" w:hAnsi="Open Sans" w:cs="Open Sans"/>
+          <w:b/>
+          <w:bCs/>
+          <w:sz w:val="32"/>
+          <w:szCs w:val="32"/>
+        </w:rPr>
+        <w:t>)</w:t>
+      </w:r>
+    </w:p>
+    <w:p>
+      <w:pPr>
+        <w:spacing w:before="0"/>
+        <w:ind w:left="720"/>
+        <w:rPr>
+          <w:rFonts w:ascii="Open Sans" w:eastAsia="Lato" w:hAnsi="Open Sans" w:cs="Open Sans"/>
+          <w:sz w:val="32"/>
+          <w:szCs w:val="32"/>
+        </w:rPr>
+      </w:pPr>
+      <w:r>
+        <w:rPr>
+          <w:rFonts w:ascii="Open Sans" w:eastAsia="Lato" w:hAnsi="Open Sans" w:cs="Open Sans"/>
+          <w:sz w:val="32"/>
+          <w:szCs w:val="32"/>
+        </w:rPr>
+        <w:t>- Merchandise Designs: Created more than a 100 artworks and prints for phone cases, t-shirts, hoodies, and other merchandise.</w:t>
+      </w:r>
+    </w:p>
+    <w:p>
+      <w:pPr>
+        <w:spacing w:before="0"/>
+        <w:ind w:left="720"/>
+        <w:rPr>
+          <w:rFonts w:ascii="Open Sans" w:eastAsia="Lato" w:hAnsi="Open Sans" w:cs="Open Sans"/>
+          <w:sz w:val="32"/>
+          <w:szCs w:val="32"/>
+        </w:rPr>
+      </w:pPr>
+      <w:r>
+        <w:rPr>
+          <w:rFonts w:ascii="Open Sans" w:eastAsia="Lato" w:hAnsi="Open Sans" w:cs="Open Sans"/>
+          <w:sz w:val="32"/>
+          <w:szCs w:val="32"/>
+        </w:rPr>
+        <w:t>- Book Covers &amp; Comic Stories: Designed multiple professional book covers for authors and illustrated full comic stories from concept to final panels.</w:t>
+      </w:r>
+    </w:p>
+    <w:p>
+      <w:pPr>
+        <w:spacing w:before="0"/>
+        <w:ind w:left="720"/>
+        <w:rPr>
+          <w:rFonts w:ascii="Open Sans" w:eastAsia="Lato" w:hAnsi="Open Sans" w:cs="Open Sans"/>
+          <w:sz w:val="32"/>
+          <w:szCs w:val="32"/>
+        </w:rPr>
+      </w:pPr>
+      <w:r>
+        <w:rPr>
+          <w:rFonts w:ascii="Open Sans" w:eastAsia="Lato" w:hAnsi="Open Sans" w:cs="Open Sans"/>
+          <w:sz w:val="32"/>
+          <w:szCs w:val="32"/>
+        </w:rPr>
+        <w:t>- Architecture: Created detailed 2D architectural blueprints and realistic 3D house designs and interior visualizations.</w:t>
+      </w:r>
+    </w:p>
+    <w:p>
+      <w:pPr>
+        <w:spacing w:before="0"/>
+        <w:ind w:left="720"/>
+        <w:rPr>
+          <w:rFonts w:ascii="Open Sans" w:eastAsia="Lato" w:hAnsi="Open Sans" w:cs="Open Sans"/>
+          <w:sz w:val="32"/>
+          <w:szCs w:val="32"/>
+        </w:rPr>
+      </w:pPr>
+      <w:r>
+        <w:rPr>
+          <w:rFonts w:ascii="Open Sans" w:eastAsia="Lato" w:hAnsi="Open Sans" w:cs="Open Sans"/>
+          <w:sz w:val="32"/>
+          <w:szCs w:val="32"/>
+        </w:rPr>
+        <w:t>- Portrait &amp; Character Art: Produced high-quality 2D portrait drawings, realistic sketches, and original character concept art for games.</w:t>
+      </w:r>
+    </w:p>
+    <w:p>
+      <w:pPr>
+        <w:spacing w:before="0"/>
+        <w:ind w:left="720"/>
+        <w:rPr>
+          <w:rFonts w:ascii="Open Sans" w:eastAsia="Lato" w:hAnsi="Open Sans" w:cs="Open Sans"/>
+          <w:sz w:val="32"/>
+          <w:szCs w:val="32"/>
+        </w:rPr>
+      </w:pPr>
+      <w:r>
+        <w:rPr>
+          <w:rFonts w:ascii="Open Sans" w:eastAsia="Lato" w:hAnsi="Open Sans" w:cs="Open Sans"/>
+          <w:sz w:val="32"/>
+          <w:szCs w:val="32"/>
+        </w:rPr>
+        <w:t>- Game Character Designs: Designed original characters, environments, and assets for game projects.</w:t>
+      </w:r>
+    </w:p>
+    <w:p>
+      <w:pPr>
+        <w:spacing w:before="0"/>
+        <w:ind w:left="720"/>
+        <w:rPr>
+          <w:rFonts w:ascii="Open Sans" w:eastAsia="Lato" w:hAnsi="Open Sans" w:cs="Open Sans"/>
+          <w:sz w:val="32"/>
+          <w:szCs w:val="32"/>
+        </w:rPr>
+      </w:pPr>
+      <w:r>
+        <w:rPr>
+          <w:rFonts w:ascii="Open Sans" w:eastAsia="Lato" w:hAnsi="Open Sans" w:cs="Open Sans"/>
+          <w:sz w:val="32"/>
+          <w:szCs w:val="32"/>
+        </w:rPr>
+        <w:t>- Brand &amp; Graphic Design: Created logos, flyers, business cards, banners, and full brand identity packages for clients.</w:t>
+      </w:r>
+    </w:p>
+    <w:p>
+      <w:pPr>
+        <w:spacing w:before="0"/>
+        <w:ind w:left="720"/>
+        <w:rPr>
+          <w:rFonts w:ascii="Open Sans" w:eastAsia="Lato" w:hAnsi="Open Sans" w:cs="Open Sans"/>
+          <w:sz w:val="32"/>
+          <w:szCs w:val="32"/>
+        </w:rPr>
+      </w:pPr>
+      <w:r>
+        <w:rPr>
+          <w:rFonts w:ascii="Open Sans" w:eastAsia="Lato" w:hAnsi="Open Sans" w:cs="Open Sans"/>
+          <w:sz w:val="32"/>
+          <w:szCs w:val="32"/>
+        </w:rPr>
+        <w:t>- NFT Collections: Conceptualized, designed, and launched several NFT art projects with full collection traits.</w:t>
+      </w:r>
+    </w:p>
+    <w:p>
+      <w:pPr>
+        <w:spacing w:before="0"/>
+        <w:ind w:left="720"/>
+        <w:rPr>
+          <w:rFonts w:ascii="Open Sans" w:eastAsia="Lato" w:hAnsi="Open Sans" w:cs="Open Sans"/>
+          <w:sz w:val="32"/>
+          <w:szCs w:val="32"/>
+        </w:rPr>
+      </w:pPr>
+      <w:r>
+        <w:rPr>
+          <w:rFonts w:ascii="Open Sans" w:eastAsia="Lato" w:hAnsi="Open Sans" w:cs="Open Sans"/>
+          <w:sz w:val="32"/>
+          <w:szCs w:val="32"/>
+        </w:rPr>
+        <w:t>- Video Editing: Edited promotional videos, reels, and creative content.</w:t>
+      </w:r>
+    </w:p>
+    <w:p>
+      <w:pPr>
+        <w:spacing w:before="0"/>
+        <w:ind w:left="720"/>
+        <w:rPr>
+          <w:rFonts w:ascii="Open Sans" w:eastAsia="Lato" w:hAnsi="Open Sans" w:cs="Open Sans"/>
+          <w:sz w:val="32"/>
+          <w:szCs w:val="32"/>
+        </w:rPr>
+      </w:pPr>
+    </w:p>
+    <w:p>
+      <w:pPr>
+        <w:spacing w:before="0"/>
+        <w:ind w:left="720"/>
+        <w:rPr>
+          <w:rFonts w:ascii="Open Sans" w:eastAsia="Lato" w:hAnsi="Open Sans" w:cs="Open Sans"/>
+          <w:b/>
+          <w:bCs/>
+          <w:sz w:val="32"/>
+          <w:szCs w:val="32"/>
+        </w:rPr>
+      </w:pPr>
+      <w:r>
+        <w:rPr>
+          <w:rFonts w:ascii="Open Sans" w:eastAsia="Lato" w:hAnsi="Open Sans" w:cs="Open Sans"/>
+          <w:b/>
+          <w:bCs/>
+          <w:sz w:val="32"/>
+          <w:szCs w:val="32"/>
+        </w:rPr>
+        <w:t>Other Web Tools &amp; Confidential Work</w:t>
+      </w:r>
+    </w:p>
+    <w:p>
+      <w:pPr>
+        <w:spacing w:before="0"/>
+        <w:ind w:left="720"/>
+        <w:rPr>
+          <w:rFonts w:ascii="Open Sans" w:eastAsia="Lato" w:hAnsi="Open Sans" w:cs="Open Sans"/>
+          <w:b/>
+          <w:bCs/>
+          <w:sz w:val="32"/>
+          <w:szCs w:val="32"/>
+        </w:rPr>
+      </w:pPr>
+      <w:r>
+        <w:rPr>
+          <w:rFonts w:ascii="Open Sans" w:eastAsia="Lato" w:hAnsi="Open Sans" w:cs="Open Sans"/>
+          <w:b/>
+          <w:bCs/>
+          <w:sz w:val="32"/>
+          <w:szCs w:val="32"/>
+        </w:rPr>
+        <w:t xml:space="preserve">- Quiz App (In Development): </w:t>
+      </w:r>
+    </w:p>
+    <w:p>
+      <w:pPr>
+        <w:spacing w:before="0"/>
+        <w:ind w:left="720"/>
+        <w:rPr>
+          <w:rFonts w:ascii="Open Sans" w:eastAsia="Lato" w:hAnsi="Open Sans" w:cs="Open Sans"/>
+          <w:sz w:val="32"/>
+          <w:szCs w:val="32"/>
+        </w:rPr>
+      </w:pPr>
+      <w:r>
+        <w:rPr>
+          <w:rFonts w:ascii="Open Sans" w:eastAsia="Lato" w:hAnsi="Open Sans" w:cs="Open Sans"/>
+          <w:sz w:val="32"/>
+          <w:szCs w:val="32"/>
+        </w:rPr>
+        <w:t>Interactive quiz platform with categories, timer, and score analysis.</w:t>
+      </w:r>
+    </w:p>
+    <w:p>
+      <w:pPr>
+        <w:spacing w:before="0"/>
+        <w:ind w:left="720"/>
+        <w:rPr>
+          <w:rFonts w:ascii="Open Sans" w:eastAsia="Lato" w:hAnsi="Open Sans" w:cs="Open Sans"/>
+          <w:sz w:val="32"/>
+          <w:szCs w:val="32"/>
+        </w:rPr>
+      </w:pPr>
+      <w:r>
+        <w:rPr>
+          <w:rFonts w:ascii="Open Sans" w:eastAsia="Lato" w:hAnsi="Open Sans" w:cs="Open Sans"/>
+          <w:sz w:val="32"/>
+          <w:szCs w:val="32"/>
+        </w:rPr>
+        <w:t>- News Website: Dynamic news site where users can read, publish, and manage news articles with categories and admin panel.</w:t>
+      </w:r>
+    </w:p>
+    <w:p>
+      <w:pPr>
+        <w:spacing w:before="0"/>
+        <w:ind w:left="720"/>
+        <w:rPr>
+          <w:rFonts w:ascii="Open Sans" w:eastAsia="Lato" w:hAnsi="Open Sans" w:cs="Open Sans"/>
+          <w:sz w:val="32"/>
+          <w:szCs w:val="32"/>
+        </w:rPr>
+      </w:pPr>
+      <w:r>
+        <w:rPr>
+          <w:rFonts w:ascii="Open Sans" w:eastAsia="Lato" w:hAnsi="Open Sans" w:cs="Open Sans"/>
+          <w:sz w:val="32"/>
+          <w:szCs w:val="32"/>
+        </w:rPr>
+        <w:t>- WordPress Projects: Built and heavily customized multiple blogs and business websites using WordPress, including SEO and plugin customization.</w:t>
+      </w:r>
+    </w:p>
+    <w:p>
+      <w:pPr>
+        <w:spacing w:before="0"/>
+        <w:ind w:left="720"/>
+        <w:rPr>
+          <w:rFonts w:ascii="Open Sans" w:eastAsia="Lato" w:hAnsi="Open Sans" w:cs="Open Sans"/>
+          <w:sz w:val="32"/>
+          <w:szCs w:val="32"/>
+        </w:rPr>
+      </w:pPr>
+    </w:p>
+    <w:p>
+      <w:pPr>
+        <w:spacing w:before="0"/>
+        <w:ind w:left="720"/>
+        <w:rPr>
+          <w:rFonts w:ascii="Open Sans" w:eastAsia="Lato" w:hAnsi="Open Sans" w:cs="Open Sans"/>
+          <w:sz w:val="32"/>
+          <w:szCs w:val="32"/>
+        </w:rPr>
+      </w:pPr>
+    </w:p>
+    <w:p>
+      <w:pPr>
+        <w:spacing w:before="0"/>
+        <w:rPr>
+          <w:rFonts w:ascii="Open Sans" w:eastAsia="Lato" w:hAnsi="Open Sans" w:cs="Open Sans"/>
+          <w:sz w:val="32"/>
+          <w:szCs w:val="32"/>
+        </w:rPr>
+      </w:pPr>
     </w:p>
     <w:p>
       <w:pPr>
@@ -5001,369 +6564,29 @@
           <w:szCs w:val="32"/>
         </w:rPr>
       </w:pPr>
-      <w:bookmarkStart w:id="6" w:name="_heading=h.1t3h5sf" w:colFirst="0" w:colLast="0"/>
-      <w:bookmarkEnd w:id="6"/>
-      <w:r>
+    </w:p>
+    <w:p>
+      <w:pPr>
+        <w:pStyle w:val="Heading1"/>
+        <w:spacing w:before="200"/>
         <w:rPr>
           <w:rFonts w:eastAsia="Raleway"/>
           <w:sz w:val="32"/>
           <w:szCs w:val="32"/>
         </w:rPr>
+      </w:pPr>
+      <w:r>
+        <w:rPr>
+          <w:rFonts w:eastAsia="Raleway"/>
+          <w:sz w:val="32"/>
+          <w:szCs w:val="32"/>
+        </w:rPr>
         <w:t>EDUCATION</w:t>
       </w:r>
-      <w:r>
-        <w:rPr>
-          <w:rFonts w:eastAsia="Raleway"/>
-          <w:sz w:val="32"/>
-          <w:szCs w:val="32"/>
-        </w:rPr>
-        <w:t>:</w:t>
-      </w:r>
-    </w:p>
-    <w:p>
-      <w:pPr>
-        <w:rPr>
-          <w:rFonts w:ascii="Open Sans" w:hAnsi="Open Sans" w:cs="Open Sans"/>
-          <w:sz w:val="32"/>
-          <w:szCs w:val="32"/>
-        </w:rPr>
-      </w:pPr>
-    </w:p>
-    <w:p>
-      <w:pPr>
-        <w:pStyle w:val="Heading1"/>
-        <w:spacing w:before="0" w:line="120" w:lineRule="auto"/>
-        <w:rPr>
-          <w:rFonts w:eastAsia="Raleway"/>
-          <w:sz w:val="32"/>
-          <w:szCs w:val="32"/>
-        </w:rPr>
-      </w:pPr>
       <w:bookmarkStart w:id="7" w:name="_heading=h.4d34og8" w:colFirst="0" w:colLast="0"/>
       <w:bookmarkEnd w:id="7"/>
     </w:p>
-    <w:p>
-      <w:pPr>
-        <w:spacing w:before="0"/>
-        <w:rPr>
-          <w:rFonts w:ascii="Open Sans" w:eastAsia="Lato" w:hAnsi="Open Sans" w:cs="Open Sans"/>
-          <w:sz w:val="32"/>
-          <w:szCs w:val="32"/>
-        </w:rPr>
-      </w:pPr>
-      <w:proofErr w:type="spellStart"/>
-      <w:r>
-        <w:rPr>
-          <w:rFonts w:ascii="Open Sans" w:eastAsia="Lato" w:hAnsi="Open Sans" w:cs="Open Sans"/>
-          <w:b/>
-          <w:sz w:val="32"/>
-          <w:szCs w:val="32"/>
-        </w:rPr>
-        <w:t>B.Sc</w:t>
-      </w:r>
-      <w:proofErr w:type="spellEnd"/>
-      <w:r>
-        <w:rPr>
-          <w:rFonts w:ascii="Open Sans" w:eastAsia="Lato" w:hAnsi="Open Sans" w:cs="Open Sans"/>
-          <w:sz w:val="32"/>
-          <w:szCs w:val="32"/>
-        </w:rPr>
-        <w:t xml:space="preserve"> </w:t>
-      </w:r>
-      <w:r>
-        <w:rPr>
-          <w:rFonts w:ascii="Open Sans" w:eastAsia="Lato" w:hAnsi="Open Sans" w:cs="Open Sans"/>
-          <w:sz w:val="32"/>
-          <w:szCs w:val="32"/>
-        </w:rPr>
-        <w:t xml:space="preserve">in Computer science </w:t>
-      </w:r>
-      <w:r>
-        <w:rPr>
-          <w:rFonts w:ascii="Open Sans" w:eastAsia="Lato" w:hAnsi="Open Sans" w:cs="Open Sans"/>
-          <w:sz w:val="32"/>
-          <w:szCs w:val="32"/>
-        </w:rPr>
-        <w:t>from the University of Benin city, Edo State</w:t>
-      </w:r>
-      <w:r>
-        <w:rPr>
-          <w:rFonts w:ascii="Open Sans" w:eastAsia="Lato" w:hAnsi="Open Sans" w:cs="Open Sans"/>
-          <w:sz w:val="32"/>
-          <w:szCs w:val="32"/>
-        </w:rPr>
-        <w:t>.</w:t>
-      </w:r>
-    </w:p>
-    <w:p>
-      <w:pPr>
-        <w:spacing w:before="0"/>
-        <w:rPr>
-          <w:rFonts w:ascii="Open Sans" w:eastAsia="Lato" w:hAnsi="Open Sans" w:cs="Open Sans"/>
-          <w:sz w:val="32"/>
-          <w:szCs w:val="32"/>
-        </w:rPr>
-      </w:pPr>
-    </w:p>
-    <w:p>
-      <w:pPr>
-        <w:spacing w:before="0"/>
-        <w:rPr>
-          <w:rFonts w:ascii="Open Sans" w:eastAsia="Lato" w:hAnsi="Open Sans" w:cs="Open Sans"/>
-          <w:sz w:val="32"/>
-          <w:szCs w:val="32"/>
-        </w:rPr>
-      </w:pPr>
-    </w:p>
-    <w:p>
-      <w:pPr>
-        <w:spacing w:before="0"/>
-        <w:rPr>
-          <w:rFonts w:ascii="Open Sans" w:eastAsia="Lato" w:hAnsi="Open Sans" w:cs="Open Sans"/>
-          <w:sz w:val="32"/>
-          <w:szCs w:val="32"/>
-        </w:rPr>
-      </w:pPr>
-      <w:r>
-        <w:rPr>
-          <w:rFonts w:ascii="Open Sans" w:eastAsia="Lato" w:hAnsi="Open Sans" w:cs="Open Sans"/>
-          <w:b/>
-          <w:bCs/>
-          <w:sz w:val="32"/>
-          <w:szCs w:val="32"/>
-        </w:rPr>
-        <w:t xml:space="preserve">Edo </w:t>
-      </w:r>
-      <w:r>
-        <w:rPr>
-          <w:rFonts w:ascii="Open Sans" w:eastAsia="Lato" w:hAnsi="Open Sans" w:cs="Open Sans"/>
-          <w:b/>
-          <w:bCs/>
-          <w:sz w:val="32"/>
-          <w:szCs w:val="32"/>
-        </w:rPr>
-        <w:t xml:space="preserve"> </w:t>
-      </w:r>
-      <w:r>
-        <w:rPr>
-          <w:rFonts w:ascii="Open Sans" w:eastAsia="Lato" w:hAnsi="Open Sans" w:cs="Open Sans"/>
-          <w:b/>
-          <w:bCs/>
-          <w:sz w:val="32"/>
-          <w:szCs w:val="32"/>
-        </w:rPr>
-        <w:t xml:space="preserve">innovate </w:t>
-      </w:r>
-      <w:r>
-        <w:rPr>
-          <w:rFonts w:ascii="Open Sans" w:eastAsia="Lato" w:hAnsi="Open Sans" w:cs="Open Sans"/>
-          <w:b/>
-          <w:bCs/>
-          <w:sz w:val="32"/>
-          <w:szCs w:val="32"/>
-        </w:rPr>
-        <w:t>-</w:t>
-      </w:r>
-      <w:r>
-        <w:rPr>
-          <w:rFonts w:ascii="Open Sans" w:eastAsia="Lato" w:hAnsi="Open Sans" w:cs="Open Sans"/>
-          <w:sz w:val="32"/>
-          <w:szCs w:val="32"/>
-        </w:rPr>
-        <w:t xml:space="preserve">student </w:t>
-      </w:r>
-      <w:r>
-        <w:rPr>
-          <w:rFonts w:ascii="Open Sans" w:eastAsia="Lato" w:hAnsi="Open Sans" w:cs="Open Sans"/>
-          <w:sz w:val="32"/>
-          <w:szCs w:val="32"/>
-        </w:rPr>
-        <w:t>/intern in Web development.</w:t>
-      </w:r>
-    </w:p>
-    <w:p>
-      <w:pPr>
-        <w:spacing w:before="0"/>
-        <w:rPr>
-          <w:rFonts w:ascii="Open Sans" w:eastAsia="Lato" w:hAnsi="Open Sans" w:cs="Open Sans"/>
-          <w:sz w:val="32"/>
-          <w:szCs w:val="32"/>
-        </w:rPr>
-      </w:pPr>
-    </w:p>
-    <w:p>
-      <w:pPr>
-        <w:spacing w:before="0"/>
-        <w:rPr>
-          <w:rFonts w:ascii="Open Sans" w:eastAsia="Lato" w:hAnsi="Open Sans" w:cs="Open Sans"/>
-          <w:sz w:val="32"/>
-          <w:szCs w:val="32"/>
-        </w:rPr>
-      </w:pPr>
-      <w:r>
-        <w:rPr>
-          <w:rFonts w:ascii="Open Sans" w:eastAsia="Lato" w:hAnsi="Open Sans" w:cs="Open Sans"/>
-          <w:b/>
-          <w:sz w:val="32"/>
-          <w:szCs w:val="32"/>
-        </w:rPr>
-        <w:t>NIIT</w:t>
-      </w:r>
-      <w:r>
-        <w:rPr>
-          <w:rFonts w:ascii="Open Sans" w:eastAsia="Lato" w:hAnsi="Open Sans" w:cs="Open Sans"/>
-          <w:sz w:val="32"/>
-          <w:szCs w:val="32"/>
-        </w:rPr>
-        <w:t xml:space="preserve">, Edo State — </w:t>
-      </w:r>
-      <w:r>
-        <w:rPr>
-          <w:rFonts w:ascii="Open Sans" w:eastAsia="Lato" w:hAnsi="Open Sans" w:cs="Open Sans"/>
-          <w:sz w:val="32"/>
-          <w:szCs w:val="32"/>
-        </w:rPr>
-        <w:t xml:space="preserve">Student </w:t>
-      </w:r>
-      <w:r>
-        <w:rPr>
-          <w:rFonts w:ascii="Open Sans" w:eastAsia="Lato" w:hAnsi="Open Sans" w:cs="Open Sans"/>
-          <w:sz w:val="32"/>
-          <w:szCs w:val="32"/>
-        </w:rPr>
-        <w:t>(</w:t>
-      </w:r>
-      <w:r>
-        <w:rPr>
-          <w:rFonts w:ascii="Open Sans" w:hAnsi="Open Sans" w:cs="Open Sans"/>
-          <w:sz w:val="32"/>
-          <w:szCs w:val="32"/>
-        </w:rPr>
-        <w:t>2016-2017)</w:t>
-      </w:r>
-    </w:p>
-    <w:p>
-      <w:pPr>
-        <w:numPr>
-          <w:ilvl w:val="0"/>
-          <w:numId w:val="2"/>
-        </w:numPr>
-        <w:spacing w:before="0"/>
-        <w:rPr>
-          <w:rFonts w:ascii="Open Sans" w:eastAsia="Lato" w:hAnsi="Open Sans" w:cs="Open Sans"/>
-          <w:sz w:val="32"/>
-          <w:szCs w:val="32"/>
-        </w:rPr>
-      </w:pPr>
-      <w:r>
-        <w:rPr>
-          <w:rFonts w:ascii="Open Sans" w:hAnsi="Open Sans" w:cs="Open Sans"/>
-          <w:sz w:val="32"/>
-          <w:szCs w:val="32"/>
-        </w:rPr>
-        <w:t>Maintained software and installation of programs</w:t>
-      </w:r>
-      <w:r>
-        <w:rPr>
-          <w:rFonts w:ascii="Open Sans" w:eastAsia="Lato" w:hAnsi="Open Sans" w:cs="Open Sans"/>
-          <w:sz w:val="32"/>
-          <w:szCs w:val="32"/>
-        </w:rPr>
-        <w:t xml:space="preserve"> </w:t>
-      </w:r>
-    </w:p>
-    <w:p>
-      <w:pPr>
-        <w:numPr>
-          <w:ilvl w:val="0"/>
-          <w:numId w:val="2"/>
-        </w:numPr>
-        <w:spacing w:before="0"/>
-        <w:rPr>
-          <w:rFonts w:ascii="Open Sans" w:eastAsia="Lato" w:hAnsi="Open Sans" w:cs="Open Sans"/>
-          <w:sz w:val="32"/>
-          <w:szCs w:val="32"/>
-        </w:rPr>
-      </w:pPr>
-      <w:r>
-        <w:rPr>
-          <w:rFonts w:ascii="Open Sans" w:hAnsi="Open Sans" w:cs="Open Sans"/>
-          <w:sz w:val="32"/>
-          <w:szCs w:val="32"/>
-        </w:rPr>
-        <w:t>Assisted in the onboarding of student.</w:t>
-      </w:r>
-    </w:p>
-    <w:p>
-      <w:pPr>
-        <w:numPr>
-          <w:ilvl w:val="0"/>
-          <w:numId w:val="2"/>
-        </w:numPr>
-        <w:spacing w:before="0"/>
-        <w:rPr>
-          <w:rFonts w:ascii="Open Sans" w:eastAsia="Lato" w:hAnsi="Open Sans" w:cs="Open Sans"/>
-          <w:sz w:val="32"/>
-          <w:szCs w:val="32"/>
-        </w:rPr>
-      </w:pPr>
-      <w:r>
-        <w:rPr>
-          <w:rFonts w:ascii="Open Sans" w:hAnsi="Open Sans" w:cs="Open Sans"/>
-          <w:sz w:val="32"/>
-          <w:szCs w:val="32"/>
-        </w:rPr>
-        <w:t xml:space="preserve">Repair and </w:t>
-      </w:r>
-      <w:proofErr w:type="spellStart"/>
-      <w:r>
-        <w:rPr>
-          <w:rFonts w:ascii="Open Sans" w:hAnsi="Open Sans" w:cs="Open Sans"/>
-          <w:sz w:val="32"/>
-          <w:szCs w:val="32"/>
-        </w:rPr>
-        <w:t>Maintainance</w:t>
-      </w:r>
-      <w:proofErr w:type="spellEnd"/>
-      <w:r>
-        <w:rPr>
-          <w:rFonts w:ascii="Open Sans" w:hAnsi="Open Sans" w:cs="Open Sans"/>
-          <w:sz w:val="32"/>
-          <w:szCs w:val="32"/>
-        </w:rPr>
-        <w:t xml:space="preserve"> of </w:t>
-      </w:r>
-      <w:proofErr w:type="spellStart"/>
-      <w:r>
-        <w:rPr>
-          <w:rFonts w:ascii="Open Sans" w:hAnsi="Open Sans" w:cs="Open Sans"/>
-          <w:sz w:val="32"/>
-          <w:szCs w:val="32"/>
-        </w:rPr>
-        <w:t>hardwares</w:t>
-      </w:r>
-      <w:proofErr w:type="spellEnd"/>
-      <w:r>
-        <w:rPr>
-          <w:rFonts w:ascii="Open Sans" w:hAnsi="Open Sans" w:cs="Open Sans"/>
-          <w:sz w:val="32"/>
-          <w:szCs w:val="32"/>
-        </w:rPr>
-        <w:t>.</w:t>
-      </w:r>
-    </w:p>
-    <w:p>
-      <w:pPr>
-        <w:spacing w:before="0"/>
-        <w:rPr>
-          <w:rFonts w:ascii="Open Sans" w:eastAsia="Lato" w:hAnsi="Open Sans" w:cs="Open Sans"/>
-          <w:b/>
-          <w:color w:val="2079C7"/>
-          <w:sz w:val="32"/>
-          <w:szCs w:val="32"/>
-        </w:rPr>
-      </w:pPr>
-    </w:p>
+    <w:p/>
     <w:p>
       <w:pPr>
         <w:pBdr>
@@ -5375,13 +6598,421 @@
         </w:pBdr>
         <w:rPr>
           <w:rFonts w:ascii="Open Sans" w:hAnsi="Open Sans" w:cs="Open Sans"/>
+          <w:b/>
+          <w:bCs/>
+          <w:sz w:val="32"/>
+          <w:szCs w:val="32"/>
+        </w:rPr>
+      </w:pPr>
+      <w:r>
+        <w:rPr>
+          <w:rFonts w:ascii="Open Sans" w:hAnsi="Open Sans" w:cs="Open Sans"/>
+          <w:b/>
+          <w:bCs/>
+          <w:sz w:val="32"/>
+          <w:szCs w:val="32"/>
+        </w:rPr>
+        <w:t>B.Sc in Computer Science</w:t>
+      </w:r>
+    </w:p>
+    <w:p>
+      <w:pPr>
+        <w:pBdr>
+          <w:top w:val="nil"/>
+          <w:left w:val="nil"/>
+          <w:bottom w:val="nil"/>
+          <w:right w:val="nil"/>
+          <w:between w:val="nil"/>
+        </w:pBdr>
+        <w:rPr>
+          <w:rFonts w:ascii="Open Sans" w:hAnsi="Open Sans" w:cs="Open Sans"/>
+          <w:sz w:val="32"/>
+          <w:szCs w:val="32"/>
+        </w:rPr>
+      </w:pPr>
+      <w:r>
+        <w:rPr>
+          <w:rFonts w:ascii="Open Sans" w:hAnsi="Open Sans" w:cs="Open Sans"/>
+          <w:sz w:val="32"/>
+          <w:szCs w:val="32"/>
+        </w:rPr>
+        <w:t>University of Benin, Benin City, Edo State</w:t>
+      </w:r>
+    </w:p>
+    <w:p>
+      <w:pPr>
+        <w:pBdr>
+          <w:top w:val="nil"/>
+          <w:left w:val="nil"/>
+          <w:bottom w:val="nil"/>
+          <w:right w:val="nil"/>
+          <w:between w:val="nil"/>
+        </w:pBdr>
+        <w:rPr>
+          <w:rFonts w:ascii="Open Sans" w:hAnsi="Open Sans" w:cs="Open Sans"/>
+          <w:sz w:val="32"/>
+          <w:szCs w:val="32"/>
+        </w:rPr>
+      </w:pPr>
+      <w:r>
+        <w:rPr>
+          <w:rFonts w:ascii="Open Sans" w:hAnsi="Open Sans" w:cs="Open Sans"/>
+          <w:sz w:val="32"/>
+          <w:szCs w:val="32"/>
+        </w:rPr>
+        <w:t>_Graduated: [2017 2023]</w:t>
+      </w:r>
+    </w:p>
+    <w:p>
+      <w:pPr>
+        <w:pBdr>
+          <w:top w:val="nil"/>
+          <w:left w:val="nil"/>
+          <w:bottom w:val="nil"/>
+          <w:right w:val="nil"/>
+          <w:between w:val="nil"/>
+        </w:pBdr>
+        <w:rPr>
+          <w:rFonts w:ascii="Open Sans" w:hAnsi="Open Sans" w:cs="Open Sans"/>
+          <w:sz w:val="32"/>
+          <w:szCs w:val="32"/>
+        </w:rPr>
+      </w:pPr>
+    </w:p>
+    <w:p>
+      <w:pPr>
+        <w:pBdr>
+          <w:top w:val="nil"/>
+          <w:left w:val="nil"/>
+          <w:bottom w:val="nil"/>
+          <w:right w:val="nil"/>
+          <w:between w:val="nil"/>
+        </w:pBdr>
+        <w:rPr>
+          <w:rFonts w:ascii="Open Sans" w:hAnsi="Open Sans" w:cs="Open Sans"/>
+          <w:b/>
+          <w:bCs/>
+          <w:sz w:val="32"/>
+          <w:szCs w:val="32"/>
+        </w:rPr>
+      </w:pPr>
+      <w:r>
+        <w:rPr>
+          <w:rFonts w:ascii="Open Sans" w:hAnsi="Open Sans" w:cs="Open Sans"/>
+          <w:b/>
+          <w:bCs/>
+          <w:sz w:val="32"/>
+          <w:szCs w:val="32"/>
+        </w:rPr>
+        <w:t>Edo Innovate Hub, Benin City — Web Development Student / Intern</w:t>
+      </w:r>
+    </w:p>
+    <w:p>
+      <w:pPr>
+        <w:pBdr>
+          <w:top w:val="nil"/>
+          <w:left w:val="nil"/>
+          <w:bottom w:val="nil"/>
+          <w:right w:val="nil"/>
+          <w:between w:val="nil"/>
+        </w:pBdr>
+        <w:rPr>
+          <w:rFonts w:ascii="Open Sans" w:hAnsi="Open Sans" w:cs="Open Sans"/>
+          <w:b/>
+          <w:bCs/>
+          <w:sz w:val="32"/>
+          <w:szCs w:val="32"/>
+        </w:rPr>
+      </w:pPr>
+    </w:p>
+    <w:p>
+      <w:pPr>
+        <w:pBdr>
+          <w:top w:val="nil"/>
+          <w:left w:val="nil"/>
+          <w:bottom w:val="nil"/>
+          <w:right w:val="nil"/>
+          <w:between w:val="nil"/>
+        </w:pBdr>
+        <w:rPr>
+          <w:rFonts w:ascii="Open Sans" w:hAnsi="Open Sans" w:cs="Open Sans"/>
+          <w:sz w:val="32"/>
+          <w:szCs w:val="32"/>
+        </w:rPr>
+      </w:pPr>
+      <w:r>
+        <w:rPr>
+          <w:rFonts w:ascii="Open Sans" w:hAnsi="Open Sans" w:cs="Open Sans"/>
+          <w:sz w:val="32"/>
+          <w:szCs w:val="32"/>
+        </w:rPr>
+        <w:t>Student / Intern in Web Development</w:t>
+      </w:r>
+    </w:p>
+    <w:p>
+      <w:pPr>
+        <w:pBdr>
+          <w:top w:val="nil"/>
+          <w:left w:val="nil"/>
+          <w:bottom w:val="nil"/>
+          <w:right w:val="nil"/>
+          <w:between w:val="nil"/>
+        </w:pBdr>
+        <w:rPr>
+          <w:rFonts w:ascii="Open Sans" w:hAnsi="Open Sans" w:cs="Open Sans"/>
+          <w:sz w:val="32"/>
+          <w:szCs w:val="32"/>
+        </w:rPr>
+      </w:pPr>
+      <w:r>
+        <w:rPr>
+          <w:rFonts w:ascii="Open Sans" w:hAnsi="Open Sans" w:cs="Open Sans"/>
+          <w:sz w:val="32"/>
+          <w:szCs w:val="32"/>
+        </w:rPr>
+        <w:t>- Trained in modern web development technologies and frameworks.</w:t>
+      </w:r>
+    </w:p>
+    <w:p>
+      <w:pPr>
+        <w:pBdr>
+          <w:top w:val="nil"/>
+          <w:left w:val="nil"/>
+          <w:bottom w:val="nil"/>
+          <w:right w:val="nil"/>
+          <w:between w:val="nil"/>
+        </w:pBdr>
+        <w:rPr>
+          <w:rFonts w:ascii="Open Sans" w:hAnsi="Open Sans" w:cs="Open Sans"/>
+          <w:sz w:val="32"/>
+          <w:szCs w:val="32"/>
+        </w:rPr>
+      </w:pPr>
+      <w:r>
+        <w:rPr>
+          <w:rFonts w:ascii="Open Sans" w:hAnsi="Open Sans" w:cs="Open Sans"/>
+          <w:sz w:val="32"/>
+          <w:szCs w:val="32"/>
+        </w:rPr>
+        <w:t>- Built real-world projects, collaborated on team projects, and participated in tech innovation programs.</w:t>
+      </w:r>
+    </w:p>
+    <w:p>
+      <w:pPr>
+        <w:pBdr>
+          <w:top w:val="nil"/>
+          <w:left w:val="nil"/>
+          <w:bottom w:val="nil"/>
+          <w:right w:val="nil"/>
+          <w:between w:val="nil"/>
+        </w:pBdr>
+        <w:rPr>
+          <w:rFonts w:ascii="Open Sans" w:hAnsi="Open Sans" w:cs="Open Sans"/>
+          <w:sz w:val="32"/>
+          <w:szCs w:val="32"/>
+        </w:rPr>
+      </w:pPr>
+    </w:p>
+    <w:p>
+      <w:pPr>
+        <w:pBdr>
+          <w:top w:val="nil"/>
+          <w:left w:val="nil"/>
+          <w:bottom w:val="nil"/>
+          <w:right w:val="nil"/>
+          <w:between w:val="nil"/>
+        </w:pBdr>
+        <w:rPr>
+          <w:rFonts w:ascii="Open Sans" w:hAnsi="Open Sans" w:cs="Open Sans"/>
+          <w:b/>
+          <w:bCs/>
+          <w:sz w:val="32"/>
+          <w:szCs w:val="32"/>
+        </w:rPr>
+      </w:pPr>
+      <w:r>
+        <w:rPr>
+          <w:rFonts w:ascii="Open Sans" w:hAnsi="Open Sans" w:cs="Open Sans"/>
+          <w:b/>
+          <w:bCs/>
+          <w:sz w:val="32"/>
+          <w:szCs w:val="32"/>
+        </w:rPr>
+        <w:t>NIIT, Edo State — Student (2016-2017)</w:t>
+      </w:r>
+    </w:p>
+    <w:p>
+      <w:pPr>
+        <w:pBdr>
+          <w:top w:val="nil"/>
+          <w:left w:val="nil"/>
+          <w:bottom w:val="nil"/>
+          <w:right w:val="nil"/>
+          <w:between w:val="nil"/>
+        </w:pBdr>
+        <w:rPr>
+          <w:rFonts w:ascii="Open Sans" w:hAnsi="Open Sans" w:cs="Open Sans"/>
+          <w:b/>
+          <w:bCs/>
+          <w:sz w:val="32"/>
+          <w:szCs w:val="32"/>
+        </w:rPr>
+      </w:pPr>
+    </w:p>
+    <w:p>
+      <w:pPr>
+        <w:pBdr>
+          <w:top w:val="nil"/>
+          <w:left w:val="nil"/>
+          <w:bottom w:val="nil"/>
+          <w:right w:val="nil"/>
+          <w:between w:val="nil"/>
+        </w:pBdr>
+        <w:rPr>
+          <w:rFonts w:ascii="Open Sans" w:hAnsi="Open Sans" w:cs="Open Sans"/>
+          <w:sz w:val="32"/>
+          <w:szCs w:val="32"/>
+        </w:rPr>
+      </w:pPr>
+      <w:r>
+        <w:rPr>
+          <w:rFonts w:ascii="Open Sans" w:hAnsi="Open Sans" w:cs="Open Sans"/>
+          <w:sz w:val="32"/>
+          <w:szCs w:val="32"/>
+        </w:rPr>
+        <w:t>- Maintained software and installation of programs.</w:t>
+      </w:r>
+    </w:p>
+    <w:p>
+      <w:pPr>
+        <w:pBdr>
+          <w:top w:val="nil"/>
+          <w:left w:val="nil"/>
+          <w:bottom w:val="nil"/>
+          <w:right w:val="nil"/>
+          <w:between w:val="nil"/>
+        </w:pBdr>
+        <w:rPr>
+          <w:rFonts w:ascii="Open Sans" w:hAnsi="Open Sans" w:cs="Open Sans"/>
+          <w:sz w:val="32"/>
+          <w:szCs w:val="32"/>
+        </w:rPr>
+      </w:pPr>
+      <w:r>
+        <w:rPr>
+          <w:rFonts w:ascii="Open Sans" w:hAnsi="Open Sans" w:cs="Open Sans"/>
+          <w:sz w:val="32"/>
+          <w:szCs w:val="32"/>
+        </w:rPr>
+        <w:t>- Assisted in the onboarding of students.</w:t>
+      </w:r>
+    </w:p>
+    <w:p>
+      <w:pPr>
+        <w:pBdr>
+          <w:top w:val="nil"/>
+          <w:left w:val="nil"/>
+          <w:bottom w:val="nil"/>
+          <w:right w:val="nil"/>
+          <w:between w:val="nil"/>
+        </w:pBdr>
+        <w:rPr>
+          <w:rFonts w:ascii="Open Sans" w:hAnsi="Open Sans" w:cs="Open Sans"/>
+          <w:sz w:val="32"/>
+          <w:szCs w:val="32"/>
+        </w:rPr>
+      </w:pPr>
+      <w:r>
+        <w:rPr>
+          <w:rFonts w:ascii="Open Sans" w:hAnsi="Open Sans" w:cs="Open Sans"/>
+          <w:sz w:val="32"/>
+          <w:szCs w:val="32"/>
+        </w:rPr>
+        <w:t>- Repair and Maintenance of hardware systems.</w:t>
+      </w:r>
+    </w:p>
+    <w:p>
+      <w:pPr>
+        <w:pBdr>
+          <w:top w:val="nil"/>
+          <w:left w:val="nil"/>
+          <w:bottom w:val="nil"/>
+          <w:right w:val="nil"/>
+          <w:between w:val="nil"/>
+        </w:pBdr>
+        <w:rPr>
+          <w:rFonts w:ascii="Open Sans" w:hAnsi="Open Sans" w:cs="Open Sans"/>
+          <w:sz w:val="32"/>
+          <w:szCs w:val="32"/>
+        </w:rPr>
+      </w:pPr>
+    </w:p>
+    <w:p>
+      <w:pPr>
+        <w:pBdr>
+          <w:top w:val="nil"/>
+          <w:left w:val="nil"/>
+          <w:bottom w:val="nil"/>
+          <w:right w:val="nil"/>
+          <w:between w:val="nil"/>
+        </w:pBdr>
+        <w:rPr>
+          <w:rFonts w:ascii="Open Sans" w:hAnsi="Open Sans" w:cs="Open Sans"/>
+          <w:sz w:val="32"/>
+          <w:szCs w:val="32"/>
+        </w:rPr>
+      </w:pPr>
+    </w:p>
+    <w:p>
+      <w:pPr>
+        <w:pBdr>
+          <w:top w:val="nil"/>
+          <w:left w:val="nil"/>
+          <w:bottom w:val="nil"/>
+          <w:right w:val="nil"/>
+          <w:between w:val="nil"/>
+        </w:pBdr>
+        <w:rPr>
+          <w:rFonts w:ascii="Open Sans" w:hAnsi="Open Sans" w:cs="Open Sans"/>
+          <w:sz w:val="32"/>
+          <w:szCs w:val="32"/>
+        </w:rPr>
+      </w:pPr>
+    </w:p>
+    <w:p>
+      <w:pPr>
+        <w:pBdr>
+          <w:top w:val="nil"/>
+          <w:left w:val="nil"/>
+          <w:bottom w:val="nil"/>
+          <w:right w:val="nil"/>
+          <w:between w:val="nil"/>
+        </w:pBdr>
+        <w:rPr>
+          <w:rFonts w:ascii="Open Sans" w:hAnsi="Open Sans" w:cs="Open Sans"/>
+          <w:sz w:val="32"/>
+          <w:szCs w:val="32"/>
+        </w:rPr>
+      </w:pPr>
+    </w:p>
+    <w:p>
+      <w:pPr>
+        <w:pBdr>
+          <w:top w:val="nil"/>
+          <w:left w:val="nil"/>
+          <w:bottom w:val="nil"/>
+          <w:right w:val="nil"/>
+          <w:between w:val="nil"/>
+        </w:pBdr>
+        <w:rPr>
+          <w:rFonts w:ascii="Open Sans" w:hAnsi="Open Sans" w:cs="Open Sans"/>
           <w:sz w:val="32"/>
           <w:szCs w:val="32"/>
         </w:rPr>
       </w:pPr>
     </w:p>
     <w:sectPr>
-      <w:headerReference w:type="default" r:id="rId13"/>
+      <w:headerReference w:type="default" r:id="rId16"/>
       <w:pgSz w:w="12240" w:h="15840"/>
       <w:pgMar w:top="576" w:right="863" w:bottom="863" w:left="863" w:header="0" w:footer="720" w:gutter="0"/>
       <w:pgNumType w:start="1"/>
@@ -8145,6 +9776,29 @@
       <w:contextualSpacing/>
     </w:pPr>
   </w:style>
+  <w:style w:type="character" w:styleId="Hyperlink">
+    <w:name w:val="Hyperlink"/>
+    <w:basedOn w:val="DefaultParagraphFont"/>
+    <w:uiPriority w:val="99"/>
+    <w:unhideWhenUsed/>
+    <w:rsid w:val="00A3127E"/>
+    <w:rPr>
+      <w:color w:val="0000FF" w:themeColor="hyperlink"/>
+      <w:u w:val="single"/>
+    </w:rPr>
+  </w:style>
+  <w:style w:type="character" w:styleId="UnresolvedMention">
+    <w:name w:val="Unresolved Mention"/>
+    <w:basedOn w:val="DefaultParagraphFont"/>
+    <w:uiPriority w:val="99"/>
+    <w:semiHidden/>
+    <w:unhideWhenUsed/>
+    <w:rsid w:val="00A3127E"/>
+    <w:rPr>
+      <w:color w:val="605E5C"/>
+      <w:shd w:val="clear" w:color="auto" w:fill="E1DFDD"/>
+    </w:rPr>
+  </w:style>
 </w:styles>
 </file>
 
